--- a/Courses/Software-Sciences/IT-Module-3-Web-Design/08-Web-Technologies-and-Standarts/08-Web-Technologies-and-Standarts-Exercises.docx
+++ b/Courses/Software-Sciences/IT-Module-3-Web-Design/08-Web-Technologies-and-Standarts/08-Web-Technologies-and-Standarts-Exercises.docx
@@ -1,6 +1,6 @@
 
 <file path=word/document.xml><?xml version="1.0" encoding="utf-8"?>
-<w:document xmlns:wpc="http://schemas.microsoft.com/office/word/2010/wordprocessingCanvas" xmlns:cx="http://schemas.microsoft.com/office/drawing/2014/chartex" xmlns:cx1="http://schemas.microsoft.com/office/drawing/2015/9/8/chartex" xmlns:cx2="http://schemas.microsoft.com/office/drawing/2015/10/21/chartex" xmlns:cx3="http://schemas.microsoft.com/office/drawing/2016/5/9/chartex" xmlns:cx4="http://schemas.microsoft.com/office/drawing/2016/5/10/chartex" xmlns:cx5="http://schemas.microsoft.com/office/drawing/2016/5/11/chartex" xmlns:cx6="http://schemas.microsoft.com/office/drawing/2016/5/12/chartex" xmlns:cx7="http://schemas.microsoft.com/office/drawing/2016/5/13/chartex" xmlns:cx8="http://schemas.microsoft.com/office/drawing/2016/5/14/chartex" xmlns:mc="http://schemas.openxmlformats.org/markup-compatibility/2006" xmlns:aink="http://schemas.microsoft.com/office/drawing/2016/ink" xmlns:am3d="http://schemas.microsoft.com/office/drawing/2017/model3d" xmlns:o="urn:schemas-microsoft-com:office:office" xmlns:oel="http://schemas.microsoft.com/office/2019/extlst" xmlns:r="http://schemas.openxmlformats.org/officeDocument/2006/relationships" xmlns:m="http://schemas.openxmlformats.org/officeDocument/2006/math" xmlns:v="urn:schemas-microsoft-com:vml" xmlns:wp14="http://schemas.microsoft.com/office/word/2010/wordprocessingDrawing" xmlns:wp="http://schemas.openxmlformats.org/drawingml/2006/wordprocessingDrawing" xmlns:w10="urn:schemas-microsoft-com:office:word" xmlns:w="http://schemas.openxmlformats.org/wordprocessingml/2006/main" xmlns:w14="http://schemas.microsoft.com/office/word/2010/wordml" xmlns:w15="http://schemas.microsoft.com/office/word/2012/wordml" xmlns:w16cex="http://schemas.microsoft.com/office/word/2018/wordml/cex" xmlns:w16cid="http://schemas.microsoft.com/office/word/2016/wordml/cid" xmlns:w16="http://schemas.microsoft.com/office/word/2018/wordml" xmlns:w16du="http://schemas.microsoft.com/office/word/2023/wordml/word16du" xmlns:w16sdtdh="http://schemas.microsoft.com/office/word/2020/wordml/sdtdatahash" xmlns:w16se="http://schemas.microsoft.com/office/word/2015/wordml/symex" xmlns:wpg="http://schemas.microsoft.com/office/word/2010/wordprocessingGroup" xmlns:wpi="http://schemas.microsoft.com/office/word/2010/wordprocessingInk" xmlns:wne="http://schemas.microsoft.com/office/word/2006/wordml" xmlns:wps="http://schemas.microsoft.com/office/word/2010/wordprocessingShape" mc:Ignorable="w14 w15 w16se w16cid w16 w16cex w16sdtdh w16du wp14">
+<w:document xmlns:wpc="http://schemas.microsoft.com/office/word/2010/wordprocessingCanvas" xmlns:cx="http://schemas.microsoft.com/office/drawing/2014/chartex" xmlns:cx1="http://schemas.microsoft.com/office/drawing/2015/9/8/chartex" xmlns:cx2="http://schemas.microsoft.com/office/drawing/2015/10/21/chartex" xmlns:cx3="http://schemas.microsoft.com/office/drawing/2016/5/9/chartex" xmlns:cx4="http://schemas.microsoft.com/office/drawing/2016/5/10/chartex" xmlns:cx5="http://schemas.microsoft.com/office/drawing/2016/5/11/chartex" xmlns:cx6="http://schemas.microsoft.com/office/drawing/2016/5/12/chartex" xmlns:cx7="http://schemas.microsoft.com/office/drawing/2016/5/13/chartex" xmlns:cx8="http://schemas.microsoft.com/office/drawing/2016/5/14/chartex" xmlns:mc="http://schemas.openxmlformats.org/markup-compatibility/2006" xmlns:aink="http://schemas.microsoft.com/office/drawing/2016/ink" xmlns:am3d="http://schemas.microsoft.com/office/drawing/2017/model3d" xmlns:o="urn:schemas-microsoft-com:office:office" xmlns:oel="http://schemas.microsoft.com/office/2019/extlst" xmlns:r="http://schemas.openxmlformats.org/officeDocument/2006/relationships" xmlns:m="http://schemas.openxmlformats.org/officeDocument/2006/math" xmlns:v="urn:schemas-microsoft-com:vml" xmlns:wp14="http://schemas.microsoft.com/office/word/2010/wordprocessingDrawing" xmlns:wp="http://schemas.openxmlformats.org/drawingml/2006/wordprocessingDrawing" xmlns:w10="urn:schemas-microsoft-com:office:word" xmlns:w="http://schemas.openxmlformats.org/wordprocessingml/2006/main" xmlns:w14="http://schemas.microsoft.com/office/word/2010/wordml" xmlns:w15="http://schemas.microsoft.com/office/word/2012/wordml" xmlns:w16cex="http://schemas.microsoft.com/office/word/2018/wordml/cex" xmlns:w16cid="http://schemas.microsoft.com/office/word/2016/wordml/cid" xmlns:w16="http://schemas.microsoft.com/office/word/2018/wordml" xmlns:w16sdtdh="http://schemas.microsoft.com/office/word/2020/wordml/sdtdatahash" xmlns:w16se="http://schemas.microsoft.com/office/word/2015/wordml/symex" xmlns:wpg="http://schemas.microsoft.com/office/word/2010/wordprocessingGroup" xmlns:wpi="http://schemas.microsoft.com/office/word/2010/wordprocessingInk" xmlns:wne="http://schemas.microsoft.com/office/word/2006/wordml" xmlns:wps="http://schemas.microsoft.com/office/word/2010/wordprocessingShape" mc:Ignorable="w14 w15 w16se w16cid w16 w16cex w16sdtdh wp14">
   <w:body>
     <w:p>
       <w:pPr>
@@ -80,7 +80,7 @@
           <w:noProof/>
         </w:rPr>
         <w:drawing>
-          <wp:inline distT="0" distB="0" distL="0" distR="0" wp14:anchorId="73F5C6D6" wp14:editId="27E17E64">
+          <wp:inline distT="0" distB="0" distL="0" distR="0" wp14:anchorId="73F5C6D6" wp14:editId="3B96A003">
             <wp:extent cx="1065886" cy="497260"/>
             <wp:effectExtent l="0" t="0" r="1270" b="0"/>
             <wp:docPr id="470543985" name="Picture 1"/>
@@ -613,63 +613,1014 @@
     </w:p>
     <w:p>
       <w:pPr>
-        <w:rPr>
-          <w:sz w:val="32"/>
-          <w:szCs w:val="32"/>
-          <w:lang w:val="bg-BG"/>
-        </w:rPr>
-      </w:pPr>
-      <w:r>
-        <w:rPr>
-          <w:sz w:val="32"/>
-          <w:szCs w:val="32"/>
-          <w:highlight w:val="yellow"/>
-          <w:lang w:val="bg-BG"/>
-        </w:rPr>
-        <w:t xml:space="preserve">Да се добави задачка за копиране на </w:t>
-      </w:r>
-      <w:r>
-        <w:rPr>
-          <w:sz w:val="32"/>
-          <w:szCs w:val="32"/>
-          <w:highlight w:val="yellow"/>
-          <w:lang w:val="en-GB"/>
+        <w:pStyle w:val="Heading2"/>
+        <w:numPr>
+          <w:ilvl w:val="0"/>
+          <w:numId w:val="0"/>
+        </w:numPr>
+      </w:pPr>
+      <w:r>
+        <w:t>Задачи</w:t>
+      </w:r>
+      <w:r>
+        <w:rPr>
+          <w:lang w:val="en-US"/>
+        </w:rPr>
+        <w:t>:</w:t>
+      </w:r>
+    </w:p>
+    <w:p>
+      <w:pPr>
+        <w:pStyle w:val="Heading3"/>
+        <w:numPr>
+          <w:ilvl w:val="0"/>
+          <w:numId w:val="6"/>
+        </w:numPr>
+        <w:rPr>
+          <w:lang w:val="bg-BG"/>
+        </w:rPr>
+      </w:pPr>
+      <w:r>
+        <w:rPr>
+          <w:lang w:val="bg-BG"/>
+        </w:rPr>
+        <w:t xml:space="preserve">Запазване </w:t>
+      </w:r>
+      <w:r>
+        <w:t>HTML</w:t>
+      </w:r>
+      <w:r>
+        <w:t xml:space="preserve"> </w:t>
+      </w:r>
+      <w:r>
+        <w:rPr>
+          <w:lang w:val="bg-BG"/>
+        </w:rPr>
+        <w:t>структура на уеб сайт</w:t>
+      </w:r>
+    </w:p>
+    <w:p>
+      <w:pPr>
+        <w:rPr>
+          <w:lang w:val="bg-BG"/>
+        </w:rPr>
+      </w:pPr>
+      <w:r>
+        <w:rPr>
+          <w:lang w:val="bg-BG"/>
+        </w:rPr>
+        <w:t>С помощта на</w:t>
+      </w:r>
+      <w:r>
+        <w:t xml:space="preserve"> </w:t>
+      </w:r>
+      <w:r>
+        <w:rPr>
+          <w:b/>
+          <w:bCs/>
+        </w:rPr>
+        <w:t>Developer Tools</w:t>
+      </w:r>
+      <w:r>
+        <w:rPr>
+          <w:lang w:val="bg-BG"/>
+        </w:rPr>
+        <w:t xml:space="preserve">, копирайте </w:t>
+      </w:r>
+      <w:r>
+        <w:rPr>
+          <w:b/>
+          <w:bCs/>
         </w:rPr>
         <w:t xml:space="preserve">HTML </w:t>
       </w:r>
       <w:r>
         <w:rPr>
-          <w:sz w:val="32"/>
-          <w:szCs w:val="32"/>
-          <w:highlight w:val="yellow"/>
-          <w:lang w:val="bg-BG"/>
-        </w:rPr>
-        <w:t xml:space="preserve">дървото от </w:t>
-      </w:r>
-      <w:proofErr w:type="spellStart"/>
-      <w:r>
-        <w:rPr>
-          <w:sz w:val="32"/>
-          <w:szCs w:val="32"/>
-          <w:highlight w:val="yellow"/>
-          <w:lang w:val="en-GB"/>
-        </w:rPr>
-        <w:t>DevTools</w:t>
-      </w:r>
-      <w:proofErr w:type="spellEnd"/>
-      <w:r>
-        <w:rPr>
-          <w:sz w:val="32"/>
-          <w:szCs w:val="32"/>
-          <w:highlight w:val="yellow"/>
-          <w:lang w:val="bg-BG"/>
-        </w:rPr>
-        <w:t xml:space="preserve"> в текстови файл.</w:t>
+          <w:b/>
+          <w:bCs/>
+          <w:lang w:val="bg-BG"/>
+        </w:rPr>
+        <w:t>дървото</w:t>
+      </w:r>
+      <w:r>
+        <w:rPr>
+          <w:lang w:val="bg-BG"/>
+        </w:rPr>
+        <w:t xml:space="preserve"> на </w:t>
+      </w:r>
+      <w:r>
+        <w:rPr>
+          <w:b/>
+          <w:bCs/>
+          <w:lang w:val="bg-BG"/>
+        </w:rPr>
+        <w:t>сайта</w:t>
+      </w:r>
+      <w:r>
+        <w:rPr>
+          <w:lang w:val="bg-BG"/>
+        </w:rPr>
+        <w:t xml:space="preserve"> </w:t>
+      </w:r>
+      <w:r>
+        <w:rPr>
+          <w:lang w:val="bg-BG"/>
+        </w:rPr>
+        <w:t xml:space="preserve">на </w:t>
+      </w:r>
+      <w:r>
+        <w:rPr>
+          <w:b/>
+          <w:bCs/>
+        </w:rPr>
+        <w:t>Wikipedia</w:t>
+      </w:r>
+      <w:r>
+        <w:rPr>
+          <w:lang w:val="bg-BG"/>
+        </w:rPr>
+        <w:t>.</w:t>
+      </w:r>
+    </w:p>
+    <w:p>
+      <w:pPr>
+        <w:pStyle w:val="Heading3"/>
+      </w:pPr>
+      <w:r>
+        <w:rPr>
+          <w:lang w:val="bg-BG"/>
+        </w:rPr>
+        <w:t>Насоки</w:t>
+      </w:r>
+      <w:r>
+        <w:t>:</w:t>
+      </w:r>
+    </w:p>
+    <w:p>
+      <w:pPr>
+        <w:pStyle w:val="ListParagraph"/>
+        <w:numPr>
+          <w:ilvl w:val="0"/>
+          <w:numId w:val="8"/>
+        </w:numPr>
+        <w:spacing w:after="0"/>
+        <w:rPr>
+          <w:lang w:val="bg-BG"/>
+        </w:rPr>
+      </w:pPr>
+      <w:r>
+        <w:rPr>
+          <w:lang w:val="bg-BG"/>
+        </w:rPr>
+        <w:t>Отворете</w:t>
+      </w:r>
+      <w:r>
+        <w:rPr>
+          <w:lang w:val="bg-BG"/>
+        </w:rPr>
+        <w:t xml:space="preserve"> </w:t>
+      </w:r>
+      <w:r>
+        <w:rPr>
+          <w:b/>
+          <w:bCs/>
+          <w:lang w:val="bg-BG"/>
+        </w:rPr>
+        <w:t>сайта</w:t>
+      </w:r>
+      <w:r>
+        <w:rPr>
+          <w:lang w:val="bg-BG"/>
+        </w:rPr>
+        <w:t xml:space="preserve"> </w:t>
+      </w:r>
+      <w:hyperlink r:id="rId9" w:history="1">
+        <w:r>
+          <w:rPr>
+            <w:rStyle w:val="Hyperlink"/>
+            <w:lang w:val="bg-BG"/>
+          </w:rPr>
+          <w:t>bg.wikipedia.org</w:t>
+        </w:r>
+      </w:hyperlink>
+      <w:r>
+        <w:t xml:space="preserve"> </w:t>
+      </w:r>
+      <w:r>
+        <w:rPr>
+          <w:lang w:val="bg-BG"/>
+        </w:rPr>
+        <w:t xml:space="preserve"> и </w:t>
+      </w:r>
+      <w:r>
+        <w:rPr>
+          <w:lang w:val="bg-BG"/>
+        </w:rPr>
+        <w:t>кликнете</w:t>
+      </w:r>
+      <w:r>
+        <w:rPr>
+          <w:lang w:val="bg-BG"/>
+        </w:rPr>
+        <w:t xml:space="preserve"> с </w:t>
+      </w:r>
+      <w:r>
+        <w:rPr>
+          <w:b/>
+          <w:bCs/>
+          <w:lang w:val="bg-BG"/>
+        </w:rPr>
+        <w:t xml:space="preserve">десен бутон </w:t>
+      </w:r>
+      <w:r>
+        <w:rPr>
+          <w:b/>
+          <w:bCs/>
+          <w:lang w:val="bg-BG"/>
+        </w:rPr>
+        <w:t>върху страницата</w:t>
+      </w:r>
+      <w:r>
+        <w:rPr>
+          <w:lang w:val="bg-BG"/>
+        </w:rPr>
+        <w:t xml:space="preserve"> </w:t>
+      </w:r>
+      <w:r>
+        <w:rPr>
+          <w:sz w:val="20"/>
+          <w:szCs w:val="20"/>
+        </w:rPr>
+        <w:sym w:font="Wingdings" w:char="F0E0"/>
+      </w:r>
+      <w:r>
+        <w:t xml:space="preserve"> </w:t>
+      </w:r>
+      <w:r>
+        <w:rPr>
+          <w:rFonts w:ascii="Consolas" w:hAnsi="Consolas" w:cs="Consolas"/>
+          <w:b/>
+          <w:bCs/>
+        </w:rPr>
+        <w:t>Inspect</w:t>
+      </w:r>
+      <w:r>
+        <w:rPr>
+          <w:rFonts w:ascii="Calibri" w:hAnsi="Calibri" w:cs="Calibri"/>
+        </w:rPr>
+        <w:t>.</w:t>
+      </w:r>
+    </w:p>
+    <w:p>
+      <w:pPr>
+        <w:spacing w:after="0"/>
+        <w:rPr>
+          <w:lang w:val="bg-BG"/>
+        </w:rPr>
+      </w:pPr>
+      <w:r>
+        <w:rPr>
+          <w:noProof/>
+        </w:rPr>
+        <w:lastRenderedPageBreak/>
+        <mc:AlternateContent>
+          <mc:Choice Requires="wps">
+            <w:drawing>
+              <wp:anchor distT="0" distB="0" distL="114300" distR="114300" simplePos="0" relativeHeight="251659264" behindDoc="0" locked="0" layoutInCell="1" allowOverlap="1" wp14:anchorId="22348311" wp14:editId="61DF1E25">
+                <wp:simplePos x="0" y="0"/>
+                <wp:positionH relativeFrom="column">
+                  <wp:posOffset>2779845</wp:posOffset>
+                </wp:positionH>
+                <wp:positionV relativeFrom="paragraph">
+                  <wp:posOffset>997585</wp:posOffset>
+                </wp:positionV>
+                <wp:extent cx="693152" cy="533065"/>
+                <wp:effectExtent l="12700" t="38100" r="18415" b="38735"/>
+                <wp:wrapNone/>
+                <wp:docPr id="1966454879" name="Arrow: Right 10"/>
+                <wp:cNvGraphicFramePr/>
+                <a:graphic xmlns:a="http://schemas.openxmlformats.org/drawingml/2006/main">
+                  <a:graphicData uri="http://schemas.microsoft.com/office/word/2010/wordprocessingShape">
+                    <wps:wsp>
+                      <wps:cNvSpPr/>
+                      <wps:spPr>
+                        <a:xfrm>
+                          <a:off x="0" y="0"/>
+                          <a:ext cx="693152" cy="533065"/>
+                        </a:xfrm>
+                        <a:prstGeom prst="rightArrow">
+                          <a:avLst/>
+                        </a:prstGeom>
+                        <a:solidFill>
+                          <a:srgbClr val="234465"/>
+                        </a:solidFill>
+                        <a:ln w="25400" cap="flat" cmpd="sng" algn="ctr">
+                          <a:solidFill>
+                            <a:srgbClr val="234465"/>
+                          </a:solidFill>
+                          <a:prstDash val="solid"/>
+                        </a:ln>
+                        <a:effectLst/>
+                      </wps:spPr>
+                      <wps:bodyPr rtlCol="0" anchor="ctr"/>
+                    </wps:wsp>
+                  </a:graphicData>
+                </a:graphic>
+                <wp14:sizeRelH relativeFrom="margin">
+                  <wp14:pctWidth>0</wp14:pctWidth>
+                </wp14:sizeRelH>
+                <wp14:sizeRelV relativeFrom="margin">
+                  <wp14:pctHeight>0</wp14:pctHeight>
+                </wp14:sizeRelV>
+              </wp:anchor>
+            </w:drawing>
+          </mc:Choice>
+          <mc:Fallback>
+            <w:pict>
+              <v:shapetype w14:anchorId="513D1D5C" id="_x0000_t13" coordsize="21600,21600" o:spt="13" adj="16200,5400" path="m@0,l@0@1,0@1,0@2@0@2@0,21600,21600,10800xe">
+                <v:stroke joinstyle="miter"/>
+                <v:formulas>
+                  <v:f eqn="val #0"/>
+                  <v:f eqn="val #1"/>
+                  <v:f eqn="sum height 0 #1"/>
+                  <v:f eqn="sum 10800 0 #1"/>
+                  <v:f eqn="sum width 0 #0"/>
+                  <v:f eqn="prod @4 @3 10800"/>
+                  <v:f eqn="sum width 0 @5"/>
+                </v:formulas>
+                <v:path o:connecttype="custom" o:connectlocs="@0,0;0,10800;@0,21600;21600,10800" o:connectangles="270,180,90,0" textboxrect="0,@1,@6,@2"/>
+                <v:handles>
+                  <v:h position="#0,#1" xrange="0,21600" yrange="0,10800"/>
+                </v:handles>
+              </v:shapetype>
+              <v:shape id="Arrow: Right 10" o:spid="_x0000_s1026" type="#_x0000_t13" style="position:absolute;margin-left:218.9pt;margin-top:78.55pt;width:54.6pt;height:41.95pt;z-index:251659264;visibility:visible;mso-wrap-style:square;mso-width-percent:0;mso-height-percent:0;mso-wrap-distance-left:9pt;mso-wrap-distance-top:0;mso-wrap-distance-right:9pt;mso-wrap-distance-bottom:0;mso-position-horizontal:absolute;mso-position-horizontal-relative:text;mso-position-vertical:absolute;mso-position-vertical-relative:text;mso-width-percent:0;mso-height-percent:0;mso-width-relative:margin;mso-height-relative:margin;v-text-anchor:middle" o:gfxdata="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" adj="13294" fillcolor="#234465" strokecolor="#234465" strokeweight="2pt"/>
+            </w:pict>
+          </mc:Fallback>
+        </mc:AlternateContent>
+      </w:r>
+      <w:r>
+        <w:drawing>
+          <wp:anchor distT="0" distB="0" distL="114300" distR="114300" simplePos="0" relativeHeight="251660288" behindDoc="1" locked="0" layoutInCell="1" allowOverlap="1" wp14:anchorId="79177D69" wp14:editId="57CC8A42">
+            <wp:simplePos x="0" y="0"/>
+            <wp:positionH relativeFrom="column">
+              <wp:posOffset>3752850</wp:posOffset>
+            </wp:positionH>
+            <wp:positionV relativeFrom="paragraph">
+              <wp:posOffset>12700</wp:posOffset>
+            </wp:positionV>
+            <wp:extent cx="2317115" cy="2300605"/>
+            <wp:effectExtent l="12700" t="12700" r="6985" b="10795"/>
+            <wp:wrapTight wrapText="bothSides">
+              <wp:wrapPolygon edited="0">
+                <wp:start x="-118" y="-119"/>
+                <wp:lineTo x="-118" y="21582"/>
+                <wp:lineTo x="21547" y="21582"/>
+                <wp:lineTo x="21547" y="-119"/>
+                <wp:lineTo x="-118" y="-119"/>
+              </wp:wrapPolygon>
+            </wp:wrapTight>
+            <wp:docPr id="8" name="Picture 7">
+              <a:extLst xmlns:a="http://schemas.openxmlformats.org/drawingml/2006/main">
+                <a:ext uri="{FF2B5EF4-FFF2-40B4-BE49-F238E27FC236}">
+                  <a16:creationId xmlns:a16="http://schemas.microsoft.com/office/drawing/2014/main" id="{ED0E2FD5-76A6-5B84-DE05-7B9D4733D95E}"/>
+                </a:ext>
+              </a:extLst>
+            </wp:docPr>
+            <wp:cNvGraphicFramePr>
+              <a:graphicFrameLocks xmlns:a="http://schemas.openxmlformats.org/drawingml/2006/main" noChangeAspect="1"/>
+            </wp:cNvGraphicFramePr>
+            <a:graphic xmlns:a="http://schemas.openxmlformats.org/drawingml/2006/main">
+              <a:graphicData uri="http://schemas.openxmlformats.org/drawingml/2006/picture">
+                <pic:pic xmlns:pic="http://schemas.openxmlformats.org/drawingml/2006/picture">
+                  <pic:nvPicPr>
+                    <pic:cNvPr id="8" name="Picture 7">
+                      <a:extLst>
+                        <a:ext uri="{FF2B5EF4-FFF2-40B4-BE49-F238E27FC236}">
+                          <a16:creationId xmlns:a16="http://schemas.microsoft.com/office/drawing/2014/main" id="{ED0E2FD5-76A6-5B84-DE05-7B9D4733D95E}"/>
+                        </a:ext>
+                      </a:extLst>
+                    </pic:cNvPr>
+                    <pic:cNvPicPr>
+                      <a:picLocks noChangeAspect="1"/>
+                    </pic:cNvPicPr>
+                  </pic:nvPicPr>
+                  <pic:blipFill>
+                    <a:blip r:embed="rId10" cstate="print">
+                      <a:extLst>
+                        <a:ext uri="{28A0092B-C50C-407E-A947-70E740481C1C}">
+                          <a14:useLocalDpi xmlns:a14="http://schemas.microsoft.com/office/drawing/2010/main" val="0"/>
+                        </a:ext>
+                      </a:extLst>
+                    </a:blip>
+                    <a:stretch>
+                      <a:fillRect/>
+                    </a:stretch>
+                  </pic:blipFill>
+                  <pic:spPr>
+                    <a:xfrm>
+                      <a:off x="0" y="0"/>
+                      <a:ext cx="2317115" cy="2300605"/>
+                    </a:xfrm>
+                    <a:prstGeom prst="rect">
+                      <a:avLst/>
+                    </a:prstGeom>
+                    <a:ln>
+                      <a:solidFill>
+                        <a:schemeClr val="bg2">
+                          <a:lumMod val="75000"/>
+                        </a:schemeClr>
+                      </a:solidFill>
+                    </a:ln>
+                  </pic:spPr>
+                </pic:pic>
+              </a:graphicData>
+            </a:graphic>
+            <wp14:sizeRelH relativeFrom="page">
+              <wp14:pctWidth>0</wp14:pctWidth>
+            </wp14:sizeRelH>
+            <wp14:sizeRelV relativeFrom="page">
+              <wp14:pctHeight>0</wp14:pctHeight>
+            </wp14:sizeRelV>
+          </wp:anchor>
+        </w:drawing>
+      </w:r>
+      <w:r>
+        <w:drawing>
+          <wp:inline distT="0" distB="0" distL="0" distR="0" wp14:anchorId="0AD94BCE" wp14:editId="2BF3E15F">
+            <wp:extent cx="2445365" cy="2301169"/>
+            <wp:effectExtent l="12700" t="12700" r="19050" b="10795"/>
+            <wp:docPr id="6" name="Picture 5">
+              <a:extLst xmlns:a="http://schemas.openxmlformats.org/drawingml/2006/main">
+                <a:ext uri="{FF2B5EF4-FFF2-40B4-BE49-F238E27FC236}">
+                  <a16:creationId xmlns:a16="http://schemas.microsoft.com/office/drawing/2014/main" id="{B59D0951-BC11-E992-5A7C-E15AF435CD89}"/>
+                </a:ext>
+              </a:extLst>
+            </wp:docPr>
+            <wp:cNvGraphicFramePr>
+              <a:graphicFrameLocks xmlns:a="http://schemas.openxmlformats.org/drawingml/2006/main" noChangeAspect="1"/>
+            </wp:cNvGraphicFramePr>
+            <a:graphic xmlns:a="http://schemas.openxmlformats.org/drawingml/2006/main">
+              <a:graphicData uri="http://schemas.openxmlformats.org/drawingml/2006/picture">
+                <pic:pic xmlns:pic="http://schemas.openxmlformats.org/drawingml/2006/picture">
+                  <pic:nvPicPr>
+                    <pic:cNvPr id="6" name="Picture 5">
+                      <a:extLst>
+                        <a:ext uri="{FF2B5EF4-FFF2-40B4-BE49-F238E27FC236}">
+                          <a16:creationId xmlns:a16="http://schemas.microsoft.com/office/drawing/2014/main" id="{B59D0951-BC11-E992-5A7C-E15AF435CD89}"/>
+                        </a:ext>
+                      </a:extLst>
+                    </pic:cNvPr>
+                    <pic:cNvPicPr>
+                      <a:picLocks noChangeAspect="1"/>
+                    </pic:cNvPicPr>
+                  </pic:nvPicPr>
+                  <pic:blipFill>
+                    <a:blip r:embed="rId11">
+                      <a:extLst>
+                        <a:ext uri="{28A0092B-C50C-407E-A947-70E740481C1C}">
+                          <a14:useLocalDpi xmlns:a14="http://schemas.microsoft.com/office/drawing/2010/main"/>
+                        </a:ext>
+                      </a:extLst>
+                    </a:blip>
+                    <a:stretch>
+                      <a:fillRect/>
+                    </a:stretch>
+                  </pic:blipFill>
+                  <pic:spPr>
+                    <a:xfrm>
+                      <a:off x="0" y="0"/>
+                      <a:ext cx="2575161" cy="2423311"/>
+                    </a:xfrm>
+                    <a:prstGeom prst="rect">
+                      <a:avLst/>
+                    </a:prstGeom>
+                    <a:ln>
+                      <a:solidFill>
+                        <a:schemeClr val="bg2">
+                          <a:lumMod val="75000"/>
+                        </a:schemeClr>
+                      </a:solidFill>
+                    </a:ln>
+                  </pic:spPr>
+                </pic:pic>
+              </a:graphicData>
+            </a:graphic>
+          </wp:inline>
+        </w:drawing>
+      </w:r>
+    </w:p>
+    <w:p>
+      <w:pPr>
+        <w:pStyle w:val="ListParagraph"/>
+        <w:numPr>
+          <w:ilvl w:val="0"/>
+          <w:numId w:val="8"/>
+        </w:numPr>
+        <w:spacing w:after="0"/>
+        <w:rPr>
+          <w:lang w:val="bg-BG"/>
+        </w:rPr>
+      </w:pPr>
+      <w:r>
+        <w:rPr>
+          <w:lang w:val="bg-BG"/>
+        </w:rPr>
+        <w:t xml:space="preserve">В таба </w:t>
+      </w:r>
+      <w:r>
+        <w:rPr>
+          <w:rFonts w:ascii="Consolas" w:hAnsi="Consolas" w:cs="Consolas"/>
+          <w:b/>
+          <w:bCs/>
+        </w:rPr>
+        <w:t>Elements</w:t>
+      </w:r>
+      <w:r>
+        <w:rPr>
+          <w:lang w:val="bg-BG"/>
+        </w:rPr>
+        <w:t xml:space="preserve"> кликнете</w:t>
+      </w:r>
+      <w:r>
+        <w:t xml:space="preserve"> </w:t>
+      </w:r>
+      <w:r>
+        <w:rPr>
+          <w:lang w:val="bg-BG"/>
+        </w:rPr>
+        <w:t xml:space="preserve">върху </w:t>
+      </w:r>
+      <w:r>
+        <w:rPr>
+          <w:rFonts w:ascii="Consolas" w:hAnsi="Consolas" w:cs="Consolas"/>
+          <w:b/>
+          <w:bCs/>
+          <w:lang w:val="bg-BG"/>
+        </w:rPr>
+        <w:t>&lt;</w:t>
+      </w:r>
+      <w:r>
+        <w:rPr>
+          <w:rFonts w:ascii="Consolas" w:hAnsi="Consolas" w:cs="Consolas"/>
+          <w:b/>
+          <w:bCs/>
+        </w:rPr>
+        <w:t>html&gt;</w:t>
+      </w:r>
+      <w:r>
+        <w:rPr>
+          <w:lang w:val="bg-BG"/>
+        </w:rPr>
+        <w:t xml:space="preserve"> с </w:t>
+      </w:r>
+      <w:r>
+        <w:rPr>
+          <w:b/>
+          <w:bCs/>
+          <w:lang w:val="bg-BG"/>
+        </w:rPr>
+        <w:t>десен бутон</w:t>
+      </w:r>
+      <w:r>
+        <w:rPr>
+          <w:lang w:val="bg-BG"/>
+        </w:rPr>
+        <w:t xml:space="preserve"> </w:t>
+      </w:r>
+      <w:r>
+        <w:rPr>
+          <w:sz w:val="20"/>
+          <w:szCs w:val="20"/>
+        </w:rPr>
+        <w:sym w:font="Wingdings" w:char="F0E0"/>
+      </w:r>
+      <w:r>
+        <w:t xml:space="preserve"> </w:t>
+      </w:r>
+      <w:r>
+        <w:rPr>
+          <w:rFonts w:ascii="Consolas" w:hAnsi="Consolas" w:cs="Consolas"/>
+          <w:b/>
+          <w:bCs/>
+        </w:rPr>
+        <w:t>Inspect</w:t>
+      </w:r>
+      <w:r>
+        <w:rPr>
+          <w:sz w:val="20"/>
+          <w:szCs w:val="20"/>
+        </w:rPr>
+        <w:sym w:font="Wingdings" w:char="F0E0"/>
+      </w:r>
+      <w:r>
+        <w:t xml:space="preserve"> </w:t>
+      </w:r>
+      <w:r>
+        <w:rPr>
+          <w:rFonts w:ascii="Consolas" w:hAnsi="Consolas" w:cs="Consolas"/>
+          <w:b/>
+          <w:bCs/>
+        </w:rPr>
+        <w:t>Copy</w:t>
+      </w:r>
+      <w:r>
+        <w:rPr>
+          <w:rFonts w:ascii="Calibri" w:hAnsi="Calibri" w:cs="Calibri"/>
+          <w:b/>
+          <w:bCs/>
+        </w:rPr>
+        <w:t xml:space="preserve"> </w:t>
+      </w:r>
+      <w:r>
+        <w:rPr>
+          <w:rFonts w:ascii="Consolas" w:hAnsi="Consolas" w:cs="Consolas"/>
+          <w:b/>
+          <w:bCs/>
+        </w:rPr>
+        <w:t>outerHTML</w:t>
+      </w:r>
+      <w:r>
+        <w:rPr>
+          <w:rFonts w:ascii="Calibri" w:hAnsi="Calibri" w:cs="Calibri"/>
+        </w:rPr>
+        <w:t>.</w:t>
+      </w:r>
+    </w:p>
+    <w:p>
+      <w:pPr>
+        <w:spacing w:after="0"/>
+        <w:rPr>
+          <w:lang w:val="bg-BG"/>
+        </w:rPr>
+      </w:pPr>
+      <w:r>
+        <w:rPr>
+          <w:noProof/>
+          <w:lang w:val="bg-BG"/>
+        </w:rPr>
+        <w:drawing>
+          <wp:inline distT="0" distB="0" distL="0" distR="0" wp14:anchorId="271C89C7" wp14:editId="782FAB53">
+            <wp:extent cx="2444750" cy="1296834"/>
+            <wp:effectExtent l="12700" t="12700" r="6350" b="11430"/>
+            <wp:docPr id="1203319788" name="Picture 1"/>
+            <wp:cNvGraphicFramePr>
+              <a:graphicFrameLocks xmlns:a="http://schemas.openxmlformats.org/drawingml/2006/main" noChangeAspect="1"/>
+            </wp:cNvGraphicFramePr>
+            <a:graphic xmlns:a="http://schemas.openxmlformats.org/drawingml/2006/main">
+              <a:graphicData uri="http://schemas.openxmlformats.org/drawingml/2006/picture">
+                <pic:pic xmlns:pic="http://schemas.openxmlformats.org/drawingml/2006/picture">
+                  <pic:nvPicPr>
+                    <pic:cNvPr id="1203319788" name="Picture 1203319788"/>
+                    <pic:cNvPicPr/>
+                  </pic:nvPicPr>
+                  <pic:blipFill>
+                    <a:blip r:embed="rId12" cstate="print">
+                      <a:extLst>
+                        <a:ext uri="{28A0092B-C50C-407E-A947-70E740481C1C}">
+                          <a14:useLocalDpi xmlns:a14="http://schemas.microsoft.com/office/drawing/2010/main" val="0"/>
+                        </a:ext>
+                      </a:extLst>
+                    </a:blip>
+                    <a:stretch>
+                      <a:fillRect/>
+                    </a:stretch>
+                  </pic:blipFill>
+                  <pic:spPr>
+                    <a:xfrm>
+                      <a:off x="0" y="0"/>
+                      <a:ext cx="2541432" cy="1348119"/>
+                    </a:xfrm>
+                    <a:prstGeom prst="rect">
+                      <a:avLst/>
+                    </a:prstGeom>
+                    <a:ln>
+                      <a:solidFill>
+                        <a:schemeClr val="bg1">
+                          <a:lumMod val="75000"/>
+                        </a:schemeClr>
+                      </a:solidFill>
+                    </a:ln>
+                  </pic:spPr>
+                </pic:pic>
+              </a:graphicData>
+            </a:graphic>
+          </wp:inline>
+        </w:drawing>
+      </w:r>
+    </w:p>
+    <w:p>
+      <w:pPr>
+        <w:pStyle w:val="ListParagraph"/>
+        <w:numPr>
+          <w:ilvl w:val="0"/>
+          <w:numId w:val="8"/>
+        </w:numPr>
+        <w:spacing w:after="0"/>
+        <w:rPr>
+          <w:lang w:val="bg-BG"/>
+        </w:rPr>
+      </w:pPr>
+      <w:r>
+        <w:rPr>
+          <w:lang w:val="bg-BG"/>
+        </w:rPr>
+        <w:t>Отворете</w:t>
+      </w:r>
+      <w:r>
+        <w:rPr>
+          <w:lang w:val="bg-BG"/>
+        </w:rPr>
+        <w:t xml:space="preserve"> </w:t>
+      </w:r>
+      <w:r>
+        <w:rPr>
+          <w:b/>
+          <w:bCs/>
+          <w:lang w:val="bg-BG"/>
+        </w:rPr>
+        <w:t>текстов редактор</w:t>
+      </w:r>
+      <w:r>
+        <w:rPr>
+          <w:b/>
+          <w:bCs/>
+        </w:rPr>
+        <w:t xml:space="preserve"> </w:t>
+      </w:r>
+      <w:r>
+        <w:rPr>
+          <w:lang w:val="bg-BG"/>
+        </w:rPr>
+        <w:t>по избор</w:t>
+      </w:r>
+      <w:r>
+        <w:rPr>
+          <w:lang w:val="bg-BG"/>
+        </w:rPr>
+        <w:t xml:space="preserve">, напр. </w:t>
+      </w:r>
+      <w:r>
+        <w:rPr>
+          <w:b/>
+          <w:bCs/>
+        </w:rPr>
+        <w:t xml:space="preserve">VS Code </w:t>
+      </w:r>
+      <w:r>
+        <w:rPr>
+          <w:lang w:val="bg-BG"/>
+        </w:rPr>
+        <w:t xml:space="preserve">и </w:t>
+      </w:r>
+      <w:r>
+        <w:rPr>
+          <w:b/>
+          <w:bCs/>
+          <w:lang w:val="bg-BG"/>
+        </w:rPr>
+        <w:t>поставете</w:t>
+      </w:r>
+      <w:r>
+        <w:rPr>
+          <w:b/>
+          <w:bCs/>
+          <w:lang w:val="bg-BG"/>
+        </w:rPr>
+        <w:t xml:space="preserve"> кода</w:t>
+      </w:r>
+      <w:r>
+        <w:rPr>
+          <w:lang w:val="bg-BG"/>
+        </w:rPr>
+        <w:t>.</w:t>
+      </w:r>
+    </w:p>
+    <w:p>
+      <w:pPr>
+        <w:spacing w:after="0"/>
+        <w:rPr>
+          <w:lang w:val="bg-BG"/>
+        </w:rPr>
+      </w:pPr>
+      <w:r>
+        <w:rPr>
+          <w:noProof/>
+          <w:lang w:val="bg-BG"/>
+        </w:rPr>
+        <w:drawing>
+          <wp:inline distT="0" distB="0" distL="0" distR="0" wp14:anchorId="1C1E9A4A" wp14:editId="78BFFBE6">
+            <wp:extent cx="2459915" cy="2160229"/>
+            <wp:effectExtent l="12700" t="12700" r="17145" b="12065"/>
+            <wp:docPr id="1217731844" name="Picture 2"/>
+            <wp:cNvGraphicFramePr>
+              <a:graphicFrameLocks xmlns:a="http://schemas.openxmlformats.org/drawingml/2006/main" noChangeAspect="1"/>
+            </wp:cNvGraphicFramePr>
+            <a:graphic xmlns:a="http://schemas.openxmlformats.org/drawingml/2006/main">
+              <a:graphicData uri="http://schemas.openxmlformats.org/drawingml/2006/picture">
+                <pic:pic xmlns:pic="http://schemas.openxmlformats.org/drawingml/2006/picture">
+                  <pic:nvPicPr>
+                    <pic:cNvPr id="1217731844" name="Picture 1217731844"/>
+                    <pic:cNvPicPr/>
+                  </pic:nvPicPr>
+                  <pic:blipFill>
+                    <a:blip r:embed="rId13" cstate="print">
+                      <a:extLst>
+                        <a:ext uri="{28A0092B-C50C-407E-A947-70E740481C1C}">
+                          <a14:useLocalDpi xmlns:a14="http://schemas.microsoft.com/office/drawing/2010/main" val="0"/>
+                        </a:ext>
+                      </a:extLst>
+                    </a:blip>
+                    <a:stretch>
+                      <a:fillRect/>
+                    </a:stretch>
+                  </pic:blipFill>
+                  <pic:spPr>
+                    <a:xfrm>
+                      <a:off x="0" y="0"/>
+                      <a:ext cx="2504286" cy="2199195"/>
+                    </a:xfrm>
+                    <a:prstGeom prst="rect">
+                      <a:avLst/>
+                    </a:prstGeom>
+                    <a:ln>
+                      <a:solidFill>
+                        <a:schemeClr val="bg1">
+                          <a:lumMod val="75000"/>
+                        </a:schemeClr>
+                      </a:solidFill>
+                    </a:ln>
+                  </pic:spPr>
+                </pic:pic>
+              </a:graphicData>
+            </a:graphic>
+          </wp:inline>
+        </w:drawing>
+      </w:r>
+    </w:p>
+    <w:p>
+      <w:pPr>
+        <w:pStyle w:val="ListParagraph"/>
+        <w:numPr>
+          <w:ilvl w:val="0"/>
+          <w:numId w:val="8"/>
+        </w:numPr>
+        <w:spacing w:after="0"/>
+        <w:rPr>
+          <w:lang w:val="bg-BG"/>
+        </w:rPr>
+      </w:pPr>
+      <w:r>
+        <w:rPr>
+          <w:lang w:val="bg-BG"/>
+        </w:rPr>
+        <w:t>Запишете</w:t>
+      </w:r>
+      <w:r>
+        <w:rPr>
+          <w:lang w:val="bg-BG"/>
+        </w:rPr>
+        <w:t xml:space="preserve"> </w:t>
+      </w:r>
+      <w:r>
+        <w:rPr>
+          <w:b/>
+          <w:bCs/>
+          <w:lang w:val="bg-BG"/>
+        </w:rPr>
+        <w:t>файла</w:t>
+      </w:r>
+      <w:r>
+        <w:rPr>
+          <w:lang w:val="bg-BG"/>
+        </w:rPr>
+        <w:t xml:space="preserve"> с разширение </w:t>
+      </w:r>
+      <w:r>
+        <w:rPr>
+          <w:rFonts w:ascii="Consolas" w:hAnsi="Consolas" w:cs="Consolas"/>
+          <w:b/>
+          <w:bCs/>
+        </w:rPr>
+        <w:t>.html</w:t>
+      </w:r>
+      <w:r>
+        <w:t xml:space="preserve"> и</w:t>
+      </w:r>
+      <w:r>
+        <w:rPr>
+          <w:lang w:val="bg-BG"/>
+        </w:rPr>
+        <w:t xml:space="preserve"> го </w:t>
+      </w:r>
+      <w:r>
+        <w:t>о</w:t>
+      </w:r>
+      <w:r>
+        <w:rPr>
+          <w:lang w:val="bg-BG"/>
+        </w:rPr>
+        <w:t>творете</w:t>
+      </w:r>
+      <w:r>
+        <w:rPr>
+          <w:lang w:val="bg-BG"/>
+        </w:rPr>
+        <w:t xml:space="preserve"> в </w:t>
+      </w:r>
+      <w:r>
+        <w:rPr>
+          <w:b/>
+          <w:bCs/>
+          <w:lang w:val="bg-BG"/>
+        </w:rPr>
+        <w:t>уеб</w:t>
+      </w:r>
+      <w:r>
+        <w:rPr>
+          <w:lang w:val="bg-BG"/>
+        </w:rPr>
+        <w:t xml:space="preserve"> </w:t>
+      </w:r>
+      <w:r>
+        <w:rPr>
+          <w:b/>
+          <w:bCs/>
+          <w:lang w:val="bg-BG"/>
+        </w:rPr>
+        <w:t>браузъра</w:t>
+      </w:r>
+      <w:r>
+        <w:rPr>
+          <w:lang w:val="bg-BG"/>
+        </w:rPr>
+        <w:t>.</w:t>
+      </w:r>
+    </w:p>
+    <w:p>
+      <w:pPr>
+        <w:spacing w:after="0"/>
+        <w:rPr>
+          <w:lang w:val="bg-BG"/>
+        </w:rPr>
+      </w:pPr>
+      <w:r>
+        <w:rPr>
+          <w:noProof/>
+          <w:lang w:val="bg-BG"/>
+        </w:rPr>
+        <w:drawing>
+          <wp:inline distT="0" distB="0" distL="0" distR="0" wp14:anchorId="53BF030E" wp14:editId="4AC16802">
+            <wp:extent cx="2537240" cy="2337209"/>
+            <wp:effectExtent l="12700" t="12700" r="15875" b="12700"/>
+            <wp:docPr id="681266170" name="Picture 3"/>
+            <wp:cNvGraphicFramePr>
+              <a:graphicFrameLocks xmlns:a="http://schemas.openxmlformats.org/drawingml/2006/main" noChangeAspect="1"/>
+            </wp:cNvGraphicFramePr>
+            <a:graphic xmlns:a="http://schemas.openxmlformats.org/drawingml/2006/main">
+              <a:graphicData uri="http://schemas.openxmlformats.org/drawingml/2006/picture">
+                <pic:pic xmlns:pic="http://schemas.openxmlformats.org/drawingml/2006/picture">
+                  <pic:nvPicPr>
+                    <pic:cNvPr id="681266170" name="Picture 681266170"/>
+                    <pic:cNvPicPr/>
+                  </pic:nvPicPr>
+                  <pic:blipFill>
+                    <a:blip r:embed="rId14" cstate="print">
+                      <a:extLst>
+                        <a:ext uri="{28A0092B-C50C-407E-A947-70E740481C1C}">
+                          <a14:useLocalDpi xmlns:a14="http://schemas.microsoft.com/office/drawing/2010/main" val="0"/>
+                        </a:ext>
+                      </a:extLst>
+                    </a:blip>
+                    <a:stretch>
+                      <a:fillRect/>
+                    </a:stretch>
+                  </pic:blipFill>
+                  <pic:spPr>
+                    <a:xfrm>
+                      <a:off x="0" y="0"/>
+                      <a:ext cx="2595517" cy="2390891"/>
+                    </a:xfrm>
+                    <a:prstGeom prst="rect">
+                      <a:avLst/>
+                    </a:prstGeom>
+                    <a:ln>
+                      <a:solidFill>
+                        <a:schemeClr val="bg1">
+                          <a:lumMod val="75000"/>
+                        </a:schemeClr>
+                      </a:solidFill>
+                    </a:ln>
+                  </pic:spPr>
+                </pic:pic>
+              </a:graphicData>
+            </a:graphic>
+          </wp:inline>
+        </w:drawing>
       </w:r>
     </w:p>
     <w:sectPr>
-      <w:headerReference w:type="default" r:id="rId9"/>
-      <w:footerReference w:type="default" r:id="rId10"/>
+      <w:headerReference w:type="default" r:id="rId15"/>
+      <w:footerReference w:type="default" r:id="rId16"/>
       <w:pgSz w:w="11909" w:h="16834" w:code="9"/>
       <w:pgMar w:top="567" w:right="737" w:bottom="680" w:left="737" w:header="567" w:footer="510" w:gutter="0"/>
       <w:cols w:space="720"/>
@@ -680,7 +1631,7 @@
 </file>
 
 <file path=word/endnotes.xml><?xml version="1.0" encoding="utf-8"?>
-<w:endnotes xmlns:wpc="http://schemas.microsoft.com/office/word/2010/wordprocessingCanvas" xmlns:cx="http://schemas.microsoft.com/office/drawing/2014/chartex" xmlns:cx1="http://schemas.microsoft.com/office/drawing/2015/9/8/chartex" xmlns:cx2="http://schemas.microsoft.com/office/drawing/2015/10/21/chartex" xmlns:cx3="http://schemas.microsoft.com/office/drawing/2016/5/9/chartex" xmlns:cx4="http://schemas.microsoft.com/office/drawing/2016/5/10/chartex" xmlns:cx5="http://schemas.microsoft.com/office/drawing/2016/5/11/chartex" xmlns:cx6="http://schemas.microsoft.com/office/drawing/2016/5/12/chartex" xmlns:cx7="http://schemas.microsoft.com/office/drawing/2016/5/13/chartex" xmlns:cx8="http://schemas.microsoft.com/office/drawing/2016/5/14/chartex" xmlns:mc="http://schemas.openxmlformats.org/markup-compatibility/2006" xmlns:aink="http://schemas.microsoft.com/office/drawing/2016/ink" xmlns:am3d="http://schemas.microsoft.com/office/drawing/2017/model3d" xmlns:o="urn:schemas-microsoft-com:office:office" xmlns:oel="http://schemas.microsoft.com/office/2019/extlst" xmlns:r="http://schemas.openxmlformats.org/officeDocument/2006/relationships" xmlns:m="http://schemas.openxmlformats.org/officeDocument/2006/math" xmlns:v="urn:schemas-microsoft-com:vml" xmlns:wp14="http://schemas.microsoft.com/office/word/2010/wordprocessingDrawing" xmlns:wp="http://schemas.openxmlformats.org/drawingml/2006/wordprocessingDrawing" xmlns:w10="urn:schemas-microsoft-com:office:word" xmlns:w="http://schemas.openxmlformats.org/wordprocessingml/2006/main" xmlns:w14="http://schemas.microsoft.com/office/word/2010/wordml" xmlns:w15="http://schemas.microsoft.com/office/word/2012/wordml" xmlns:w16cex="http://schemas.microsoft.com/office/word/2018/wordml/cex" xmlns:w16cid="http://schemas.microsoft.com/office/word/2016/wordml/cid" xmlns:w16="http://schemas.microsoft.com/office/word/2018/wordml" xmlns:w16du="http://schemas.microsoft.com/office/word/2023/wordml/word16du" xmlns:w16sdtdh="http://schemas.microsoft.com/office/word/2020/wordml/sdtdatahash" xmlns:w16se="http://schemas.microsoft.com/office/word/2015/wordml/symex" xmlns:wpg="http://schemas.microsoft.com/office/word/2010/wordprocessingGroup" xmlns:wpi="http://schemas.microsoft.com/office/word/2010/wordprocessingInk" xmlns:wne="http://schemas.microsoft.com/office/word/2006/wordml" xmlns:wps="http://schemas.microsoft.com/office/word/2010/wordprocessingShape" mc:Ignorable="w14 w15 w16se w16cid w16 w16cex w16sdtdh w16du wp14">
+<w:endnotes xmlns:wpc="http://schemas.microsoft.com/office/word/2010/wordprocessingCanvas" xmlns:cx="http://schemas.microsoft.com/office/drawing/2014/chartex" xmlns:cx1="http://schemas.microsoft.com/office/drawing/2015/9/8/chartex" xmlns:cx2="http://schemas.microsoft.com/office/drawing/2015/10/21/chartex" xmlns:cx3="http://schemas.microsoft.com/office/drawing/2016/5/9/chartex" xmlns:cx4="http://schemas.microsoft.com/office/drawing/2016/5/10/chartex" xmlns:cx5="http://schemas.microsoft.com/office/drawing/2016/5/11/chartex" xmlns:cx6="http://schemas.microsoft.com/office/drawing/2016/5/12/chartex" xmlns:cx7="http://schemas.microsoft.com/office/drawing/2016/5/13/chartex" xmlns:cx8="http://schemas.microsoft.com/office/drawing/2016/5/14/chartex" xmlns:mc="http://schemas.openxmlformats.org/markup-compatibility/2006" xmlns:aink="http://schemas.microsoft.com/office/drawing/2016/ink" xmlns:am3d="http://schemas.microsoft.com/office/drawing/2017/model3d" xmlns:o="urn:schemas-microsoft-com:office:office" xmlns:oel="http://schemas.microsoft.com/office/2019/extlst" xmlns:r="http://schemas.openxmlformats.org/officeDocument/2006/relationships" xmlns:m="http://schemas.openxmlformats.org/officeDocument/2006/math" xmlns:v="urn:schemas-microsoft-com:vml" xmlns:wp14="http://schemas.microsoft.com/office/word/2010/wordprocessingDrawing" xmlns:wp="http://schemas.openxmlformats.org/drawingml/2006/wordprocessingDrawing" xmlns:w10="urn:schemas-microsoft-com:office:word" xmlns:w="http://schemas.openxmlformats.org/wordprocessingml/2006/main" xmlns:w14="http://schemas.microsoft.com/office/word/2010/wordml" xmlns:w15="http://schemas.microsoft.com/office/word/2012/wordml" xmlns:w16cex="http://schemas.microsoft.com/office/word/2018/wordml/cex" xmlns:w16cid="http://schemas.microsoft.com/office/word/2016/wordml/cid" xmlns:w16="http://schemas.microsoft.com/office/word/2018/wordml" xmlns:w16sdtdh="http://schemas.microsoft.com/office/word/2020/wordml/sdtdatahash" xmlns:w16se="http://schemas.microsoft.com/office/word/2015/wordml/symex" xmlns:wpg="http://schemas.microsoft.com/office/word/2010/wordprocessingGroup" xmlns:wpi="http://schemas.microsoft.com/office/word/2010/wordprocessingInk" xmlns:wne="http://schemas.microsoft.com/office/word/2006/wordml" xmlns:wps="http://schemas.microsoft.com/office/word/2010/wordprocessingShape" mc:Ignorable="w14 w15 w16se w16cid w16 w16cex w16sdtdh wp14">
   <w:endnote w:type="separator" w:id="-1">
     <w:p>
       <w:pPr>
@@ -705,7 +1656,7 @@
 </file>
 
 <file path=word/footer1.xml><?xml version="1.0" encoding="utf-8"?>
-<w:ftr xmlns:wpc="http://schemas.microsoft.com/office/word/2010/wordprocessingCanvas" xmlns:cx="http://schemas.microsoft.com/office/drawing/2014/chartex" xmlns:cx1="http://schemas.microsoft.com/office/drawing/2015/9/8/chartex" xmlns:cx2="http://schemas.microsoft.com/office/drawing/2015/10/21/chartex" xmlns:cx3="http://schemas.microsoft.com/office/drawing/2016/5/9/chartex" xmlns:cx4="http://schemas.microsoft.com/office/drawing/2016/5/10/chartex" xmlns:cx5="http://schemas.microsoft.com/office/drawing/2016/5/11/chartex" xmlns:cx6="http://schemas.microsoft.com/office/drawing/2016/5/12/chartex" xmlns:cx7="http://schemas.microsoft.com/office/drawing/2016/5/13/chartex" xmlns:cx8="http://schemas.microsoft.com/office/drawing/2016/5/14/chartex" xmlns:mc="http://schemas.openxmlformats.org/markup-compatibility/2006" xmlns:aink="http://schemas.microsoft.com/office/drawing/2016/ink" xmlns:am3d="http://schemas.microsoft.com/office/drawing/2017/model3d" xmlns:o="urn:schemas-microsoft-com:office:office" xmlns:oel="http://schemas.microsoft.com/office/2019/extlst" xmlns:r="http://schemas.openxmlformats.org/officeDocument/2006/relationships" xmlns:m="http://schemas.openxmlformats.org/officeDocument/2006/math" xmlns:v="urn:schemas-microsoft-com:vml" xmlns:wp14="http://schemas.microsoft.com/office/word/2010/wordprocessingDrawing" xmlns:wp="http://schemas.openxmlformats.org/drawingml/2006/wordprocessingDrawing" xmlns:w10="urn:schemas-microsoft-com:office:word" xmlns:w="http://schemas.openxmlformats.org/wordprocessingml/2006/main" xmlns:w14="http://schemas.microsoft.com/office/word/2010/wordml" xmlns:w15="http://schemas.microsoft.com/office/word/2012/wordml" xmlns:w16cex="http://schemas.microsoft.com/office/word/2018/wordml/cex" xmlns:w16cid="http://schemas.microsoft.com/office/word/2016/wordml/cid" xmlns:w16="http://schemas.microsoft.com/office/word/2018/wordml" xmlns:w16du="http://schemas.microsoft.com/office/word/2023/wordml/word16du" xmlns:w16sdtdh="http://schemas.microsoft.com/office/word/2020/wordml/sdtdatahash" xmlns:w16se="http://schemas.microsoft.com/office/word/2015/wordml/symex" xmlns:wpg="http://schemas.microsoft.com/office/word/2010/wordprocessingGroup" xmlns:wpi="http://schemas.microsoft.com/office/word/2010/wordprocessingInk" xmlns:wne="http://schemas.microsoft.com/office/word/2006/wordml" xmlns:wps="http://schemas.microsoft.com/office/word/2010/wordprocessingShape" mc:Ignorable="w14 w15 w16se w16cid w16 w16cex w16sdtdh w16du wp14">
+<w:ftr xmlns:wpc="http://schemas.microsoft.com/office/word/2010/wordprocessingCanvas" xmlns:cx="http://schemas.microsoft.com/office/drawing/2014/chartex" xmlns:cx1="http://schemas.microsoft.com/office/drawing/2015/9/8/chartex" xmlns:cx2="http://schemas.microsoft.com/office/drawing/2015/10/21/chartex" xmlns:cx3="http://schemas.microsoft.com/office/drawing/2016/5/9/chartex" xmlns:cx4="http://schemas.microsoft.com/office/drawing/2016/5/10/chartex" xmlns:cx5="http://schemas.microsoft.com/office/drawing/2016/5/11/chartex" xmlns:cx6="http://schemas.microsoft.com/office/drawing/2016/5/12/chartex" xmlns:cx7="http://schemas.microsoft.com/office/drawing/2016/5/13/chartex" xmlns:cx8="http://schemas.microsoft.com/office/drawing/2016/5/14/chartex" xmlns:mc="http://schemas.openxmlformats.org/markup-compatibility/2006" xmlns:aink="http://schemas.microsoft.com/office/drawing/2016/ink" xmlns:am3d="http://schemas.microsoft.com/office/drawing/2017/model3d" xmlns:o="urn:schemas-microsoft-com:office:office" xmlns:oel="http://schemas.microsoft.com/office/2019/extlst" xmlns:r="http://schemas.openxmlformats.org/officeDocument/2006/relationships" xmlns:m="http://schemas.openxmlformats.org/officeDocument/2006/math" xmlns:v="urn:schemas-microsoft-com:vml" xmlns:wp14="http://schemas.microsoft.com/office/word/2010/wordprocessingDrawing" xmlns:wp="http://schemas.openxmlformats.org/drawingml/2006/wordprocessingDrawing" xmlns:w10="urn:schemas-microsoft-com:office:word" xmlns:w="http://schemas.openxmlformats.org/wordprocessingml/2006/main" xmlns:w14="http://schemas.microsoft.com/office/word/2010/wordml" xmlns:w15="http://schemas.microsoft.com/office/word/2012/wordml" xmlns:w16cex="http://schemas.microsoft.com/office/word/2018/wordml/cex" xmlns:w16cid="http://schemas.microsoft.com/office/word/2016/wordml/cid" xmlns:w16="http://schemas.microsoft.com/office/word/2018/wordml" xmlns:w16sdtdh="http://schemas.microsoft.com/office/word/2020/wordml/sdtdatahash" xmlns:w16se="http://schemas.microsoft.com/office/word/2015/wordml/symex" xmlns:wpg="http://schemas.microsoft.com/office/word/2010/wordprocessingGroup" xmlns:wpi="http://schemas.microsoft.com/office/word/2010/wordprocessingInk" xmlns:wne="http://schemas.microsoft.com/office/word/2006/wordml" xmlns:wps="http://schemas.microsoft.com/office/word/2010/wordprocessingShape" mc:Ignorable="w14 w15 w16se w16cid w16 w16cex w16sdtdh wp14">
   <w:p>
     <w:pPr>
       <w:pStyle w:val="Footer"/>
@@ -1053,7 +2004,7 @@
               <v:stroke joinstyle="miter"/>
               <v:path gradientshapeok="t" o:connecttype="rect"/>
             </v:shapetype>
-            <v:shape id="Text Box 16" o:spid="_x0000_s1026" type="#_x0000_t202" style="position:absolute;margin-left:101.15pt;margin-top:6.95pt;width:418.95pt;height:40.45pt;z-index:251660288;visibility:visible;mso-wrap-style:square;mso-width-percent:0;mso-height-percent:0;mso-wrap-distance-left:9pt;mso-wrap-distance-top:0;mso-wrap-distance-right:9pt;mso-wrap-distance-bottom:0;mso-position-horizontal:absolute;mso-position-horizontal-relative:text;mso-position-vertical:absolute;mso-position-vertical-relative:text;mso-width-percent:0;mso-height-percent:0;mso-width-relative:page;mso-height-relative:page;v-text-anchor:top" o:gfxdata="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" filled="f" stroked="f">
+            <v:shape id="Text Box 16" o:spid="_x0000_s1026" type="#_x0000_t202" style="position:absolute;margin-left:101.15pt;margin-top:6.95pt;width:418.95pt;height:40.45pt;z-index:251660288;visibility:visible;mso-wrap-style:square;mso-width-percent:0;mso-height-percent:0;mso-wrap-distance-left:9pt;mso-wrap-distance-top:0;mso-wrap-distance-right:9pt;mso-wrap-distance-bottom:0;mso-position-horizontal:absolute;mso-position-horizontal-relative:text;mso-position-vertical:absolute;mso-position-vertical-relative:text;mso-width-percent:0;mso-height-percent:0;mso-width-relative:page;mso-height-relative:page;v-text-anchor:top" o:gfxdata="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" filled="f" stroked="f">
               <v:textbox inset=".5mm,1.2mm,.5mm,.5mm">
                 <w:txbxContent>
                   <w:p>
@@ -1470,7 +2421,7 @@
             </wp:anchor>
           </w:drawing>
         </mc:Choice>
-        <mc:Fallback>
+        <mc:Fallback xmlns:w16du="http://schemas.microsoft.com/office/word/2023/wordml/word16du">
           <w:pict>
             <v:line w14:anchorId="23DA4A24" id="Straight Connector 19" o:spid="_x0000_s1026" style="position:absolute;flip:y;z-index:251659264;visibility:visible;mso-wrap-style:square;mso-width-percent:0;mso-height-percent:0;mso-wrap-distance-left:9pt;mso-wrap-distance-top:0;mso-wrap-distance-right:9pt;mso-wrap-distance-bottom:0;mso-position-horizontal:absolute;mso-position-horizontal-relative:text;mso-position-vertical:absolute;mso-position-vertical-relative:text;mso-width-percent:0;mso-height-percent:0;mso-width-relative:page;mso-height-relative:page" from="-.1pt,5.2pt" to="520.7pt,5.2pt" o:gfxdata="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" strokecolor="#974706 [1609]" strokeweight="1pt">
               <v:stroke endcap="round"/>
@@ -1695,7 +2646,7 @@
         </mc:Choice>
         <mc:Fallback>
           <w:pict>
-            <v:shape w14:anchorId="0D7D8A2E" id="Text Box 4" o:spid="_x0000_s1027" type="#_x0000_t202" style="position:absolute;margin-left:444.65pt;margin-top:8.35pt;width:70.9pt;height:15.9pt;z-index:251661312;visibility:visible;mso-wrap-style:square;mso-width-percent:0;mso-height-percent:0;mso-wrap-distance-left:9pt;mso-wrap-distance-top:0;mso-wrap-distance-right:9pt;mso-wrap-distance-bottom:0;mso-position-horizontal:absolute;mso-position-horizontal-relative:text;mso-position-vertical:absolute;mso-position-vertical-relative:text;mso-width-percent:0;mso-height-percent:0;mso-width-relative:page;mso-height-relative:page;v-text-anchor:middle" o:gfxdata="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" filled="f" stroked="f" strokeweight=".5pt">
+            <v:shape w14:anchorId="0D7D8A2E" id="Text Box 4" o:spid="_x0000_s1027" type="#_x0000_t202" style="position:absolute;margin-left:444.65pt;margin-top:8.35pt;width:70.9pt;height:15.9pt;z-index:251661312;visibility:visible;mso-wrap-style:square;mso-width-percent:0;mso-height-percent:0;mso-wrap-distance-left:9pt;mso-wrap-distance-top:0;mso-wrap-distance-right:9pt;mso-wrap-distance-bottom:0;mso-position-horizontal:absolute;mso-position-horizontal-relative:text;mso-position-vertical:absolute;mso-position-vertical-relative:text;mso-width-percent:0;mso-height-percent:0;mso-width-relative:page;mso-height-relative:page;v-text-anchor:middle" o:gfxdata="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" filled="f" stroked="f" strokeweight=".5pt">
               <v:textbox inset="0,0,0,0">
                 <w:txbxContent>
                   <w:p>
@@ -1845,7 +2796,7 @@
 </file>
 
 <file path=word/footnotes.xml><?xml version="1.0" encoding="utf-8"?>
-<w:footnotes xmlns:wpc="http://schemas.microsoft.com/office/word/2010/wordprocessingCanvas" xmlns:cx="http://schemas.microsoft.com/office/drawing/2014/chartex" xmlns:cx1="http://schemas.microsoft.com/office/drawing/2015/9/8/chartex" xmlns:cx2="http://schemas.microsoft.com/office/drawing/2015/10/21/chartex" xmlns:cx3="http://schemas.microsoft.com/office/drawing/2016/5/9/chartex" xmlns:cx4="http://schemas.microsoft.com/office/drawing/2016/5/10/chartex" xmlns:cx5="http://schemas.microsoft.com/office/drawing/2016/5/11/chartex" xmlns:cx6="http://schemas.microsoft.com/office/drawing/2016/5/12/chartex" xmlns:cx7="http://schemas.microsoft.com/office/drawing/2016/5/13/chartex" xmlns:cx8="http://schemas.microsoft.com/office/drawing/2016/5/14/chartex" xmlns:mc="http://schemas.openxmlformats.org/markup-compatibility/2006" xmlns:aink="http://schemas.microsoft.com/office/drawing/2016/ink" xmlns:am3d="http://schemas.microsoft.com/office/drawing/2017/model3d" xmlns:o="urn:schemas-microsoft-com:office:office" xmlns:oel="http://schemas.microsoft.com/office/2019/extlst" xmlns:r="http://schemas.openxmlformats.org/officeDocument/2006/relationships" xmlns:m="http://schemas.openxmlformats.org/officeDocument/2006/math" xmlns:v="urn:schemas-microsoft-com:vml" xmlns:wp14="http://schemas.microsoft.com/office/word/2010/wordprocessingDrawing" xmlns:wp="http://schemas.openxmlformats.org/drawingml/2006/wordprocessingDrawing" xmlns:w10="urn:schemas-microsoft-com:office:word" xmlns:w="http://schemas.openxmlformats.org/wordprocessingml/2006/main" xmlns:w14="http://schemas.microsoft.com/office/word/2010/wordml" xmlns:w15="http://schemas.microsoft.com/office/word/2012/wordml" xmlns:w16cex="http://schemas.microsoft.com/office/word/2018/wordml/cex" xmlns:w16cid="http://schemas.microsoft.com/office/word/2016/wordml/cid" xmlns:w16="http://schemas.microsoft.com/office/word/2018/wordml" xmlns:w16du="http://schemas.microsoft.com/office/word/2023/wordml/word16du" xmlns:w16sdtdh="http://schemas.microsoft.com/office/word/2020/wordml/sdtdatahash" xmlns:w16se="http://schemas.microsoft.com/office/word/2015/wordml/symex" xmlns:wpg="http://schemas.microsoft.com/office/word/2010/wordprocessingGroup" xmlns:wpi="http://schemas.microsoft.com/office/word/2010/wordprocessingInk" xmlns:wne="http://schemas.microsoft.com/office/word/2006/wordml" xmlns:wps="http://schemas.microsoft.com/office/word/2010/wordprocessingShape" mc:Ignorable="w14 w15 w16se w16cid w16 w16cex w16sdtdh w16du wp14">
+<w:footnotes xmlns:wpc="http://schemas.microsoft.com/office/word/2010/wordprocessingCanvas" xmlns:cx="http://schemas.microsoft.com/office/drawing/2014/chartex" xmlns:cx1="http://schemas.microsoft.com/office/drawing/2015/9/8/chartex" xmlns:cx2="http://schemas.microsoft.com/office/drawing/2015/10/21/chartex" xmlns:cx3="http://schemas.microsoft.com/office/drawing/2016/5/9/chartex" xmlns:cx4="http://schemas.microsoft.com/office/drawing/2016/5/10/chartex" xmlns:cx5="http://schemas.microsoft.com/office/drawing/2016/5/11/chartex" xmlns:cx6="http://schemas.microsoft.com/office/drawing/2016/5/12/chartex" xmlns:cx7="http://schemas.microsoft.com/office/drawing/2016/5/13/chartex" xmlns:cx8="http://schemas.microsoft.com/office/drawing/2016/5/14/chartex" xmlns:mc="http://schemas.openxmlformats.org/markup-compatibility/2006" xmlns:aink="http://schemas.microsoft.com/office/drawing/2016/ink" xmlns:am3d="http://schemas.microsoft.com/office/drawing/2017/model3d" xmlns:o="urn:schemas-microsoft-com:office:office" xmlns:oel="http://schemas.microsoft.com/office/2019/extlst" xmlns:r="http://schemas.openxmlformats.org/officeDocument/2006/relationships" xmlns:m="http://schemas.openxmlformats.org/officeDocument/2006/math" xmlns:v="urn:schemas-microsoft-com:vml" xmlns:wp14="http://schemas.microsoft.com/office/word/2010/wordprocessingDrawing" xmlns:wp="http://schemas.openxmlformats.org/drawingml/2006/wordprocessingDrawing" xmlns:w10="urn:schemas-microsoft-com:office:word" xmlns:w="http://schemas.openxmlformats.org/wordprocessingml/2006/main" xmlns:w14="http://schemas.microsoft.com/office/word/2010/wordml" xmlns:w15="http://schemas.microsoft.com/office/word/2012/wordml" xmlns:w16cex="http://schemas.microsoft.com/office/word/2018/wordml/cex" xmlns:w16cid="http://schemas.microsoft.com/office/word/2016/wordml/cid" xmlns:w16="http://schemas.microsoft.com/office/word/2018/wordml" xmlns:w16sdtdh="http://schemas.microsoft.com/office/word/2020/wordml/sdtdatahash" xmlns:w16se="http://schemas.microsoft.com/office/word/2015/wordml/symex" xmlns:wpg="http://schemas.microsoft.com/office/word/2010/wordprocessingGroup" xmlns:wpi="http://schemas.microsoft.com/office/word/2010/wordprocessingInk" xmlns:wne="http://schemas.microsoft.com/office/word/2006/wordml" xmlns:wps="http://schemas.microsoft.com/office/word/2010/wordprocessingShape" mc:Ignorable="w14 w15 w16se w16cid w16 w16cex w16sdtdh wp14">
   <w:footnote w:type="separator" w:id="-1">
     <w:p>
       <w:pPr>
@@ -1870,7 +2821,7 @@
 </file>
 
 <file path=word/header1.xml><?xml version="1.0" encoding="utf-8"?>
-<w:hdr xmlns:wpc="http://schemas.microsoft.com/office/word/2010/wordprocessingCanvas" xmlns:cx="http://schemas.microsoft.com/office/drawing/2014/chartex" xmlns:cx1="http://schemas.microsoft.com/office/drawing/2015/9/8/chartex" xmlns:cx2="http://schemas.microsoft.com/office/drawing/2015/10/21/chartex" xmlns:cx3="http://schemas.microsoft.com/office/drawing/2016/5/9/chartex" xmlns:cx4="http://schemas.microsoft.com/office/drawing/2016/5/10/chartex" xmlns:cx5="http://schemas.microsoft.com/office/drawing/2016/5/11/chartex" xmlns:cx6="http://schemas.microsoft.com/office/drawing/2016/5/12/chartex" xmlns:cx7="http://schemas.microsoft.com/office/drawing/2016/5/13/chartex" xmlns:cx8="http://schemas.microsoft.com/office/drawing/2016/5/14/chartex" xmlns:mc="http://schemas.openxmlformats.org/markup-compatibility/2006" xmlns:aink="http://schemas.microsoft.com/office/drawing/2016/ink" xmlns:am3d="http://schemas.microsoft.com/office/drawing/2017/model3d" xmlns:o="urn:schemas-microsoft-com:office:office" xmlns:oel="http://schemas.microsoft.com/office/2019/extlst" xmlns:r="http://schemas.openxmlformats.org/officeDocument/2006/relationships" xmlns:m="http://schemas.openxmlformats.org/officeDocument/2006/math" xmlns:v="urn:schemas-microsoft-com:vml" xmlns:wp14="http://schemas.microsoft.com/office/word/2010/wordprocessingDrawing" xmlns:wp="http://schemas.openxmlformats.org/drawingml/2006/wordprocessingDrawing" xmlns:w10="urn:schemas-microsoft-com:office:word" xmlns:w="http://schemas.openxmlformats.org/wordprocessingml/2006/main" xmlns:w14="http://schemas.microsoft.com/office/word/2010/wordml" xmlns:w15="http://schemas.microsoft.com/office/word/2012/wordml" xmlns:w16cex="http://schemas.microsoft.com/office/word/2018/wordml/cex" xmlns:w16cid="http://schemas.microsoft.com/office/word/2016/wordml/cid" xmlns:w16="http://schemas.microsoft.com/office/word/2018/wordml" xmlns:w16du="http://schemas.microsoft.com/office/word/2023/wordml/word16du" xmlns:w16sdtdh="http://schemas.microsoft.com/office/word/2020/wordml/sdtdatahash" xmlns:w16se="http://schemas.microsoft.com/office/word/2015/wordml/symex" xmlns:wpg="http://schemas.microsoft.com/office/word/2010/wordprocessingGroup" xmlns:wpi="http://schemas.microsoft.com/office/word/2010/wordprocessingInk" xmlns:wne="http://schemas.microsoft.com/office/word/2006/wordml" xmlns:wps="http://schemas.microsoft.com/office/word/2010/wordprocessingShape" mc:Ignorable="w14 w15 w16se w16cid w16 w16cex w16sdtdh w16du wp14">
+<w:hdr xmlns:wpc="http://schemas.microsoft.com/office/word/2010/wordprocessingCanvas" xmlns:cx="http://schemas.microsoft.com/office/drawing/2014/chartex" xmlns:cx1="http://schemas.microsoft.com/office/drawing/2015/9/8/chartex" xmlns:cx2="http://schemas.microsoft.com/office/drawing/2015/10/21/chartex" xmlns:cx3="http://schemas.microsoft.com/office/drawing/2016/5/9/chartex" xmlns:cx4="http://schemas.microsoft.com/office/drawing/2016/5/10/chartex" xmlns:cx5="http://schemas.microsoft.com/office/drawing/2016/5/11/chartex" xmlns:cx6="http://schemas.microsoft.com/office/drawing/2016/5/12/chartex" xmlns:cx7="http://schemas.microsoft.com/office/drawing/2016/5/13/chartex" xmlns:cx8="http://schemas.microsoft.com/office/drawing/2016/5/14/chartex" xmlns:mc="http://schemas.openxmlformats.org/markup-compatibility/2006" xmlns:aink="http://schemas.microsoft.com/office/drawing/2016/ink" xmlns:am3d="http://schemas.microsoft.com/office/drawing/2017/model3d" xmlns:o="urn:schemas-microsoft-com:office:office" xmlns:oel="http://schemas.microsoft.com/office/2019/extlst" xmlns:r="http://schemas.openxmlformats.org/officeDocument/2006/relationships" xmlns:m="http://schemas.openxmlformats.org/officeDocument/2006/math" xmlns:v="urn:schemas-microsoft-com:vml" xmlns:wp14="http://schemas.microsoft.com/office/word/2010/wordprocessingDrawing" xmlns:wp="http://schemas.openxmlformats.org/drawingml/2006/wordprocessingDrawing" xmlns:w10="urn:schemas-microsoft-com:office:word" xmlns:w="http://schemas.openxmlformats.org/wordprocessingml/2006/main" xmlns:w14="http://schemas.microsoft.com/office/word/2010/wordml" xmlns:w15="http://schemas.microsoft.com/office/word/2012/wordml" xmlns:w16cex="http://schemas.microsoft.com/office/word/2018/wordml/cex" xmlns:w16cid="http://schemas.microsoft.com/office/word/2016/wordml/cid" xmlns:w16="http://schemas.microsoft.com/office/word/2018/wordml" xmlns:w16sdtdh="http://schemas.microsoft.com/office/word/2020/wordml/sdtdatahash" xmlns:w16se="http://schemas.microsoft.com/office/word/2015/wordml/symex" xmlns:wpg="http://schemas.microsoft.com/office/word/2010/wordprocessingGroup" xmlns:wpi="http://schemas.microsoft.com/office/word/2010/wordprocessingInk" xmlns:wne="http://schemas.microsoft.com/office/word/2006/wordml" xmlns:wps="http://schemas.microsoft.com/office/word/2010/wordprocessingShape" mc:Ignorable="w14 w15 w16se w16cid w16 w16cex w16sdtdh wp14">
   <w:p>
     <w:pPr>
       <w:pStyle w:val="Header"/>
@@ -1881,7 +2832,7 @@
 </file>
 
 <file path=word/numbering.xml><?xml version="1.0" encoding="utf-8"?>
-<w:numbering xmlns:wpc="http://schemas.microsoft.com/office/word/2010/wordprocessingCanvas" xmlns:cx="http://schemas.microsoft.com/office/drawing/2014/chartex" xmlns:cx1="http://schemas.microsoft.com/office/drawing/2015/9/8/chartex" xmlns:cx2="http://schemas.microsoft.com/office/drawing/2015/10/21/chartex" xmlns:cx3="http://schemas.microsoft.com/office/drawing/2016/5/9/chartex" xmlns:cx4="http://schemas.microsoft.com/office/drawing/2016/5/10/chartex" xmlns:cx5="http://schemas.microsoft.com/office/drawing/2016/5/11/chartex" xmlns:cx6="http://schemas.microsoft.com/office/drawing/2016/5/12/chartex" xmlns:cx7="http://schemas.microsoft.com/office/drawing/2016/5/13/chartex" xmlns:cx8="http://schemas.microsoft.com/office/drawing/2016/5/14/chartex" xmlns:mc="http://schemas.openxmlformats.org/markup-compatibility/2006" xmlns:aink="http://schemas.microsoft.com/office/drawing/2016/ink" xmlns:am3d="http://schemas.microsoft.com/office/drawing/2017/model3d" xmlns:o="urn:schemas-microsoft-com:office:office" xmlns:oel="http://schemas.microsoft.com/office/2019/extlst" xmlns:r="http://schemas.openxmlformats.org/officeDocument/2006/relationships" xmlns:m="http://schemas.openxmlformats.org/officeDocument/2006/math" xmlns:v="urn:schemas-microsoft-com:vml" xmlns:wp14="http://schemas.microsoft.com/office/word/2010/wordprocessingDrawing" xmlns:wp="http://schemas.openxmlformats.org/drawingml/2006/wordprocessingDrawing" xmlns:w10="urn:schemas-microsoft-com:office:word" xmlns:w="http://schemas.openxmlformats.org/wordprocessingml/2006/main" xmlns:w14="http://schemas.microsoft.com/office/word/2010/wordml" xmlns:w15="http://schemas.microsoft.com/office/word/2012/wordml" xmlns:w16cex="http://schemas.microsoft.com/office/word/2018/wordml/cex" xmlns:w16cid="http://schemas.microsoft.com/office/word/2016/wordml/cid" xmlns:w16="http://schemas.microsoft.com/office/word/2018/wordml" xmlns:w16du="http://schemas.microsoft.com/office/word/2023/wordml/word16du" xmlns:w16sdtdh="http://schemas.microsoft.com/office/word/2020/wordml/sdtdatahash" xmlns:w16se="http://schemas.microsoft.com/office/word/2015/wordml/symex" xmlns:wpg="http://schemas.microsoft.com/office/word/2010/wordprocessingGroup" xmlns:wpi="http://schemas.microsoft.com/office/word/2010/wordprocessingInk" xmlns:wne="http://schemas.microsoft.com/office/word/2006/wordml" xmlns:wps="http://schemas.microsoft.com/office/word/2010/wordprocessingShape" mc:Ignorable="w14 w15 w16se w16cid w16 w16cex w16sdtdh w16du wp14">
+<w:numbering xmlns:wpc="http://schemas.microsoft.com/office/word/2010/wordprocessingCanvas" xmlns:cx="http://schemas.microsoft.com/office/drawing/2014/chartex" xmlns:cx1="http://schemas.microsoft.com/office/drawing/2015/9/8/chartex" xmlns:cx2="http://schemas.microsoft.com/office/drawing/2015/10/21/chartex" xmlns:cx3="http://schemas.microsoft.com/office/drawing/2016/5/9/chartex" xmlns:cx4="http://schemas.microsoft.com/office/drawing/2016/5/10/chartex" xmlns:cx5="http://schemas.microsoft.com/office/drawing/2016/5/11/chartex" xmlns:cx6="http://schemas.microsoft.com/office/drawing/2016/5/12/chartex" xmlns:cx7="http://schemas.microsoft.com/office/drawing/2016/5/13/chartex" xmlns:cx8="http://schemas.microsoft.com/office/drawing/2016/5/14/chartex" xmlns:mc="http://schemas.openxmlformats.org/markup-compatibility/2006" xmlns:aink="http://schemas.microsoft.com/office/drawing/2016/ink" xmlns:am3d="http://schemas.microsoft.com/office/drawing/2017/model3d" xmlns:o="urn:schemas-microsoft-com:office:office" xmlns:oel="http://schemas.microsoft.com/office/2019/extlst" xmlns:r="http://schemas.openxmlformats.org/officeDocument/2006/relationships" xmlns:m="http://schemas.openxmlformats.org/officeDocument/2006/math" xmlns:v="urn:schemas-microsoft-com:vml" xmlns:wp14="http://schemas.microsoft.com/office/word/2010/wordprocessingDrawing" xmlns:wp="http://schemas.openxmlformats.org/drawingml/2006/wordprocessingDrawing" xmlns:w10="urn:schemas-microsoft-com:office:word" xmlns:w="http://schemas.openxmlformats.org/wordprocessingml/2006/main" xmlns:w14="http://schemas.microsoft.com/office/word/2010/wordml" xmlns:w15="http://schemas.microsoft.com/office/word/2012/wordml" xmlns:w16cex="http://schemas.microsoft.com/office/word/2018/wordml/cex" xmlns:w16cid="http://schemas.microsoft.com/office/word/2016/wordml/cid" xmlns:w16="http://schemas.microsoft.com/office/word/2018/wordml" xmlns:w16sdtdh="http://schemas.microsoft.com/office/word/2020/wordml/sdtdatahash" xmlns:w16se="http://schemas.microsoft.com/office/word/2015/wordml/symex" xmlns:wpg="http://schemas.microsoft.com/office/word/2010/wordprocessingGroup" xmlns:wpi="http://schemas.microsoft.com/office/word/2010/wordprocessingInk" xmlns:wne="http://schemas.microsoft.com/office/word/2006/wordml" xmlns:wps="http://schemas.microsoft.com/office/word/2010/wordprocessingShape" mc:Ignorable="w14 w15 w16se w16cid w16 w16cex w16sdtdh wp14">
   <w:abstractNum w:abstractNumId="0" w15:restartNumberingAfterBreak="0">
     <w:nsid w:val="13A00DEC"/>
     <w:multiLevelType w:val="hybridMultilevel"/>
@@ -1970,6 +2921,95 @@
     </w:lvl>
   </w:abstractNum>
   <w:abstractNum w:abstractNumId="1" w15:restartNumberingAfterBreak="0">
+    <w:nsid w:val="21672A7C"/>
+    <w:multiLevelType w:val="hybridMultilevel"/>
+    <w:tmpl w:val="62A6E2CE"/>
+    <w:lvl w:ilvl="0" w:tplc="0809000F">
+      <w:start w:val="1"/>
+      <w:numFmt w:val="decimal"/>
+      <w:lvlText w:val="%1."/>
+      <w:lvlJc w:val="left"/>
+      <w:pPr>
+        <w:ind w:left="360" w:hanging="360"/>
+      </w:pPr>
+      <w:rPr>
+        <w:rFonts w:hint="default"/>
+      </w:rPr>
+    </w:lvl>
+    <w:lvl w:ilvl="1" w:tplc="08090019" w:tentative="1">
+      <w:start w:val="1"/>
+      <w:numFmt w:val="lowerLetter"/>
+      <w:lvlText w:val="%2."/>
+      <w:lvlJc w:val="left"/>
+      <w:pPr>
+        <w:ind w:left="1080" w:hanging="360"/>
+      </w:pPr>
+    </w:lvl>
+    <w:lvl w:ilvl="2" w:tplc="0809001B" w:tentative="1">
+      <w:start w:val="1"/>
+      <w:numFmt w:val="lowerRoman"/>
+      <w:lvlText w:val="%3."/>
+      <w:lvlJc w:val="right"/>
+      <w:pPr>
+        <w:ind w:left="1800" w:hanging="180"/>
+      </w:pPr>
+    </w:lvl>
+    <w:lvl w:ilvl="3" w:tplc="0809000F" w:tentative="1">
+      <w:start w:val="1"/>
+      <w:numFmt w:val="decimal"/>
+      <w:lvlText w:val="%4."/>
+      <w:lvlJc w:val="left"/>
+      <w:pPr>
+        <w:ind w:left="2520" w:hanging="360"/>
+      </w:pPr>
+    </w:lvl>
+    <w:lvl w:ilvl="4" w:tplc="08090019" w:tentative="1">
+      <w:start w:val="1"/>
+      <w:numFmt w:val="lowerLetter"/>
+      <w:lvlText w:val="%5."/>
+      <w:lvlJc w:val="left"/>
+      <w:pPr>
+        <w:ind w:left="3240" w:hanging="360"/>
+      </w:pPr>
+    </w:lvl>
+    <w:lvl w:ilvl="5" w:tplc="0809001B" w:tentative="1">
+      <w:start w:val="1"/>
+      <w:numFmt w:val="lowerRoman"/>
+      <w:lvlText w:val="%6."/>
+      <w:lvlJc w:val="right"/>
+      <w:pPr>
+        <w:ind w:left="3960" w:hanging="180"/>
+      </w:pPr>
+    </w:lvl>
+    <w:lvl w:ilvl="6" w:tplc="0809000F" w:tentative="1">
+      <w:start w:val="1"/>
+      <w:numFmt w:val="decimal"/>
+      <w:lvlText w:val="%7."/>
+      <w:lvlJc w:val="left"/>
+      <w:pPr>
+        <w:ind w:left="4680" w:hanging="360"/>
+      </w:pPr>
+    </w:lvl>
+    <w:lvl w:ilvl="7" w:tplc="08090019" w:tentative="1">
+      <w:start w:val="1"/>
+      <w:numFmt w:val="lowerLetter"/>
+      <w:lvlText w:val="%8."/>
+      <w:lvlJc w:val="left"/>
+      <w:pPr>
+        <w:ind w:left="5400" w:hanging="360"/>
+      </w:pPr>
+    </w:lvl>
+    <w:lvl w:ilvl="8" w:tplc="0809001B" w:tentative="1">
+      <w:start w:val="1"/>
+      <w:numFmt w:val="lowerRoman"/>
+      <w:lvlText w:val="%9."/>
+      <w:lvlJc w:val="right"/>
+      <w:pPr>
+        <w:ind w:left="6120" w:hanging="180"/>
+      </w:pPr>
+    </w:lvl>
+  </w:abstractNum>
+  <w:abstractNum w:abstractNumId="2" w15:restartNumberingAfterBreak="0">
     <w:nsid w:val="384608DB"/>
     <w:multiLevelType w:val="hybridMultilevel"/>
     <w:tmpl w:val="8B9438EE"/>
@@ -2058,7 +3098,185 @@
       </w:pPr>
     </w:lvl>
   </w:abstractNum>
-  <w:abstractNum w:abstractNumId="2" w15:restartNumberingAfterBreak="0">
+  <w:abstractNum w:abstractNumId="3" w15:restartNumberingAfterBreak="0">
+    <w:nsid w:val="3E3C4370"/>
+    <w:multiLevelType w:val="hybridMultilevel"/>
+    <w:tmpl w:val="0B1C7A28"/>
+    <w:lvl w:ilvl="0" w:tplc="0809000F">
+      <w:start w:val="1"/>
+      <w:numFmt w:val="decimal"/>
+      <w:lvlText w:val="%1."/>
+      <w:lvlJc w:val="left"/>
+      <w:pPr>
+        <w:ind w:left="360" w:hanging="360"/>
+      </w:pPr>
+      <w:rPr>
+        <w:rFonts w:hint="default"/>
+      </w:rPr>
+    </w:lvl>
+    <w:lvl w:ilvl="1" w:tplc="08090019" w:tentative="1">
+      <w:start w:val="1"/>
+      <w:numFmt w:val="lowerLetter"/>
+      <w:lvlText w:val="%2."/>
+      <w:lvlJc w:val="left"/>
+      <w:pPr>
+        <w:ind w:left="1080" w:hanging="360"/>
+      </w:pPr>
+    </w:lvl>
+    <w:lvl w:ilvl="2" w:tplc="0809001B" w:tentative="1">
+      <w:start w:val="1"/>
+      <w:numFmt w:val="lowerRoman"/>
+      <w:lvlText w:val="%3."/>
+      <w:lvlJc w:val="right"/>
+      <w:pPr>
+        <w:ind w:left="1800" w:hanging="180"/>
+      </w:pPr>
+    </w:lvl>
+    <w:lvl w:ilvl="3" w:tplc="0809000F" w:tentative="1">
+      <w:start w:val="1"/>
+      <w:numFmt w:val="decimal"/>
+      <w:lvlText w:val="%4."/>
+      <w:lvlJc w:val="left"/>
+      <w:pPr>
+        <w:ind w:left="2520" w:hanging="360"/>
+      </w:pPr>
+    </w:lvl>
+    <w:lvl w:ilvl="4" w:tplc="08090019" w:tentative="1">
+      <w:start w:val="1"/>
+      <w:numFmt w:val="lowerLetter"/>
+      <w:lvlText w:val="%5."/>
+      <w:lvlJc w:val="left"/>
+      <w:pPr>
+        <w:ind w:left="3240" w:hanging="360"/>
+      </w:pPr>
+    </w:lvl>
+    <w:lvl w:ilvl="5" w:tplc="0809001B" w:tentative="1">
+      <w:start w:val="1"/>
+      <w:numFmt w:val="lowerRoman"/>
+      <w:lvlText w:val="%6."/>
+      <w:lvlJc w:val="right"/>
+      <w:pPr>
+        <w:ind w:left="3960" w:hanging="180"/>
+      </w:pPr>
+    </w:lvl>
+    <w:lvl w:ilvl="6" w:tplc="0809000F" w:tentative="1">
+      <w:start w:val="1"/>
+      <w:numFmt w:val="decimal"/>
+      <w:lvlText w:val="%7."/>
+      <w:lvlJc w:val="left"/>
+      <w:pPr>
+        <w:ind w:left="4680" w:hanging="360"/>
+      </w:pPr>
+    </w:lvl>
+    <w:lvl w:ilvl="7" w:tplc="08090019" w:tentative="1">
+      <w:start w:val="1"/>
+      <w:numFmt w:val="lowerLetter"/>
+      <w:lvlText w:val="%8."/>
+      <w:lvlJc w:val="left"/>
+      <w:pPr>
+        <w:ind w:left="5400" w:hanging="360"/>
+      </w:pPr>
+    </w:lvl>
+    <w:lvl w:ilvl="8" w:tplc="0809001B" w:tentative="1">
+      <w:start w:val="1"/>
+      <w:numFmt w:val="lowerRoman"/>
+      <w:lvlText w:val="%9."/>
+      <w:lvlJc w:val="right"/>
+      <w:pPr>
+        <w:ind w:left="6120" w:hanging="180"/>
+      </w:pPr>
+    </w:lvl>
+  </w:abstractNum>
+  <w:abstractNum w:abstractNumId="4" w15:restartNumberingAfterBreak="0">
+    <w:nsid w:val="47677A8F"/>
+    <w:multiLevelType w:val="hybridMultilevel"/>
+    <w:tmpl w:val="0A4EBF78"/>
+    <w:lvl w:ilvl="0" w:tplc="0809000F">
+      <w:start w:val="1"/>
+      <w:numFmt w:val="decimal"/>
+      <w:lvlText w:val="%1."/>
+      <w:lvlJc w:val="left"/>
+      <w:pPr>
+        <w:ind w:left="360" w:hanging="360"/>
+      </w:pPr>
+      <w:rPr>
+        <w:rFonts w:hint="default"/>
+      </w:rPr>
+    </w:lvl>
+    <w:lvl w:ilvl="1" w:tplc="08090019" w:tentative="1">
+      <w:start w:val="1"/>
+      <w:numFmt w:val="lowerLetter"/>
+      <w:lvlText w:val="%2."/>
+      <w:lvlJc w:val="left"/>
+      <w:pPr>
+        <w:ind w:left="1080" w:hanging="360"/>
+      </w:pPr>
+    </w:lvl>
+    <w:lvl w:ilvl="2" w:tplc="0809001B" w:tentative="1">
+      <w:start w:val="1"/>
+      <w:numFmt w:val="lowerRoman"/>
+      <w:lvlText w:val="%3."/>
+      <w:lvlJc w:val="right"/>
+      <w:pPr>
+        <w:ind w:left="1800" w:hanging="180"/>
+      </w:pPr>
+    </w:lvl>
+    <w:lvl w:ilvl="3" w:tplc="0809000F" w:tentative="1">
+      <w:start w:val="1"/>
+      <w:numFmt w:val="decimal"/>
+      <w:lvlText w:val="%4."/>
+      <w:lvlJc w:val="left"/>
+      <w:pPr>
+        <w:ind w:left="2520" w:hanging="360"/>
+      </w:pPr>
+    </w:lvl>
+    <w:lvl w:ilvl="4" w:tplc="08090019" w:tentative="1">
+      <w:start w:val="1"/>
+      <w:numFmt w:val="lowerLetter"/>
+      <w:lvlText w:val="%5."/>
+      <w:lvlJc w:val="left"/>
+      <w:pPr>
+        <w:ind w:left="3240" w:hanging="360"/>
+      </w:pPr>
+    </w:lvl>
+    <w:lvl w:ilvl="5" w:tplc="0809001B" w:tentative="1">
+      <w:start w:val="1"/>
+      <w:numFmt w:val="lowerRoman"/>
+      <w:lvlText w:val="%6."/>
+      <w:lvlJc w:val="right"/>
+      <w:pPr>
+        <w:ind w:left="3960" w:hanging="180"/>
+      </w:pPr>
+    </w:lvl>
+    <w:lvl w:ilvl="6" w:tplc="0809000F" w:tentative="1">
+      <w:start w:val="1"/>
+      <w:numFmt w:val="decimal"/>
+      <w:lvlText w:val="%7."/>
+      <w:lvlJc w:val="left"/>
+      <w:pPr>
+        <w:ind w:left="4680" w:hanging="360"/>
+      </w:pPr>
+    </w:lvl>
+    <w:lvl w:ilvl="7" w:tplc="08090019" w:tentative="1">
+      <w:start w:val="1"/>
+      <w:numFmt w:val="lowerLetter"/>
+      <w:lvlText w:val="%8."/>
+      <w:lvlJc w:val="left"/>
+      <w:pPr>
+        <w:ind w:left="5400" w:hanging="360"/>
+      </w:pPr>
+    </w:lvl>
+    <w:lvl w:ilvl="8" w:tplc="0809001B" w:tentative="1">
+      <w:start w:val="1"/>
+      <w:numFmt w:val="lowerRoman"/>
+      <w:lvlText w:val="%9."/>
+      <w:lvlJc w:val="right"/>
+      <w:pPr>
+        <w:ind w:left="6120" w:hanging="180"/>
+      </w:pPr>
+    </w:lvl>
+  </w:abstractNum>
+  <w:abstractNum w:abstractNumId="5" w15:restartNumberingAfterBreak="0">
     <w:nsid w:val="5DCB0E13"/>
     <w:multiLevelType w:val="hybridMultilevel"/>
     <w:tmpl w:val="E67232B2"/>
@@ -2147,7 +3365,7 @@
       </w:pPr>
     </w:lvl>
   </w:abstractNum>
-  <w:abstractNum w:abstractNumId="3" w15:restartNumberingAfterBreak="0">
+  <w:abstractNum w:abstractNumId="6" w15:restartNumberingAfterBreak="0">
     <w:nsid w:val="6AEC2CF5"/>
     <w:multiLevelType w:val="hybridMultilevel"/>
     <w:tmpl w:val="0B228604"/>
@@ -2236,7 +3454,7 @@
       </w:pPr>
     </w:lvl>
   </w:abstractNum>
-  <w:abstractNum w:abstractNumId="4" w15:restartNumberingAfterBreak="0">
+  <w:abstractNum w:abstractNumId="7" w15:restartNumberingAfterBreak="0">
     <w:nsid w:val="7A6B20C4"/>
     <w:multiLevelType w:val="multilevel"/>
     <w:tmpl w:val="0809001F"/>
@@ -2329,23 +3547,32 @@
     <w:abstractNumId w:val="0"/>
   </w:num>
   <w:num w:numId="2" w16cid:durableId="981496728">
-    <w:abstractNumId w:val="1"/>
+    <w:abstractNumId w:val="2"/>
   </w:num>
   <w:num w:numId="3" w16cid:durableId="1853883872">
+    <w:abstractNumId w:val="7"/>
+  </w:num>
+  <w:num w:numId="4" w16cid:durableId="72436723">
+    <w:abstractNumId w:val="5"/>
+  </w:num>
+  <w:num w:numId="5" w16cid:durableId="1446073396">
+    <w:abstractNumId w:val="6"/>
+  </w:num>
+  <w:num w:numId="6" w16cid:durableId="741027022">
+    <w:abstractNumId w:val="3"/>
+  </w:num>
+  <w:num w:numId="7" w16cid:durableId="1049766437">
     <w:abstractNumId w:val="4"/>
   </w:num>
-  <w:num w:numId="4" w16cid:durableId="72436723">
-    <w:abstractNumId w:val="2"/>
-  </w:num>
-  <w:num w:numId="5" w16cid:durableId="1446073396">
-    <w:abstractNumId w:val="3"/>
+  <w:num w:numId="8" w16cid:durableId="841165407">
+    <w:abstractNumId w:val="1"/>
   </w:num>
   <w:numIdMacAtCleanup w:val="5"/>
 </w:numbering>
 </file>
 
 <file path=word/styles.xml><?xml version="1.0" encoding="utf-8"?>
-<w:styles xmlns:mc="http://schemas.openxmlformats.org/markup-compatibility/2006" xmlns:r="http://schemas.openxmlformats.org/officeDocument/2006/relationships" xmlns:w="http://schemas.openxmlformats.org/wordprocessingml/2006/main" xmlns:w14="http://schemas.microsoft.com/office/word/2010/wordml" xmlns:w15="http://schemas.microsoft.com/office/word/2012/wordml" xmlns:w16cex="http://schemas.microsoft.com/office/word/2018/wordml/cex" xmlns:w16cid="http://schemas.microsoft.com/office/word/2016/wordml/cid" xmlns:w16="http://schemas.microsoft.com/office/word/2018/wordml" xmlns:w16du="http://schemas.microsoft.com/office/word/2023/wordml/word16du" xmlns:w16sdtdh="http://schemas.microsoft.com/office/word/2020/wordml/sdtdatahash" xmlns:w16se="http://schemas.microsoft.com/office/word/2015/wordml/symex" mc:Ignorable="w14 w15 w16se w16cid w16 w16cex w16sdtdh w16du">
+<w:styles xmlns:mc="http://schemas.openxmlformats.org/markup-compatibility/2006" xmlns:r="http://schemas.openxmlformats.org/officeDocument/2006/relationships" xmlns:w="http://schemas.openxmlformats.org/wordprocessingml/2006/main" xmlns:w14="http://schemas.microsoft.com/office/word/2010/wordml" xmlns:w15="http://schemas.microsoft.com/office/word/2012/wordml" xmlns:w16cex="http://schemas.microsoft.com/office/word/2018/wordml/cex" xmlns:w16cid="http://schemas.microsoft.com/office/word/2016/wordml/cid" xmlns:w16="http://schemas.microsoft.com/office/word/2018/wordml" xmlns:w16sdtdh="http://schemas.microsoft.com/office/word/2020/wordml/sdtdatahash" xmlns:w16se="http://schemas.microsoft.com/office/word/2015/wordml/symex" mc:Ignorable="w14 w15 w16se w16cid w16 w16cex w16sdtdh">
   <w:docDefaults>
     <w:rPrDefault>
       <w:rPr>
@@ -2867,7 +4094,6 @@
   <w:style w:type="character" w:default="1" w:styleId="DefaultParagraphFont">
     <w:name w:val="Default Paragraph Font"/>
     <w:uiPriority w:val="1"/>
-    <w:semiHidden/>
     <w:unhideWhenUsed/>
   </w:style>
   <w:style w:type="table" w:default="1" w:styleId="TableNormal">

--- a/Courses/Software-Sciences/IT-Module-3-Web-Design/08-Web-Technologies-and-Standarts/08-Web-Technologies-and-Standarts-Exercises.docx
+++ b/Courses/Software-Sciences/IT-Module-3-Web-Design/08-Web-Technologies-and-Standarts/08-Web-Technologies-and-Standarts-Exercises.docx
@@ -1,6 +1,6 @@
 
 <file path=word/document.xml><?xml version="1.0" encoding="utf-8"?>
-<w:document xmlns:wpc="http://schemas.microsoft.com/office/word/2010/wordprocessingCanvas" xmlns:cx="http://schemas.microsoft.com/office/drawing/2014/chartex" xmlns:cx1="http://schemas.microsoft.com/office/drawing/2015/9/8/chartex" xmlns:cx2="http://schemas.microsoft.com/office/drawing/2015/10/21/chartex" xmlns:cx3="http://schemas.microsoft.com/office/drawing/2016/5/9/chartex" xmlns:cx4="http://schemas.microsoft.com/office/drawing/2016/5/10/chartex" xmlns:cx5="http://schemas.microsoft.com/office/drawing/2016/5/11/chartex" xmlns:cx6="http://schemas.microsoft.com/office/drawing/2016/5/12/chartex" xmlns:cx7="http://schemas.microsoft.com/office/drawing/2016/5/13/chartex" xmlns:cx8="http://schemas.microsoft.com/office/drawing/2016/5/14/chartex" xmlns:mc="http://schemas.openxmlformats.org/markup-compatibility/2006" xmlns:aink="http://schemas.microsoft.com/office/drawing/2016/ink" xmlns:am3d="http://schemas.microsoft.com/office/drawing/2017/model3d" xmlns:o="urn:schemas-microsoft-com:office:office" xmlns:oel="http://schemas.microsoft.com/office/2019/extlst" xmlns:r="http://schemas.openxmlformats.org/officeDocument/2006/relationships" xmlns:m="http://schemas.openxmlformats.org/officeDocument/2006/math" xmlns:v="urn:schemas-microsoft-com:vml" xmlns:wp14="http://schemas.microsoft.com/office/word/2010/wordprocessingDrawing" xmlns:wp="http://schemas.openxmlformats.org/drawingml/2006/wordprocessingDrawing" xmlns:w10="urn:schemas-microsoft-com:office:word" xmlns:w="http://schemas.openxmlformats.org/wordprocessingml/2006/main" xmlns:w14="http://schemas.microsoft.com/office/word/2010/wordml" xmlns:w15="http://schemas.microsoft.com/office/word/2012/wordml" xmlns:w16cex="http://schemas.microsoft.com/office/word/2018/wordml/cex" xmlns:w16cid="http://schemas.microsoft.com/office/word/2016/wordml/cid" xmlns:w16="http://schemas.microsoft.com/office/word/2018/wordml" xmlns:w16sdtdh="http://schemas.microsoft.com/office/word/2020/wordml/sdtdatahash" xmlns:w16se="http://schemas.microsoft.com/office/word/2015/wordml/symex" xmlns:wpg="http://schemas.microsoft.com/office/word/2010/wordprocessingGroup" xmlns:wpi="http://schemas.microsoft.com/office/word/2010/wordprocessingInk" xmlns:wne="http://schemas.microsoft.com/office/word/2006/wordml" xmlns:wps="http://schemas.microsoft.com/office/word/2010/wordprocessingShape" mc:Ignorable="w14 w15 w16se w16cid w16 w16cex w16sdtdh wp14">
+<w:document xmlns:wpc="http://schemas.microsoft.com/office/word/2010/wordprocessingCanvas" xmlns:cx="http://schemas.microsoft.com/office/drawing/2014/chartex" xmlns:cx1="http://schemas.microsoft.com/office/drawing/2015/9/8/chartex" xmlns:cx2="http://schemas.microsoft.com/office/drawing/2015/10/21/chartex" xmlns:cx3="http://schemas.microsoft.com/office/drawing/2016/5/9/chartex" xmlns:cx4="http://schemas.microsoft.com/office/drawing/2016/5/10/chartex" xmlns:cx5="http://schemas.microsoft.com/office/drawing/2016/5/11/chartex" xmlns:cx6="http://schemas.microsoft.com/office/drawing/2016/5/12/chartex" xmlns:cx7="http://schemas.microsoft.com/office/drawing/2016/5/13/chartex" xmlns:cx8="http://schemas.microsoft.com/office/drawing/2016/5/14/chartex" xmlns:mc="http://schemas.openxmlformats.org/markup-compatibility/2006" xmlns:aink="http://schemas.microsoft.com/office/drawing/2016/ink" xmlns:am3d="http://schemas.microsoft.com/office/drawing/2017/model3d" xmlns:o="urn:schemas-microsoft-com:office:office" xmlns:oel="http://schemas.microsoft.com/office/2019/extlst" xmlns:r="http://schemas.openxmlformats.org/officeDocument/2006/relationships" xmlns:m="http://schemas.openxmlformats.org/officeDocument/2006/math" xmlns:v="urn:schemas-microsoft-com:vml" xmlns:wp14="http://schemas.microsoft.com/office/word/2010/wordprocessingDrawing" xmlns:wp="http://schemas.openxmlformats.org/drawingml/2006/wordprocessingDrawing" xmlns:w10="urn:schemas-microsoft-com:office:word" xmlns:w="http://schemas.openxmlformats.org/wordprocessingml/2006/main" xmlns:w14="http://schemas.microsoft.com/office/word/2010/wordml" xmlns:w15="http://schemas.microsoft.com/office/word/2012/wordml" xmlns:w16cex="http://schemas.microsoft.com/office/word/2018/wordml/cex" xmlns:w16cid="http://schemas.microsoft.com/office/word/2016/wordml/cid" xmlns:w16="http://schemas.microsoft.com/office/word/2018/wordml" xmlns:w16du="http://schemas.microsoft.com/office/word/2023/wordml/word16du" xmlns:w16sdtdh="http://schemas.microsoft.com/office/word/2020/wordml/sdtdatahash" xmlns:w16se="http://schemas.microsoft.com/office/word/2015/wordml/symex" xmlns:wpg="http://schemas.microsoft.com/office/word/2010/wordprocessingGroup" xmlns:wpi="http://schemas.microsoft.com/office/word/2010/wordprocessingInk" xmlns:wne="http://schemas.microsoft.com/office/word/2006/wordml" xmlns:wps="http://schemas.microsoft.com/office/word/2010/wordprocessingShape" mc:Ignorable="w14 w15 w16se w16cid w16 w16cex w16sdtdh w16du wp14">
   <w:body>
     <w:p>
       <w:pPr>
@@ -80,7 +80,7 @@
           <w:noProof/>
         </w:rPr>
         <w:drawing>
-          <wp:inline distT="0" distB="0" distL="0" distR="0" wp14:anchorId="73F5C6D6" wp14:editId="3B96A003">
+          <wp:inline distT="0" distB="0" distL="0" distR="0" wp14:anchorId="73F5C6D6" wp14:editId="69A709C0">
             <wp:extent cx="1065886" cy="497260"/>
             <wp:effectExtent l="0" t="0" r="1270" b="0"/>
             <wp:docPr id="470543985" name="Picture 1"/>
@@ -650,6 +650,9 @@
         <w:t>HTML</w:t>
       </w:r>
       <w:r>
+        <w:rPr>
+          <w:lang w:val="bg-BG"/>
+        </w:rPr>
         <w:t xml:space="preserve"> </w:t>
       </w:r>
       <w:r>
@@ -672,6 +675,9 @@
         <w:t>С помощта на</w:t>
       </w:r>
       <w:r>
+        <w:rPr>
+          <w:lang w:val="bg-BG"/>
+        </w:rPr>
         <w:t xml:space="preserve"> </w:t>
       </w:r>
       <w:r>
@@ -679,20 +685,43 @@
           <w:b/>
           <w:bCs/>
         </w:rPr>
-        <w:t>Developer Tools</w:t>
-      </w:r>
-      <w:r>
-        <w:rPr>
-          <w:lang w:val="bg-BG"/>
-        </w:rPr>
-        <w:t xml:space="preserve">, копирайте </w:t>
+        <w:t>Developer</w:t>
       </w:r>
       <w:r>
         <w:rPr>
           <w:b/>
           <w:bCs/>
-        </w:rPr>
-        <w:t xml:space="preserve">HTML </w:t>
+          <w:lang w:val="bg-BG"/>
+        </w:rPr>
+        <w:t xml:space="preserve"> </w:t>
+      </w:r>
+      <w:r>
+        <w:rPr>
+          <w:b/>
+          <w:bCs/>
+        </w:rPr>
+        <w:t>Tools</w:t>
+      </w:r>
+      <w:r>
+        <w:rPr>
+          <w:lang w:val="bg-BG"/>
+        </w:rPr>
+        <w:t xml:space="preserve">, копирайте </w:t>
+      </w:r>
+      <w:r>
+        <w:rPr>
+          <w:b/>
+          <w:bCs/>
+        </w:rPr>
+        <w:t>HTML</w:t>
+      </w:r>
+      <w:r>
+        <w:rPr>
+          <w:b/>
+          <w:bCs/>
+          <w:lang w:val="bg-BG"/>
+        </w:rPr>
+        <w:t xml:space="preserve"> </w:t>
       </w:r>
       <w:r>
         <w:rPr>
@@ -953,12 +982,15 @@
                   <v:h position="#0,#1" xrange="0,21600" yrange="0,10800"/>
                 </v:handles>
               </v:shapetype>
-              <v:shape id="Arrow: Right 10" o:spid="_x0000_s1026" type="#_x0000_t13" style="position:absolute;margin-left:218.9pt;margin-top:78.55pt;width:54.6pt;height:41.95pt;z-index:251659264;visibility:visible;mso-wrap-style:square;mso-width-percent:0;mso-height-percent:0;mso-wrap-distance-left:9pt;mso-wrap-distance-top:0;mso-wrap-distance-right:9pt;mso-wrap-distance-bottom:0;mso-position-horizontal:absolute;mso-position-horizontal-relative:text;mso-position-vertical:absolute;mso-position-vertical-relative:text;mso-width-percent:0;mso-height-percent:0;mso-width-relative:margin;mso-height-relative:margin;v-text-anchor:middle" o:gfxdata="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" adj="13294" fillcolor="#234465" strokecolor="#234465" strokeweight="2pt"/>
+              <v:shape id="Arrow: Right 10" o:spid="_x0000_s1026" type="#_x0000_t13" style="position:absolute;margin-left:218.9pt;margin-top:78.55pt;width:54.6pt;height:41.95pt;z-index:251659264;visibility:visible;mso-wrap-style:square;mso-width-percent:0;mso-height-percent:0;mso-wrap-distance-left:9pt;mso-wrap-distance-top:0;mso-wrap-distance-right:9pt;mso-wrap-distance-bottom:0;mso-position-horizontal:absolute;mso-position-horizontal-relative:text;mso-position-vertical:absolute;mso-position-vertical-relative:text;mso-width-percent:0;mso-height-percent:0;mso-width-relative:margin;mso-height-relative:margin;v-text-anchor:middle" o:gfxdata="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" adj="13294" fillcolor="#234465" strokecolor="#234465" strokeweight="2pt"/>
             </w:pict>
           </mc:Fallback>
         </mc:AlternateContent>
       </w:r>
       <w:r>
+        <w:rPr>
+          <w:noProof/>
+        </w:rPr>
         <w:drawing>
           <wp:anchor distT="0" distB="0" distL="114300" distR="114300" simplePos="0" relativeHeight="251660288" behindDoc="1" locked="0" layoutInCell="1" allowOverlap="1" wp14:anchorId="79177D69" wp14:editId="57CC8A42">
             <wp:simplePos x="0" y="0"/>
@@ -1045,6 +1077,9 @@
         </w:drawing>
       </w:r>
       <w:r>
+        <w:rPr>
+          <w:noProof/>
+        </w:rPr>
         <w:drawing>
           <wp:inline distT="0" distB="0" distL="0" distR="0" wp14:anchorId="0AD94BCE" wp14:editId="2BF3E15F">
             <wp:extent cx="2445365" cy="2301169"/>
@@ -1142,6 +1177,9 @@
         <w:t xml:space="preserve"> кликнете</w:t>
       </w:r>
       <w:r>
+        <w:rPr>
+          <w:lang w:val="bg-BG"/>
+        </w:rPr>
         <w:t xml:space="preserve"> </w:t>
       </w:r>
       <w:r>
@@ -1165,45 +1203,36 @@
           <w:b/>
           <w:bCs/>
         </w:rPr>
-        <w:t>html&gt;</w:t>
-      </w:r>
-      <w:r>
-        <w:rPr>
-          <w:lang w:val="bg-BG"/>
-        </w:rPr>
-        <w:t xml:space="preserve"> с </w:t>
-      </w:r>
-      <w:r>
-        <w:rPr>
-          <w:b/>
-          <w:bCs/>
-          <w:lang w:val="bg-BG"/>
-        </w:rPr>
-        <w:t>десен бутон</w:t>
-      </w:r>
-      <w:r>
-        <w:rPr>
-          <w:lang w:val="bg-BG"/>
-        </w:rPr>
-        <w:t xml:space="preserve"> </w:t>
-      </w:r>
-      <w:r>
-        <w:rPr>
-          <w:sz w:val="20"/>
-          <w:szCs w:val="20"/>
-        </w:rPr>
-        <w:sym w:font="Wingdings" w:char="F0E0"/>
-      </w:r>
-      <w:r>
-        <w:t xml:space="preserve"> </w:t>
+        <w:t>html</w:t>
       </w:r>
       <w:r>
         <w:rPr>
           <w:rFonts w:ascii="Consolas" w:hAnsi="Consolas" w:cs="Consolas"/>
           <w:b/>
           <w:bCs/>
-        </w:rPr>
-        <w:t>Inspect</w:t>
+          <w:lang w:val="bg-BG"/>
+        </w:rPr>
+        <w:t>&gt;</w:t>
+      </w:r>
+      <w:r>
+        <w:rPr>
+          <w:lang w:val="bg-BG"/>
+        </w:rPr>
+        <w:t xml:space="preserve"> с </w:t>
+      </w:r>
+      <w:r>
+        <w:rPr>
+          <w:b/>
+          <w:bCs/>
+          <w:lang w:val="bg-BG"/>
+        </w:rPr>
+        <w:t>десен бутон</w:t>
+      </w:r>
+      <w:r>
+        <w:rPr>
+          <w:lang w:val="bg-BG"/>
+        </w:rPr>
+        <w:t xml:space="preserve"> </w:t>
       </w:r>
       <w:r>
         <w:rPr>
@@ -1213,6 +1242,9 @@
         <w:sym w:font="Wingdings" w:char="F0E0"/>
       </w:r>
       <w:r>
+        <w:rPr>
+          <w:lang w:val="bg-BG"/>
+        </w:rPr>
         <w:t xml:space="preserve"> </w:t>
       </w:r>
       <w:r>
@@ -1221,6 +1253,27 @@
           <w:b/>
           <w:bCs/>
         </w:rPr>
+        <w:t>Inspect</w:t>
+      </w:r>
+      <w:r>
+        <w:rPr>
+          <w:sz w:val="20"/>
+          <w:szCs w:val="20"/>
+        </w:rPr>
+        <w:sym w:font="Wingdings" w:char="F0E0"/>
+      </w:r>
+      <w:r>
+        <w:rPr>
+          <w:lang w:val="bg-BG"/>
+        </w:rPr>
+        <w:t xml:space="preserve"> </w:t>
+      </w:r>
+      <w:r>
+        <w:rPr>
+          <w:rFonts w:ascii="Consolas" w:hAnsi="Consolas" w:cs="Consolas"/>
+          <w:b/>
+          <w:bCs/>
+        </w:rPr>
         <w:t>Copy</w:t>
       </w:r>
       <w:r>
@@ -1228,9 +1281,11 @@
           <w:rFonts w:ascii="Calibri" w:hAnsi="Calibri" w:cs="Calibri"/>
           <w:b/>
           <w:bCs/>
+          <w:lang w:val="bg-BG"/>
         </w:rPr>
         <w:t xml:space="preserve"> </w:t>
       </w:r>
+      <w:proofErr w:type="spellStart"/>
       <w:r>
         <w:rPr>
           <w:rFonts w:ascii="Consolas" w:hAnsi="Consolas" w:cs="Consolas"/>
@@ -1239,9 +1294,11 @@
         </w:rPr>
         <w:t>outerHTML</w:t>
       </w:r>
+      <w:proofErr w:type="spellEnd"/>
       <w:r>
         <w:rPr>
           <w:rFonts w:ascii="Calibri" w:hAnsi="Calibri" w:cs="Calibri"/>
+          <w:lang w:val="bg-BG"/>
         </w:rPr>
         <w:t>.</w:t>
       </w:r>
@@ -1344,6 +1401,7 @@
         <w:rPr>
           <w:b/>
           <w:bCs/>
+          <w:lang w:val="bg-BG"/>
         </w:rPr>
         <w:t xml:space="preserve"> </w:t>
       </w:r>
@@ -1364,7 +1422,30 @@
           <w:b/>
           <w:bCs/>
         </w:rPr>
-        <w:t xml:space="preserve">VS Code </w:t>
+        <w:t>VS</w:t>
+      </w:r>
+      <w:r>
+        <w:rPr>
+          <w:b/>
+          <w:bCs/>
+          <w:lang w:val="bg-BG"/>
+        </w:rPr>
+        <w:t xml:space="preserve"> </w:t>
+      </w:r>
+      <w:r>
+        <w:rPr>
+          <w:b/>
+          <w:bCs/>
+        </w:rPr>
+        <w:t>Code</w:t>
+      </w:r>
+      <w:r>
+        <w:rPr>
+          <w:b/>
+          <w:bCs/>
+          <w:lang w:val="bg-BG"/>
+        </w:rPr>
+        <w:t xml:space="preserve"> </w:t>
       </w:r>
       <w:r>
         <w:rPr>
@@ -1500,46 +1581,47 @@
           <w:rFonts w:ascii="Consolas" w:hAnsi="Consolas" w:cs="Consolas"/>
           <w:b/>
           <w:bCs/>
-        </w:rPr>
-        <w:t>.html</w:t>
-      </w:r>
-      <w:r>
-        <w:t xml:space="preserve"> и</w:t>
-      </w:r>
-      <w:r>
-        <w:rPr>
-          <w:lang w:val="bg-BG"/>
-        </w:rPr>
-        <w:t xml:space="preserve"> го </w:t>
-      </w:r>
-      <w:r>
-        <w:t>о</w:t>
-      </w:r>
-      <w:r>
-        <w:rPr>
-          <w:lang w:val="bg-BG"/>
-        </w:rPr>
-        <w:t>творете</w:t>
-      </w:r>
-      <w:r>
-        <w:rPr>
-          <w:lang w:val="bg-BG"/>
-        </w:rPr>
-        <w:t xml:space="preserve"> в </w:t>
-      </w:r>
-      <w:r>
-        <w:rPr>
+          <w:lang w:val="bg-BG"/>
+        </w:rPr>
+        <w:t>.</w:t>
+      </w:r>
+      <w:r>
+        <w:rPr>
+          <w:rFonts w:ascii="Consolas" w:hAnsi="Consolas" w:cs="Consolas"/>
           <w:b/>
           <w:bCs/>
-          <w:lang w:val="bg-BG"/>
-        </w:rPr>
-        <w:t>уеб</w:t>
-      </w:r>
-      <w:r>
-        <w:rPr>
-          <w:lang w:val="bg-BG"/>
-        </w:rPr>
-        <w:t xml:space="preserve"> </w:t>
+        </w:rPr>
+        <w:t>html</w:t>
+      </w:r>
+      <w:r>
+        <w:rPr>
+          <w:lang w:val="bg-BG"/>
+        </w:rPr>
+        <w:t xml:space="preserve"> и</w:t>
+      </w:r>
+      <w:r>
+        <w:rPr>
+          <w:lang w:val="bg-BG"/>
+        </w:rPr>
+        <w:t xml:space="preserve"> го </w:t>
+      </w:r>
+      <w:r>
+        <w:rPr>
+          <w:lang w:val="bg-BG"/>
+        </w:rPr>
+        <w:t>о</w:t>
+      </w:r>
+      <w:r>
+        <w:rPr>
+          <w:lang w:val="bg-BG"/>
+        </w:rPr>
+        <w:t>творете</w:t>
+      </w:r>
+      <w:r>
+        <w:rPr>
+          <w:lang w:val="bg-BG"/>
+        </w:rPr>
+        <w:t xml:space="preserve"> в </w:t>
       </w:r>
       <w:r>
         <w:rPr>
@@ -1547,6 +1629,20 @@
           <w:bCs/>
           <w:lang w:val="bg-BG"/>
         </w:rPr>
+        <w:t>уеб</w:t>
+      </w:r>
+      <w:r>
+        <w:rPr>
+          <w:lang w:val="bg-BG"/>
+        </w:rPr>
+        <w:t xml:space="preserve"> </w:t>
+      </w:r>
+      <w:r>
+        <w:rPr>
+          <w:b/>
+          <w:bCs/>
+          <w:lang w:val="bg-BG"/>
+        </w:rPr>
         <w:t>браузъра</w:t>
       </w:r>
       <w:r>
@@ -1560,7 +1656,7 @@
       <w:pPr>
         <w:spacing w:after="0"/>
         <w:rPr>
-          <w:lang w:val="bg-BG"/>
+          <w:lang w:val="en-GB"/>
         </w:rPr>
       </w:pPr>
       <w:r>
@@ -1618,6 +1714,51 @@
         </w:drawing>
       </w:r>
     </w:p>
+    <w:p>
+      <w:pPr>
+        <w:spacing w:after="0"/>
+        <w:rPr>
+          <w:lang w:val="en-GB"/>
+        </w:rPr>
+      </w:pPr>
+    </w:p>
+    <w:p>
+      <w:pPr>
+        <w:spacing w:after="0"/>
+        <w:rPr>
+          <w:sz w:val="40"/>
+          <w:szCs w:val="40"/>
+          <w:lang w:val="bg-BG"/>
+        </w:rPr>
+      </w:pPr>
+      <w:r>
+        <w:rPr>
+          <w:sz w:val="40"/>
+          <w:szCs w:val="40"/>
+          <w:highlight w:val="yellow"/>
+          <w:lang w:val="bg-BG"/>
+        </w:rPr>
+        <w:t xml:space="preserve">Да се добави още една задача – промяна на </w:t>
+      </w:r>
+      <w:r>
+        <w:rPr>
+          <w:sz w:val="40"/>
+          <w:szCs w:val="40"/>
+          <w:highlight w:val="yellow"/>
+          <w:lang w:val="en-GB"/>
+        </w:rPr>
+        <w:t xml:space="preserve">html </w:t>
+      </w:r>
+      <w:r>
+        <w:rPr>
+          <w:sz w:val="40"/>
+          <w:szCs w:val="40"/>
+          <w:highlight w:val="yellow"/>
+          <w:lang w:val="bg-BG"/>
+        </w:rPr>
+        <w:t>дървото на публичен сайт</w:t>
+      </w:r>
+    </w:p>
     <w:sectPr>
       <w:headerReference w:type="default" r:id="rId15"/>
       <w:footerReference w:type="default" r:id="rId16"/>
@@ -1631,7 +1772,7 @@
 </file>
 
 <file path=word/endnotes.xml><?xml version="1.0" encoding="utf-8"?>
-<w:endnotes xmlns:wpc="http://schemas.microsoft.com/office/word/2010/wordprocessingCanvas" xmlns:cx="http://schemas.microsoft.com/office/drawing/2014/chartex" xmlns:cx1="http://schemas.microsoft.com/office/drawing/2015/9/8/chartex" xmlns:cx2="http://schemas.microsoft.com/office/drawing/2015/10/21/chartex" xmlns:cx3="http://schemas.microsoft.com/office/drawing/2016/5/9/chartex" xmlns:cx4="http://schemas.microsoft.com/office/drawing/2016/5/10/chartex" xmlns:cx5="http://schemas.microsoft.com/office/drawing/2016/5/11/chartex" xmlns:cx6="http://schemas.microsoft.com/office/drawing/2016/5/12/chartex" xmlns:cx7="http://schemas.microsoft.com/office/drawing/2016/5/13/chartex" xmlns:cx8="http://schemas.microsoft.com/office/drawing/2016/5/14/chartex" xmlns:mc="http://schemas.openxmlformats.org/markup-compatibility/2006" xmlns:aink="http://schemas.microsoft.com/office/drawing/2016/ink" xmlns:am3d="http://schemas.microsoft.com/office/drawing/2017/model3d" xmlns:o="urn:schemas-microsoft-com:office:office" xmlns:oel="http://schemas.microsoft.com/office/2019/extlst" xmlns:r="http://schemas.openxmlformats.org/officeDocument/2006/relationships" xmlns:m="http://schemas.openxmlformats.org/officeDocument/2006/math" xmlns:v="urn:schemas-microsoft-com:vml" xmlns:wp14="http://schemas.microsoft.com/office/word/2010/wordprocessingDrawing" xmlns:wp="http://schemas.openxmlformats.org/drawingml/2006/wordprocessingDrawing" xmlns:w10="urn:schemas-microsoft-com:office:word" xmlns:w="http://schemas.openxmlformats.org/wordprocessingml/2006/main" xmlns:w14="http://schemas.microsoft.com/office/word/2010/wordml" xmlns:w15="http://schemas.microsoft.com/office/word/2012/wordml" xmlns:w16cex="http://schemas.microsoft.com/office/word/2018/wordml/cex" xmlns:w16cid="http://schemas.microsoft.com/office/word/2016/wordml/cid" xmlns:w16="http://schemas.microsoft.com/office/word/2018/wordml" xmlns:w16sdtdh="http://schemas.microsoft.com/office/word/2020/wordml/sdtdatahash" xmlns:w16se="http://schemas.microsoft.com/office/word/2015/wordml/symex" xmlns:wpg="http://schemas.microsoft.com/office/word/2010/wordprocessingGroup" xmlns:wpi="http://schemas.microsoft.com/office/word/2010/wordprocessingInk" xmlns:wne="http://schemas.microsoft.com/office/word/2006/wordml" xmlns:wps="http://schemas.microsoft.com/office/word/2010/wordprocessingShape" mc:Ignorable="w14 w15 w16se w16cid w16 w16cex w16sdtdh wp14">
+<w:endnotes xmlns:wpc="http://schemas.microsoft.com/office/word/2010/wordprocessingCanvas" xmlns:cx="http://schemas.microsoft.com/office/drawing/2014/chartex" xmlns:cx1="http://schemas.microsoft.com/office/drawing/2015/9/8/chartex" xmlns:cx2="http://schemas.microsoft.com/office/drawing/2015/10/21/chartex" xmlns:cx3="http://schemas.microsoft.com/office/drawing/2016/5/9/chartex" xmlns:cx4="http://schemas.microsoft.com/office/drawing/2016/5/10/chartex" xmlns:cx5="http://schemas.microsoft.com/office/drawing/2016/5/11/chartex" xmlns:cx6="http://schemas.microsoft.com/office/drawing/2016/5/12/chartex" xmlns:cx7="http://schemas.microsoft.com/office/drawing/2016/5/13/chartex" xmlns:cx8="http://schemas.microsoft.com/office/drawing/2016/5/14/chartex" xmlns:mc="http://schemas.openxmlformats.org/markup-compatibility/2006" xmlns:aink="http://schemas.microsoft.com/office/drawing/2016/ink" xmlns:am3d="http://schemas.microsoft.com/office/drawing/2017/model3d" xmlns:o="urn:schemas-microsoft-com:office:office" xmlns:oel="http://schemas.microsoft.com/office/2019/extlst" xmlns:r="http://schemas.openxmlformats.org/officeDocument/2006/relationships" xmlns:m="http://schemas.openxmlformats.org/officeDocument/2006/math" xmlns:v="urn:schemas-microsoft-com:vml" xmlns:wp14="http://schemas.microsoft.com/office/word/2010/wordprocessingDrawing" xmlns:wp="http://schemas.openxmlformats.org/drawingml/2006/wordprocessingDrawing" xmlns:w10="urn:schemas-microsoft-com:office:word" xmlns:w="http://schemas.openxmlformats.org/wordprocessingml/2006/main" xmlns:w14="http://schemas.microsoft.com/office/word/2010/wordml" xmlns:w15="http://schemas.microsoft.com/office/word/2012/wordml" xmlns:w16cex="http://schemas.microsoft.com/office/word/2018/wordml/cex" xmlns:w16cid="http://schemas.microsoft.com/office/word/2016/wordml/cid" xmlns:w16="http://schemas.microsoft.com/office/word/2018/wordml" xmlns:w16du="http://schemas.microsoft.com/office/word/2023/wordml/word16du" xmlns:w16sdtdh="http://schemas.microsoft.com/office/word/2020/wordml/sdtdatahash" xmlns:w16se="http://schemas.microsoft.com/office/word/2015/wordml/symex" xmlns:wpg="http://schemas.microsoft.com/office/word/2010/wordprocessingGroup" xmlns:wpi="http://schemas.microsoft.com/office/word/2010/wordprocessingInk" xmlns:wne="http://schemas.microsoft.com/office/word/2006/wordml" xmlns:wps="http://schemas.microsoft.com/office/word/2010/wordprocessingShape" mc:Ignorable="w14 w15 w16se w16cid w16 w16cex w16sdtdh w16du wp14">
   <w:endnote w:type="separator" w:id="-1">
     <w:p>
       <w:pPr>
@@ -1656,7 +1797,7 @@
 </file>
 
 <file path=word/footer1.xml><?xml version="1.0" encoding="utf-8"?>
-<w:ftr xmlns:wpc="http://schemas.microsoft.com/office/word/2010/wordprocessingCanvas" xmlns:cx="http://schemas.microsoft.com/office/drawing/2014/chartex" xmlns:cx1="http://schemas.microsoft.com/office/drawing/2015/9/8/chartex" xmlns:cx2="http://schemas.microsoft.com/office/drawing/2015/10/21/chartex" xmlns:cx3="http://schemas.microsoft.com/office/drawing/2016/5/9/chartex" xmlns:cx4="http://schemas.microsoft.com/office/drawing/2016/5/10/chartex" xmlns:cx5="http://schemas.microsoft.com/office/drawing/2016/5/11/chartex" xmlns:cx6="http://schemas.microsoft.com/office/drawing/2016/5/12/chartex" xmlns:cx7="http://schemas.microsoft.com/office/drawing/2016/5/13/chartex" xmlns:cx8="http://schemas.microsoft.com/office/drawing/2016/5/14/chartex" xmlns:mc="http://schemas.openxmlformats.org/markup-compatibility/2006" xmlns:aink="http://schemas.microsoft.com/office/drawing/2016/ink" xmlns:am3d="http://schemas.microsoft.com/office/drawing/2017/model3d" xmlns:o="urn:schemas-microsoft-com:office:office" xmlns:oel="http://schemas.microsoft.com/office/2019/extlst" xmlns:r="http://schemas.openxmlformats.org/officeDocument/2006/relationships" xmlns:m="http://schemas.openxmlformats.org/officeDocument/2006/math" xmlns:v="urn:schemas-microsoft-com:vml" xmlns:wp14="http://schemas.microsoft.com/office/word/2010/wordprocessingDrawing" xmlns:wp="http://schemas.openxmlformats.org/drawingml/2006/wordprocessingDrawing" xmlns:w10="urn:schemas-microsoft-com:office:word" xmlns:w="http://schemas.openxmlformats.org/wordprocessingml/2006/main" xmlns:w14="http://schemas.microsoft.com/office/word/2010/wordml" xmlns:w15="http://schemas.microsoft.com/office/word/2012/wordml" xmlns:w16cex="http://schemas.microsoft.com/office/word/2018/wordml/cex" xmlns:w16cid="http://schemas.microsoft.com/office/word/2016/wordml/cid" xmlns:w16="http://schemas.microsoft.com/office/word/2018/wordml" xmlns:w16sdtdh="http://schemas.microsoft.com/office/word/2020/wordml/sdtdatahash" xmlns:w16se="http://schemas.microsoft.com/office/word/2015/wordml/symex" xmlns:wpg="http://schemas.microsoft.com/office/word/2010/wordprocessingGroup" xmlns:wpi="http://schemas.microsoft.com/office/word/2010/wordprocessingInk" xmlns:wne="http://schemas.microsoft.com/office/word/2006/wordml" xmlns:wps="http://schemas.microsoft.com/office/word/2010/wordprocessingShape" mc:Ignorable="w14 w15 w16se w16cid w16 w16cex w16sdtdh wp14">
+<w:ftr xmlns:wpc="http://schemas.microsoft.com/office/word/2010/wordprocessingCanvas" xmlns:cx="http://schemas.microsoft.com/office/drawing/2014/chartex" xmlns:cx1="http://schemas.microsoft.com/office/drawing/2015/9/8/chartex" xmlns:cx2="http://schemas.microsoft.com/office/drawing/2015/10/21/chartex" xmlns:cx3="http://schemas.microsoft.com/office/drawing/2016/5/9/chartex" xmlns:cx4="http://schemas.microsoft.com/office/drawing/2016/5/10/chartex" xmlns:cx5="http://schemas.microsoft.com/office/drawing/2016/5/11/chartex" xmlns:cx6="http://schemas.microsoft.com/office/drawing/2016/5/12/chartex" xmlns:cx7="http://schemas.microsoft.com/office/drawing/2016/5/13/chartex" xmlns:cx8="http://schemas.microsoft.com/office/drawing/2016/5/14/chartex" xmlns:mc="http://schemas.openxmlformats.org/markup-compatibility/2006" xmlns:aink="http://schemas.microsoft.com/office/drawing/2016/ink" xmlns:am3d="http://schemas.microsoft.com/office/drawing/2017/model3d" xmlns:o="urn:schemas-microsoft-com:office:office" xmlns:oel="http://schemas.microsoft.com/office/2019/extlst" xmlns:r="http://schemas.openxmlformats.org/officeDocument/2006/relationships" xmlns:m="http://schemas.openxmlformats.org/officeDocument/2006/math" xmlns:v="urn:schemas-microsoft-com:vml" xmlns:wp14="http://schemas.microsoft.com/office/word/2010/wordprocessingDrawing" xmlns:wp="http://schemas.openxmlformats.org/drawingml/2006/wordprocessingDrawing" xmlns:w10="urn:schemas-microsoft-com:office:word" xmlns:w="http://schemas.openxmlformats.org/wordprocessingml/2006/main" xmlns:w14="http://schemas.microsoft.com/office/word/2010/wordml" xmlns:w15="http://schemas.microsoft.com/office/word/2012/wordml" xmlns:w16cex="http://schemas.microsoft.com/office/word/2018/wordml/cex" xmlns:w16cid="http://schemas.microsoft.com/office/word/2016/wordml/cid" xmlns:w16="http://schemas.microsoft.com/office/word/2018/wordml" xmlns:w16du="http://schemas.microsoft.com/office/word/2023/wordml/word16du" xmlns:w16sdtdh="http://schemas.microsoft.com/office/word/2020/wordml/sdtdatahash" xmlns:w16se="http://schemas.microsoft.com/office/word/2015/wordml/symex" xmlns:wpg="http://schemas.microsoft.com/office/word/2010/wordprocessingGroup" xmlns:wpi="http://schemas.microsoft.com/office/word/2010/wordprocessingInk" xmlns:wne="http://schemas.microsoft.com/office/word/2006/wordml" xmlns:wps="http://schemas.microsoft.com/office/word/2010/wordprocessingShape" mc:Ignorable="w14 w15 w16se w16cid w16 w16cex w16sdtdh w16du wp14">
   <w:p>
     <w:pPr>
       <w:pStyle w:val="Footer"/>
@@ -2004,7 +2145,7 @@
               <v:stroke joinstyle="miter"/>
               <v:path gradientshapeok="t" o:connecttype="rect"/>
             </v:shapetype>
-            <v:shape id="Text Box 16" o:spid="_x0000_s1026" type="#_x0000_t202" style="position:absolute;margin-left:101.15pt;margin-top:6.95pt;width:418.95pt;height:40.45pt;z-index:251660288;visibility:visible;mso-wrap-style:square;mso-width-percent:0;mso-height-percent:0;mso-wrap-distance-left:9pt;mso-wrap-distance-top:0;mso-wrap-distance-right:9pt;mso-wrap-distance-bottom:0;mso-position-horizontal:absolute;mso-position-horizontal-relative:text;mso-position-vertical:absolute;mso-position-vertical-relative:text;mso-width-percent:0;mso-height-percent:0;mso-width-relative:page;mso-height-relative:page;v-text-anchor:top" o:gfxdata="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" filled="f" stroked="f">
+            <v:shape id="Text Box 16" o:spid="_x0000_s1026" type="#_x0000_t202" style="position:absolute;margin-left:101.15pt;margin-top:6.95pt;width:418.95pt;height:40.45pt;z-index:251660288;visibility:visible;mso-wrap-style:square;mso-width-percent:0;mso-height-percent:0;mso-wrap-distance-left:9pt;mso-wrap-distance-top:0;mso-wrap-distance-right:9pt;mso-wrap-distance-bottom:0;mso-position-horizontal:absolute;mso-position-horizontal-relative:text;mso-position-vertical:absolute;mso-position-vertical-relative:text;mso-width-percent:0;mso-height-percent:0;mso-width-relative:page;mso-height-relative:page;v-text-anchor:top" o:gfxdata="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" filled="f" stroked="f">
               <v:textbox inset=".5mm,1.2mm,.5mm,.5mm">
                 <w:txbxContent>
                   <w:p>
@@ -2421,7 +2562,7 @@
             </wp:anchor>
           </w:drawing>
         </mc:Choice>
-        <mc:Fallback xmlns:w16du="http://schemas.microsoft.com/office/word/2023/wordml/word16du">
+        <mc:Fallback>
           <w:pict>
             <v:line w14:anchorId="23DA4A24" id="Straight Connector 19" o:spid="_x0000_s1026" style="position:absolute;flip:y;z-index:251659264;visibility:visible;mso-wrap-style:square;mso-width-percent:0;mso-height-percent:0;mso-wrap-distance-left:9pt;mso-wrap-distance-top:0;mso-wrap-distance-right:9pt;mso-wrap-distance-bottom:0;mso-position-horizontal:absolute;mso-position-horizontal-relative:text;mso-position-vertical:absolute;mso-position-vertical-relative:text;mso-width-percent:0;mso-height-percent:0;mso-width-relative:page;mso-height-relative:page" from="-.1pt,5.2pt" to="520.7pt,5.2pt" o:gfxdata="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" strokecolor="#974706 [1609]" strokeweight="1pt">
               <v:stroke endcap="round"/>
@@ -2646,7 +2787,7 @@
         </mc:Choice>
         <mc:Fallback>
           <w:pict>
-            <v:shape w14:anchorId="0D7D8A2E" id="Text Box 4" o:spid="_x0000_s1027" type="#_x0000_t202" style="position:absolute;margin-left:444.65pt;margin-top:8.35pt;width:70.9pt;height:15.9pt;z-index:251661312;visibility:visible;mso-wrap-style:square;mso-width-percent:0;mso-height-percent:0;mso-wrap-distance-left:9pt;mso-wrap-distance-top:0;mso-wrap-distance-right:9pt;mso-wrap-distance-bottom:0;mso-position-horizontal:absolute;mso-position-horizontal-relative:text;mso-position-vertical:absolute;mso-position-vertical-relative:text;mso-width-percent:0;mso-height-percent:0;mso-width-relative:page;mso-height-relative:page;v-text-anchor:middle" o:gfxdata="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" filled="f" stroked="f" strokeweight=".5pt">
+            <v:shape w14:anchorId="0D7D8A2E" id="Text Box 4" o:spid="_x0000_s1027" type="#_x0000_t202" style="position:absolute;margin-left:444.65pt;margin-top:8.35pt;width:70.9pt;height:15.9pt;z-index:251661312;visibility:visible;mso-wrap-style:square;mso-width-percent:0;mso-height-percent:0;mso-wrap-distance-left:9pt;mso-wrap-distance-top:0;mso-wrap-distance-right:9pt;mso-wrap-distance-bottom:0;mso-position-horizontal:absolute;mso-position-horizontal-relative:text;mso-position-vertical:absolute;mso-position-vertical-relative:text;mso-width-percent:0;mso-height-percent:0;mso-width-relative:page;mso-height-relative:page;v-text-anchor:middle" o:gfxdata="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" filled="f" stroked="f" strokeweight=".5pt">
               <v:textbox inset="0,0,0,0">
                 <w:txbxContent>
                   <w:p>
@@ -2796,7 +2937,7 @@
 </file>
 
 <file path=word/footnotes.xml><?xml version="1.0" encoding="utf-8"?>
-<w:footnotes xmlns:wpc="http://schemas.microsoft.com/office/word/2010/wordprocessingCanvas" xmlns:cx="http://schemas.microsoft.com/office/drawing/2014/chartex" xmlns:cx1="http://schemas.microsoft.com/office/drawing/2015/9/8/chartex" xmlns:cx2="http://schemas.microsoft.com/office/drawing/2015/10/21/chartex" xmlns:cx3="http://schemas.microsoft.com/office/drawing/2016/5/9/chartex" xmlns:cx4="http://schemas.microsoft.com/office/drawing/2016/5/10/chartex" xmlns:cx5="http://schemas.microsoft.com/office/drawing/2016/5/11/chartex" xmlns:cx6="http://schemas.microsoft.com/office/drawing/2016/5/12/chartex" xmlns:cx7="http://schemas.microsoft.com/office/drawing/2016/5/13/chartex" xmlns:cx8="http://schemas.microsoft.com/office/drawing/2016/5/14/chartex" xmlns:mc="http://schemas.openxmlformats.org/markup-compatibility/2006" xmlns:aink="http://schemas.microsoft.com/office/drawing/2016/ink" xmlns:am3d="http://schemas.microsoft.com/office/drawing/2017/model3d" xmlns:o="urn:schemas-microsoft-com:office:office" xmlns:oel="http://schemas.microsoft.com/office/2019/extlst" xmlns:r="http://schemas.openxmlformats.org/officeDocument/2006/relationships" xmlns:m="http://schemas.openxmlformats.org/officeDocument/2006/math" xmlns:v="urn:schemas-microsoft-com:vml" xmlns:wp14="http://schemas.microsoft.com/office/word/2010/wordprocessingDrawing" xmlns:wp="http://schemas.openxmlformats.org/drawingml/2006/wordprocessingDrawing" xmlns:w10="urn:schemas-microsoft-com:office:word" xmlns:w="http://schemas.openxmlformats.org/wordprocessingml/2006/main" xmlns:w14="http://schemas.microsoft.com/office/word/2010/wordml" xmlns:w15="http://schemas.microsoft.com/office/word/2012/wordml" xmlns:w16cex="http://schemas.microsoft.com/office/word/2018/wordml/cex" xmlns:w16cid="http://schemas.microsoft.com/office/word/2016/wordml/cid" xmlns:w16="http://schemas.microsoft.com/office/word/2018/wordml" xmlns:w16sdtdh="http://schemas.microsoft.com/office/word/2020/wordml/sdtdatahash" xmlns:w16se="http://schemas.microsoft.com/office/word/2015/wordml/symex" xmlns:wpg="http://schemas.microsoft.com/office/word/2010/wordprocessingGroup" xmlns:wpi="http://schemas.microsoft.com/office/word/2010/wordprocessingInk" xmlns:wne="http://schemas.microsoft.com/office/word/2006/wordml" xmlns:wps="http://schemas.microsoft.com/office/word/2010/wordprocessingShape" mc:Ignorable="w14 w15 w16se w16cid w16 w16cex w16sdtdh wp14">
+<w:footnotes xmlns:wpc="http://schemas.microsoft.com/office/word/2010/wordprocessingCanvas" xmlns:cx="http://schemas.microsoft.com/office/drawing/2014/chartex" xmlns:cx1="http://schemas.microsoft.com/office/drawing/2015/9/8/chartex" xmlns:cx2="http://schemas.microsoft.com/office/drawing/2015/10/21/chartex" xmlns:cx3="http://schemas.microsoft.com/office/drawing/2016/5/9/chartex" xmlns:cx4="http://schemas.microsoft.com/office/drawing/2016/5/10/chartex" xmlns:cx5="http://schemas.microsoft.com/office/drawing/2016/5/11/chartex" xmlns:cx6="http://schemas.microsoft.com/office/drawing/2016/5/12/chartex" xmlns:cx7="http://schemas.microsoft.com/office/drawing/2016/5/13/chartex" xmlns:cx8="http://schemas.microsoft.com/office/drawing/2016/5/14/chartex" xmlns:mc="http://schemas.openxmlformats.org/markup-compatibility/2006" xmlns:aink="http://schemas.microsoft.com/office/drawing/2016/ink" xmlns:am3d="http://schemas.microsoft.com/office/drawing/2017/model3d" xmlns:o="urn:schemas-microsoft-com:office:office" xmlns:oel="http://schemas.microsoft.com/office/2019/extlst" xmlns:r="http://schemas.openxmlformats.org/officeDocument/2006/relationships" xmlns:m="http://schemas.openxmlformats.org/officeDocument/2006/math" xmlns:v="urn:schemas-microsoft-com:vml" xmlns:wp14="http://schemas.microsoft.com/office/word/2010/wordprocessingDrawing" xmlns:wp="http://schemas.openxmlformats.org/drawingml/2006/wordprocessingDrawing" xmlns:w10="urn:schemas-microsoft-com:office:word" xmlns:w="http://schemas.openxmlformats.org/wordprocessingml/2006/main" xmlns:w14="http://schemas.microsoft.com/office/word/2010/wordml" xmlns:w15="http://schemas.microsoft.com/office/word/2012/wordml" xmlns:w16cex="http://schemas.microsoft.com/office/word/2018/wordml/cex" xmlns:w16cid="http://schemas.microsoft.com/office/word/2016/wordml/cid" xmlns:w16="http://schemas.microsoft.com/office/word/2018/wordml" xmlns:w16du="http://schemas.microsoft.com/office/word/2023/wordml/word16du" xmlns:w16sdtdh="http://schemas.microsoft.com/office/word/2020/wordml/sdtdatahash" xmlns:w16se="http://schemas.microsoft.com/office/word/2015/wordml/symex" xmlns:wpg="http://schemas.microsoft.com/office/word/2010/wordprocessingGroup" xmlns:wpi="http://schemas.microsoft.com/office/word/2010/wordprocessingInk" xmlns:wne="http://schemas.microsoft.com/office/word/2006/wordml" xmlns:wps="http://schemas.microsoft.com/office/word/2010/wordprocessingShape" mc:Ignorable="w14 w15 w16se w16cid w16 w16cex w16sdtdh w16du wp14">
   <w:footnote w:type="separator" w:id="-1">
     <w:p>
       <w:pPr>
@@ -2821,7 +2962,7 @@
 </file>
 
 <file path=word/header1.xml><?xml version="1.0" encoding="utf-8"?>
-<w:hdr xmlns:wpc="http://schemas.microsoft.com/office/word/2010/wordprocessingCanvas" xmlns:cx="http://schemas.microsoft.com/office/drawing/2014/chartex" xmlns:cx1="http://schemas.microsoft.com/office/drawing/2015/9/8/chartex" xmlns:cx2="http://schemas.microsoft.com/office/drawing/2015/10/21/chartex" xmlns:cx3="http://schemas.microsoft.com/office/drawing/2016/5/9/chartex" xmlns:cx4="http://schemas.microsoft.com/office/drawing/2016/5/10/chartex" xmlns:cx5="http://schemas.microsoft.com/office/drawing/2016/5/11/chartex" xmlns:cx6="http://schemas.microsoft.com/office/drawing/2016/5/12/chartex" xmlns:cx7="http://schemas.microsoft.com/office/drawing/2016/5/13/chartex" xmlns:cx8="http://schemas.microsoft.com/office/drawing/2016/5/14/chartex" xmlns:mc="http://schemas.openxmlformats.org/markup-compatibility/2006" xmlns:aink="http://schemas.microsoft.com/office/drawing/2016/ink" xmlns:am3d="http://schemas.microsoft.com/office/drawing/2017/model3d" xmlns:o="urn:schemas-microsoft-com:office:office" xmlns:oel="http://schemas.microsoft.com/office/2019/extlst" xmlns:r="http://schemas.openxmlformats.org/officeDocument/2006/relationships" xmlns:m="http://schemas.openxmlformats.org/officeDocument/2006/math" xmlns:v="urn:schemas-microsoft-com:vml" xmlns:wp14="http://schemas.microsoft.com/office/word/2010/wordprocessingDrawing" xmlns:wp="http://schemas.openxmlformats.org/drawingml/2006/wordprocessingDrawing" xmlns:w10="urn:schemas-microsoft-com:office:word" xmlns:w="http://schemas.openxmlformats.org/wordprocessingml/2006/main" xmlns:w14="http://schemas.microsoft.com/office/word/2010/wordml" xmlns:w15="http://schemas.microsoft.com/office/word/2012/wordml" xmlns:w16cex="http://schemas.microsoft.com/office/word/2018/wordml/cex" xmlns:w16cid="http://schemas.microsoft.com/office/word/2016/wordml/cid" xmlns:w16="http://schemas.microsoft.com/office/word/2018/wordml" xmlns:w16sdtdh="http://schemas.microsoft.com/office/word/2020/wordml/sdtdatahash" xmlns:w16se="http://schemas.microsoft.com/office/word/2015/wordml/symex" xmlns:wpg="http://schemas.microsoft.com/office/word/2010/wordprocessingGroup" xmlns:wpi="http://schemas.microsoft.com/office/word/2010/wordprocessingInk" xmlns:wne="http://schemas.microsoft.com/office/word/2006/wordml" xmlns:wps="http://schemas.microsoft.com/office/word/2010/wordprocessingShape" mc:Ignorable="w14 w15 w16se w16cid w16 w16cex w16sdtdh wp14">
+<w:hdr xmlns:wpc="http://schemas.microsoft.com/office/word/2010/wordprocessingCanvas" xmlns:cx="http://schemas.microsoft.com/office/drawing/2014/chartex" xmlns:cx1="http://schemas.microsoft.com/office/drawing/2015/9/8/chartex" xmlns:cx2="http://schemas.microsoft.com/office/drawing/2015/10/21/chartex" xmlns:cx3="http://schemas.microsoft.com/office/drawing/2016/5/9/chartex" xmlns:cx4="http://schemas.microsoft.com/office/drawing/2016/5/10/chartex" xmlns:cx5="http://schemas.microsoft.com/office/drawing/2016/5/11/chartex" xmlns:cx6="http://schemas.microsoft.com/office/drawing/2016/5/12/chartex" xmlns:cx7="http://schemas.microsoft.com/office/drawing/2016/5/13/chartex" xmlns:cx8="http://schemas.microsoft.com/office/drawing/2016/5/14/chartex" xmlns:mc="http://schemas.openxmlformats.org/markup-compatibility/2006" xmlns:aink="http://schemas.microsoft.com/office/drawing/2016/ink" xmlns:am3d="http://schemas.microsoft.com/office/drawing/2017/model3d" xmlns:o="urn:schemas-microsoft-com:office:office" xmlns:oel="http://schemas.microsoft.com/office/2019/extlst" xmlns:r="http://schemas.openxmlformats.org/officeDocument/2006/relationships" xmlns:m="http://schemas.openxmlformats.org/officeDocument/2006/math" xmlns:v="urn:schemas-microsoft-com:vml" xmlns:wp14="http://schemas.microsoft.com/office/word/2010/wordprocessingDrawing" xmlns:wp="http://schemas.openxmlformats.org/drawingml/2006/wordprocessingDrawing" xmlns:w10="urn:schemas-microsoft-com:office:word" xmlns:w="http://schemas.openxmlformats.org/wordprocessingml/2006/main" xmlns:w14="http://schemas.microsoft.com/office/word/2010/wordml" xmlns:w15="http://schemas.microsoft.com/office/word/2012/wordml" xmlns:w16cex="http://schemas.microsoft.com/office/word/2018/wordml/cex" xmlns:w16cid="http://schemas.microsoft.com/office/word/2016/wordml/cid" xmlns:w16="http://schemas.microsoft.com/office/word/2018/wordml" xmlns:w16du="http://schemas.microsoft.com/office/word/2023/wordml/word16du" xmlns:w16sdtdh="http://schemas.microsoft.com/office/word/2020/wordml/sdtdatahash" xmlns:w16se="http://schemas.microsoft.com/office/word/2015/wordml/symex" xmlns:wpg="http://schemas.microsoft.com/office/word/2010/wordprocessingGroup" xmlns:wpi="http://schemas.microsoft.com/office/word/2010/wordprocessingInk" xmlns:wne="http://schemas.microsoft.com/office/word/2006/wordml" xmlns:wps="http://schemas.microsoft.com/office/word/2010/wordprocessingShape" mc:Ignorable="w14 w15 w16se w16cid w16 w16cex w16sdtdh w16du wp14">
   <w:p>
     <w:pPr>
       <w:pStyle w:val="Header"/>
@@ -2832,7 +2973,7 @@
 </file>
 
 <file path=word/numbering.xml><?xml version="1.0" encoding="utf-8"?>
-<w:numbering xmlns:wpc="http://schemas.microsoft.com/office/word/2010/wordprocessingCanvas" xmlns:cx="http://schemas.microsoft.com/office/drawing/2014/chartex" xmlns:cx1="http://schemas.microsoft.com/office/drawing/2015/9/8/chartex" xmlns:cx2="http://schemas.microsoft.com/office/drawing/2015/10/21/chartex" xmlns:cx3="http://schemas.microsoft.com/office/drawing/2016/5/9/chartex" xmlns:cx4="http://schemas.microsoft.com/office/drawing/2016/5/10/chartex" xmlns:cx5="http://schemas.microsoft.com/office/drawing/2016/5/11/chartex" xmlns:cx6="http://schemas.microsoft.com/office/drawing/2016/5/12/chartex" xmlns:cx7="http://schemas.microsoft.com/office/drawing/2016/5/13/chartex" xmlns:cx8="http://schemas.microsoft.com/office/drawing/2016/5/14/chartex" xmlns:mc="http://schemas.openxmlformats.org/markup-compatibility/2006" xmlns:aink="http://schemas.microsoft.com/office/drawing/2016/ink" xmlns:am3d="http://schemas.microsoft.com/office/drawing/2017/model3d" xmlns:o="urn:schemas-microsoft-com:office:office" xmlns:oel="http://schemas.microsoft.com/office/2019/extlst" xmlns:r="http://schemas.openxmlformats.org/officeDocument/2006/relationships" xmlns:m="http://schemas.openxmlformats.org/officeDocument/2006/math" xmlns:v="urn:schemas-microsoft-com:vml" xmlns:wp14="http://schemas.microsoft.com/office/word/2010/wordprocessingDrawing" xmlns:wp="http://schemas.openxmlformats.org/drawingml/2006/wordprocessingDrawing" xmlns:w10="urn:schemas-microsoft-com:office:word" xmlns:w="http://schemas.openxmlformats.org/wordprocessingml/2006/main" xmlns:w14="http://schemas.microsoft.com/office/word/2010/wordml" xmlns:w15="http://schemas.microsoft.com/office/word/2012/wordml" xmlns:w16cex="http://schemas.microsoft.com/office/word/2018/wordml/cex" xmlns:w16cid="http://schemas.microsoft.com/office/word/2016/wordml/cid" xmlns:w16="http://schemas.microsoft.com/office/word/2018/wordml" xmlns:w16sdtdh="http://schemas.microsoft.com/office/word/2020/wordml/sdtdatahash" xmlns:w16se="http://schemas.microsoft.com/office/word/2015/wordml/symex" xmlns:wpg="http://schemas.microsoft.com/office/word/2010/wordprocessingGroup" xmlns:wpi="http://schemas.microsoft.com/office/word/2010/wordprocessingInk" xmlns:wne="http://schemas.microsoft.com/office/word/2006/wordml" xmlns:wps="http://schemas.microsoft.com/office/word/2010/wordprocessingShape" mc:Ignorable="w14 w15 w16se w16cid w16 w16cex w16sdtdh wp14">
+<w:numbering xmlns:wpc="http://schemas.microsoft.com/office/word/2010/wordprocessingCanvas" xmlns:cx="http://schemas.microsoft.com/office/drawing/2014/chartex" xmlns:cx1="http://schemas.microsoft.com/office/drawing/2015/9/8/chartex" xmlns:cx2="http://schemas.microsoft.com/office/drawing/2015/10/21/chartex" xmlns:cx3="http://schemas.microsoft.com/office/drawing/2016/5/9/chartex" xmlns:cx4="http://schemas.microsoft.com/office/drawing/2016/5/10/chartex" xmlns:cx5="http://schemas.microsoft.com/office/drawing/2016/5/11/chartex" xmlns:cx6="http://schemas.microsoft.com/office/drawing/2016/5/12/chartex" xmlns:cx7="http://schemas.microsoft.com/office/drawing/2016/5/13/chartex" xmlns:cx8="http://schemas.microsoft.com/office/drawing/2016/5/14/chartex" xmlns:mc="http://schemas.openxmlformats.org/markup-compatibility/2006" xmlns:aink="http://schemas.microsoft.com/office/drawing/2016/ink" xmlns:am3d="http://schemas.microsoft.com/office/drawing/2017/model3d" xmlns:o="urn:schemas-microsoft-com:office:office" xmlns:oel="http://schemas.microsoft.com/office/2019/extlst" xmlns:r="http://schemas.openxmlformats.org/officeDocument/2006/relationships" xmlns:m="http://schemas.openxmlformats.org/officeDocument/2006/math" xmlns:v="urn:schemas-microsoft-com:vml" xmlns:wp14="http://schemas.microsoft.com/office/word/2010/wordprocessingDrawing" xmlns:wp="http://schemas.openxmlformats.org/drawingml/2006/wordprocessingDrawing" xmlns:w10="urn:schemas-microsoft-com:office:word" xmlns:w="http://schemas.openxmlformats.org/wordprocessingml/2006/main" xmlns:w14="http://schemas.microsoft.com/office/word/2010/wordml" xmlns:w15="http://schemas.microsoft.com/office/word/2012/wordml" xmlns:w16cex="http://schemas.microsoft.com/office/word/2018/wordml/cex" xmlns:w16cid="http://schemas.microsoft.com/office/word/2016/wordml/cid" xmlns:w16="http://schemas.microsoft.com/office/word/2018/wordml" xmlns:w16du="http://schemas.microsoft.com/office/word/2023/wordml/word16du" xmlns:w16sdtdh="http://schemas.microsoft.com/office/word/2020/wordml/sdtdatahash" xmlns:w16se="http://schemas.microsoft.com/office/word/2015/wordml/symex" xmlns:wpg="http://schemas.microsoft.com/office/word/2010/wordprocessingGroup" xmlns:wpi="http://schemas.microsoft.com/office/word/2010/wordprocessingInk" xmlns:wne="http://schemas.microsoft.com/office/word/2006/wordml" xmlns:wps="http://schemas.microsoft.com/office/word/2010/wordprocessingShape" mc:Ignorable="w14 w15 w16se w16cid w16 w16cex w16sdtdh w16du wp14">
   <w:abstractNum w:abstractNumId="0" w15:restartNumberingAfterBreak="0">
     <w:nsid w:val="13A00DEC"/>
     <w:multiLevelType w:val="hybridMultilevel"/>
@@ -3572,7 +3713,7 @@
 </file>
 
 <file path=word/styles.xml><?xml version="1.0" encoding="utf-8"?>
-<w:styles xmlns:mc="http://schemas.openxmlformats.org/markup-compatibility/2006" xmlns:r="http://schemas.openxmlformats.org/officeDocument/2006/relationships" xmlns:w="http://schemas.openxmlformats.org/wordprocessingml/2006/main" xmlns:w14="http://schemas.microsoft.com/office/word/2010/wordml" xmlns:w15="http://schemas.microsoft.com/office/word/2012/wordml" xmlns:w16cex="http://schemas.microsoft.com/office/word/2018/wordml/cex" xmlns:w16cid="http://schemas.microsoft.com/office/word/2016/wordml/cid" xmlns:w16="http://schemas.microsoft.com/office/word/2018/wordml" xmlns:w16sdtdh="http://schemas.microsoft.com/office/word/2020/wordml/sdtdatahash" xmlns:w16se="http://schemas.microsoft.com/office/word/2015/wordml/symex" mc:Ignorable="w14 w15 w16se w16cid w16 w16cex w16sdtdh">
+<w:styles xmlns:mc="http://schemas.openxmlformats.org/markup-compatibility/2006" xmlns:r="http://schemas.openxmlformats.org/officeDocument/2006/relationships" xmlns:w="http://schemas.openxmlformats.org/wordprocessingml/2006/main" xmlns:w14="http://schemas.microsoft.com/office/word/2010/wordml" xmlns:w15="http://schemas.microsoft.com/office/word/2012/wordml" xmlns:w16cex="http://schemas.microsoft.com/office/word/2018/wordml/cex" xmlns:w16cid="http://schemas.microsoft.com/office/word/2016/wordml/cid" xmlns:w16="http://schemas.microsoft.com/office/word/2018/wordml" xmlns:w16du="http://schemas.microsoft.com/office/word/2023/wordml/word16du" xmlns:w16sdtdh="http://schemas.microsoft.com/office/word/2020/wordml/sdtdatahash" xmlns:w16se="http://schemas.microsoft.com/office/word/2015/wordml/symex" mc:Ignorable="w14 w15 w16se w16cid w16 w16cex w16sdtdh w16du">
   <w:docDefaults>
     <w:rPrDefault>
       <w:rPr>
@@ -4094,6 +4235,7 @@
   <w:style w:type="character" w:default="1" w:styleId="DefaultParagraphFont">
     <w:name w:val="Default Paragraph Font"/>
     <w:uiPriority w:val="1"/>
+    <w:semiHidden/>
     <w:unhideWhenUsed/>
   </w:style>
   <w:style w:type="table" w:default="1" w:styleId="TableNormal">

--- a/Courses/Software-Sciences/IT-Module-3-Web-Design/08-Web-Technologies-and-Standarts/08-Web-Technologies-and-Standarts-Exercises.docx
+++ b/Courses/Software-Sciences/IT-Module-3-Web-Design/08-Web-Technologies-and-Standarts/08-Web-Technologies-and-Standarts-Exercises.docx
@@ -1,6 +1,6 @@
 
 <file path=word/document.xml><?xml version="1.0" encoding="utf-8"?>
-<w:document xmlns:wpc="http://schemas.microsoft.com/office/word/2010/wordprocessingCanvas" xmlns:cx="http://schemas.microsoft.com/office/drawing/2014/chartex" xmlns:cx1="http://schemas.microsoft.com/office/drawing/2015/9/8/chartex" xmlns:cx2="http://schemas.microsoft.com/office/drawing/2015/10/21/chartex" xmlns:cx3="http://schemas.microsoft.com/office/drawing/2016/5/9/chartex" xmlns:cx4="http://schemas.microsoft.com/office/drawing/2016/5/10/chartex" xmlns:cx5="http://schemas.microsoft.com/office/drawing/2016/5/11/chartex" xmlns:cx6="http://schemas.microsoft.com/office/drawing/2016/5/12/chartex" xmlns:cx7="http://schemas.microsoft.com/office/drawing/2016/5/13/chartex" xmlns:cx8="http://schemas.microsoft.com/office/drawing/2016/5/14/chartex" xmlns:mc="http://schemas.openxmlformats.org/markup-compatibility/2006" xmlns:aink="http://schemas.microsoft.com/office/drawing/2016/ink" xmlns:am3d="http://schemas.microsoft.com/office/drawing/2017/model3d" xmlns:o="urn:schemas-microsoft-com:office:office" xmlns:oel="http://schemas.microsoft.com/office/2019/extlst" xmlns:r="http://schemas.openxmlformats.org/officeDocument/2006/relationships" xmlns:m="http://schemas.openxmlformats.org/officeDocument/2006/math" xmlns:v="urn:schemas-microsoft-com:vml" xmlns:wp14="http://schemas.microsoft.com/office/word/2010/wordprocessingDrawing" xmlns:wp="http://schemas.openxmlformats.org/drawingml/2006/wordprocessingDrawing" xmlns:w10="urn:schemas-microsoft-com:office:word" xmlns:w="http://schemas.openxmlformats.org/wordprocessingml/2006/main" xmlns:w14="http://schemas.microsoft.com/office/word/2010/wordml" xmlns:w15="http://schemas.microsoft.com/office/word/2012/wordml" xmlns:w16cex="http://schemas.microsoft.com/office/word/2018/wordml/cex" xmlns:w16cid="http://schemas.microsoft.com/office/word/2016/wordml/cid" xmlns:w16="http://schemas.microsoft.com/office/word/2018/wordml" xmlns:w16du="http://schemas.microsoft.com/office/word/2023/wordml/word16du" xmlns:w16sdtdh="http://schemas.microsoft.com/office/word/2020/wordml/sdtdatahash" xmlns:w16se="http://schemas.microsoft.com/office/word/2015/wordml/symex" xmlns:wpg="http://schemas.microsoft.com/office/word/2010/wordprocessingGroup" xmlns:wpi="http://schemas.microsoft.com/office/word/2010/wordprocessingInk" xmlns:wne="http://schemas.microsoft.com/office/word/2006/wordml" xmlns:wps="http://schemas.microsoft.com/office/word/2010/wordprocessingShape" mc:Ignorable="w14 w15 w16se w16cid w16 w16cex w16sdtdh w16du wp14">
+<w:document xmlns:wpc="http://schemas.microsoft.com/office/word/2010/wordprocessingCanvas" xmlns:cx="http://schemas.microsoft.com/office/drawing/2014/chartex" xmlns:cx1="http://schemas.microsoft.com/office/drawing/2015/9/8/chartex" xmlns:cx2="http://schemas.microsoft.com/office/drawing/2015/10/21/chartex" xmlns:cx3="http://schemas.microsoft.com/office/drawing/2016/5/9/chartex" xmlns:cx4="http://schemas.microsoft.com/office/drawing/2016/5/10/chartex" xmlns:cx5="http://schemas.microsoft.com/office/drawing/2016/5/11/chartex" xmlns:cx6="http://schemas.microsoft.com/office/drawing/2016/5/12/chartex" xmlns:cx7="http://schemas.microsoft.com/office/drawing/2016/5/13/chartex" xmlns:cx8="http://schemas.microsoft.com/office/drawing/2016/5/14/chartex" xmlns:mc="http://schemas.openxmlformats.org/markup-compatibility/2006" xmlns:aink="http://schemas.microsoft.com/office/drawing/2016/ink" xmlns:am3d="http://schemas.microsoft.com/office/drawing/2017/model3d" xmlns:o="urn:schemas-microsoft-com:office:office" xmlns:oel="http://schemas.microsoft.com/office/2019/extlst" xmlns:r="http://schemas.openxmlformats.org/officeDocument/2006/relationships" xmlns:m="http://schemas.openxmlformats.org/officeDocument/2006/math" xmlns:v="urn:schemas-microsoft-com:vml" xmlns:wp14="http://schemas.microsoft.com/office/word/2010/wordprocessingDrawing" xmlns:wp="http://schemas.openxmlformats.org/drawingml/2006/wordprocessingDrawing" xmlns:w10="urn:schemas-microsoft-com:office:word" xmlns:w="http://schemas.openxmlformats.org/wordprocessingml/2006/main" xmlns:w14="http://schemas.microsoft.com/office/word/2010/wordml" xmlns:w15="http://schemas.microsoft.com/office/word/2012/wordml" xmlns:w16cex="http://schemas.microsoft.com/office/word/2018/wordml/cex" xmlns:w16cid="http://schemas.microsoft.com/office/word/2016/wordml/cid" xmlns:w16="http://schemas.microsoft.com/office/word/2018/wordml" xmlns:w16sdtdh="http://schemas.microsoft.com/office/word/2020/wordml/sdtdatahash" xmlns:w16se="http://schemas.microsoft.com/office/word/2015/wordml/symex" xmlns:wpg="http://schemas.microsoft.com/office/word/2010/wordprocessingGroup" xmlns:wpi="http://schemas.microsoft.com/office/word/2010/wordprocessingInk" xmlns:wne="http://schemas.microsoft.com/office/word/2006/wordml" xmlns:wps="http://schemas.microsoft.com/office/word/2010/wordprocessingShape" mc:Ignorable="w14 w15 w16se w16cid w16 w16cex w16sdtdh wp14">
   <w:body>
     <w:p>
       <w:pPr>
@@ -80,7 +80,7 @@
           <w:noProof/>
         </w:rPr>
         <w:drawing>
-          <wp:inline distT="0" distB="0" distL="0" distR="0" wp14:anchorId="73F5C6D6" wp14:editId="69A709C0">
+          <wp:inline distT="0" distB="0" distL="0" distR="0" wp14:anchorId="73F5C6D6" wp14:editId="4C636677">
             <wp:extent cx="1065886" cy="497260"/>
             <wp:effectExtent l="0" t="0" r="1270" b="0"/>
             <wp:docPr id="470543985" name="Picture 1"/>
@@ -964,7 +964,7 @@
               </wp:anchor>
             </w:drawing>
           </mc:Choice>
-          <mc:Fallback>
+          <mc:Fallback xmlns:w16du="http://schemas.microsoft.com/office/word/2023/wordml/word16du">
             <w:pict>
               <v:shapetype w14:anchorId="513D1D5C" id="_x0000_t13" coordsize="21600,21600" o:spt="13" adj="16200,5400" path="m@0,l@0@1,0@1,0@2@0@2@0,21600,21600,10800xe">
                 <v:stroke joinstyle="miter"/>
@@ -1285,7 +1285,6 @@
         </w:rPr>
         <w:t xml:space="preserve"> </w:t>
       </w:r>
-      <w:proofErr w:type="spellStart"/>
       <w:r>
         <w:rPr>
           <w:rFonts w:ascii="Consolas" w:hAnsi="Consolas" w:cs="Consolas"/>
@@ -1294,7 +1293,6 @@
         </w:rPr>
         <w:t>outerHTML</w:t>
       </w:r>
-      <w:proofErr w:type="spellEnd"/>
       <w:r>
         <w:rPr>
           <w:rFonts w:ascii="Calibri" w:hAnsi="Calibri" w:cs="Calibri"/>
@@ -1724,44 +1722,913 @@
     </w:p>
     <w:p>
       <w:pPr>
+        <w:pStyle w:val="Heading3"/>
+        <w:numPr>
+          <w:ilvl w:val="0"/>
+          <w:numId w:val="6"/>
+        </w:numPr>
+        <w:rPr>
+          <w:lang w:val="bg-BG"/>
+        </w:rPr>
+      </w:pPr>
+      <w:r>
+        <w:rPr>
+          <w:lang w:val="bg-BG"/>
+        </w:rPr>
+        <w:t>Промяна на</w:t>
+      </w:r>
+      <w:r>
+        <w:rPr>
+          <w:lang w:val="bg-BG"/>
+        </w:rPr>
+        <w:t xml:space="preserve"> </w:t>
+      </w:r>
+      <w:r>
+        <w:t>HTML</w:t>
+      </w:r>
+      <w:r>
+        <w:rPr>
+          <w:lang w:val="bg-BG"/>
+        </w:rPr>
+        <w:t xml:space="preserve"> </w:t>
+      </w:r>
+      <w:r>
+        <w:rPr>
+          <w:lang w:val="bg-BG"/>
+        </w:rPr>
+        <w:t>дървото</w:t>
+      </w:r>
+      <w:r>
+        <w:rPr>
+          <w:lang w:val="bg-BG"/>
+        </w:rPr>
+        <w:t xml:space="preserve"> на уеб сайт</w:t>
+      </w:r>
+    </w:p>
+    <w:p>
+      <w:pPr>
+        <w:rPr>
+          <w:lang w:val="bg-BG"/>
+        </w:rPr>
+      </w:pPr>
+      <w:r>
+        <w:rPr>
+          <w:lang w:val="bg-BG"/>
+        </w:rPr>
+        <w:t>С помощта на</w:t>
+      </w:r>
+      <w:r>
+        <w:rPr>
+          <w:lang w:val="bg-BG"/>
+        </w:rPr>
+        <w:t xml:space="preserve"> </w:t>
+      </w:r>
+      <w:r>
+        <w:rPr>
+          <w:b/>
+          <w:bCs/>
+        </w:rPr>
+        <w:t>Developer</w:t>
+      </w:r>
+      <w:r>
+        <w:rPr>
+          <w:b/>
+          <w:bCs/>
+          <w:lang w:val="bg-BG"/>
+        </w:rPr>
+        <w:t xml:space="preserve"> </w:t>
+      </w:r>
+      <w:r>
+        <w:rPr>
+          <w:b/>
+          <w:bCs/>
+        </w:rPr>
+        <w:t>Tools</w:t>
+      </w:r>
+      <w:r>
+        <w:rPr>
+          <w:lang w:val="bg-BG"/>
+        </w:rPr>
+        <w:t xml:space="preserve">, </w:t>
+      </w:r>
+      <w:r>
+        <w:rPr>
+          <w:lang w:val="bg-BG"/>
+        </w:rPr>
+        <w:t>променете</w:t>
+      </w:r>
+      <w:r>
+        <w:rPr>
+          <w:lang w:val="bg-BG"/>
+        </w:rPr>
+        <w:t xml:space="preserve"> </w:t>
+      </w:r>
+      <w:r>
+        <w:rPr>
+          <w:b/>
+          <w:bCs/>
+        </w:rPr>
+        <w:t>HTML</w:t>
+      </w:r>
+      <w:r>
+        <w:rPr>
+          <w:b/>
+          <w:bCs/>
+          <w:lang w:val="bg-BG"/>
+        </w:rPr>
+        <w:t xml:space="preserve"> </w:t>
+      </w:r>
+      <w:r>
+        <w:rPr>
+          <w:b/>
+          <w:bCs/>
+          <w:lang w:val="bg-BG"/>
+        </w:rPr>
+        <w:t>дървото</w:t>
+      </w:r>
+      <w:r>
+        <w:rPr>
+          <w:lang w:val="bg-BG"/>
+        </w:rPr>
+        <w:t xml:space="preserve"> на </w:t>
+      </w:r>
+      <w:r>
+        <w:rPr>
+          <w:b/>
+          <w:bCs/>
+          <w:lang w:val="bg-BG"/>
+        </w:rPr>
+        <w:t>сайта</w:t>
+      </w:r>
+      <w:r>
+        <w:rPr>
+          <w:lang w:val="bg-BG"/>
+        </w:rPr>
+        <w:t xml:space="preserve"> на </w:t>
+      </w:r>
+      <w:r>
+        <w:rPr>
+          <w:b/>
+          <w:bCs/>
+        </w:rPr>
+        <w:t>Wikipedia</w:t>
+      </w:r>
+      <w:r>
+        <w:rPr>
+          <w:lang w:val="bg-BG"/>
+        </w:rPr>
+        <w:t>.</w:t>
+      </w:r>
+    </w:p>
+    <w:p>
+      <w:pPr>
+        <w:pStyle w:val="Heading3"/>
+      </w:pPr>
+      <w:r>
+        <w:rPr>
+          <w:lang w:val="bg-BG"/>
+        </w:rPr>
+        <w:t>Насоки</w:t>
+      </w:r>
+      <w:r>
+        <w:t>:</w:t>
+      </w:r>
+    </w:p>
+    <w:p>
+      <w:pPr>
+        <w:pStyle w:val="ListParagraph"/>
+        <w:numPr>
+          <w:ilvl w:val="0"/>
+          <w:numId w:val="10"/>
+        </w:numPr>
         <w:spacing w:after="0"/>
         <w:rPr>
-          <w:sz w:val="40"/>
-          <w:szCs w:val="40"/>
-          <w:lang w:val="bg-BG"/>
-        </w:rPr>
-      </w:pPr>
-      <w:r>
-        <w:rPr>
-          <w:sz w:val="40"/>
-          <w:szCs w:val="40"/>
-          <w:highlight w:val="yellow"/>
-          <w:lang w:val="bg-BG"/>
-        </w:rPr>
-        <w:t xml:space="preserve">Да се добави още една задача – промяна на </w:t>
-      </w:r>
-      <w:r>
-        <w:rPr>
-          <w:sz w:val="40"/>
-          <w:szCs w:val="40"/>
-          <w:highlight w:val="yellow"/>
+          <w:lang w:val="bg-BG"/>
+        </w:rPr>
+      </w:pPr>
+      <w:r>
+        <w:rPr>
+          <w:lang w:val="bg-BG"/>
+        </w:rPr>
+        <w:t xml:space="preserve">Отворете </w:t>
+      </w:r>
+      <w:r>
+        <w:rPr>
+          <w:b/>
+          <w:bCs/>
+          <w:lang w:val="bg-BG"/>
+        </w:rPr>
+        <w:t>сайта</w:t>
+      </w:r>
+      <w:r>
+        <w:rPr>
+          <w:lang w:val="bg-BG"/>
+        </w:rPr>
+        <w:t xml:space="preserve"> </w:t>
+      </w:r>
+      <w:hyperlink r:id="rId15" w:history="1">
+        <w:r>
+          <w:rPr>
+            <w:rStyle w:val="Hyperlink"/>
+            <w:lang w:val="bg-BG"/>
+          </w:rPr>
+          <w:t>bg.wikipedia.org</w:t>
+        </w:r>
+      </w:hyperlink>
+      <w:r>
+        <w:t xml:space="preserve"> </w:t>
+      </w:r>
+      <w:r>
+        <w:rPr>
+          <w:lang w:val="bg-BG"/>
+        </w:rPr>
+        <w:t xml:space="preserve"> и кликнете с </w:t>
+      </w:r>
+      <w:r>
+        <w:rPr>
+          <w:b/>
+          <w:bCs/>
+          <w:lang w:val="bg-BG"/>
+        </w:rPr>
+        <w:t>десен бутон върху страницата</w:t>
+      </w:r>
+      <w:r>
+        <w:rPr>
+          <w:lang w:val="bg-BG"/>
+        </w:rPr>
+        <w:t xml:space="preserve"> </w:t>
+      </w:r>
+      <w:r>
+        <w:rPr>
+          <w:sz w:val="20"/>
+          <w:szCs w:val="20"/>
+        </w:rPr>
+        <w:sym w:font="Wingdings" w:char="F0E0"/>
+      </w:r>
+      <w:r>
+        <w:t xml:space="preserve"> </w:t>
+      </w:r>
+      <w:r>
+        <w:rPr>
+          <w:rFonts w:ascii="Consolas" w:hAnsi="Consolas" w:cs="Consolas"/>
+          <w:b/>
+          <w:bCs/>
+        </w:rPr>
+        <w:t>Inspect</w:t>
+      </w:r>
+      <w:r>
+        <w:rPr>
+          <w:rFonts w:ascii="Calibri" w:hAnsi="Calibri" w:cs="Calibri"/>
+        </w:rPr>
+        <w:t>.</w:t>
+      </w:r>
+    </w:p>
+    <w:p>
+      <w:pPr>
+        <w:spacing w:after="0"/>
+        <w:rPr>
+          <w:lang w:val="bg-BG"/>
+        </w:rPr>
+      </w:pPr>
+      <w:r>
+        <w:rPr>
+          <w:noProof/>
+        </w:rPr>
+        <mc:AlternateContent>
+          <mc:Choice Requires="wps">
+            <w:drawing>
+              <wp:anchor distT="0" distB="0" distL="114300" distR="114300" simplePos="0" relativeHeight="251662336" behindDoc="0" locked="0" layoutInCell="1" allowOverlap="1" wp14:anchorId="49C2821A" wp14:editId="4605F3BD">
+                <wp:simplePos x="0" y="0"/>
+                <wp:positionH relativeFrom="column">
+                  <wp:posOffset>2779845</wp:posOffset>
+                </wp:positionH>
+                <wp:positionV relativeFrom="paragraph">
+                  <wp:posOffset>997585</wp:posOffset>
+                </wp:positionV>
+                <wp:extent cx="693152" cy="533065"/>
+                <wp:effectExtent l="12700" t="38100" r="18415" b="38735"/>
+                <wp:wrapNone/>
+                <wp:docPr id="556375062" name="Arrow: Right 10"/>
+                <wp:cNvGraphicFramePr/>
+                <a:graphic xmlns:a="http://schemas.openxmlformats.org/drawingml/2006/main">
+                  <a:graphicData uri="http://schemas.microsoft.com/office/word/2010/wordprocessingShape">
+                    <wps:wsp>
+                      <wps:cNvSpPr/>
+                      <wps:spPr>
+                        <a:xfrm>
+                          <a:off x="0" y="0"/>
+                          <a:ext cx="693152" cy="533065"/>
+                        </a:xfrm>
+                        <a:prstGeom prst="rightArrow">
+                          <a:avLst/>
+                        </a:prstGeom>
+                        <a:solidFill>
+                          <a:srgbClr val="234465"/>
+                        </a:solidFill>
+                        <a:ln w="25400" cap="flat" cmpd="sng" algn="ctr">
+                          <a:solidFill>
+                            <a:srgbClr val="234465"/>
+                          </a:solidFill>
+                          <a:prstDash val="solid"/>
+                        </a:ln>
+                        <a:effectLst/>
+                      </wps:spPr>
+                      <wps:bodyPr rtlCol="0" anchor="ctr"/>
+                    </wps:wsp>
+                  </a:graphicData>
+                </a:graphic>
+                <wp14:sizeRelH relativeFrom="margin">
+                  <wp14:pctWidth>0</wp14:pctWidth>
+                </wp14:sizeRelH>
+                <wp14:sizeRelV relativeFrom="margin">
+                  <wp14:pctHeight>0</wp14:pctHeight>
+                </wp14:sizeRelV>
+              </wp:anchor>
+            </w:drawing>
+          </mc:Choice>
+          <mc:Fallback>
+            <w:pict>
+              <v:shapetype w14:anchorId="1FBF7EDD" id="_x0000_t13" coordsize="21600,21600" o:spt="13" adj="16200,5400" path="m@0,l@0@1,0@1,0@2@0@2@0,21600,21600,10800xe">
+                <v:stroke joinstyle="miter"/>
+                <v:formulas>
+                  <v:f eqn="val #0"/>
+                  <v:f eqn="val #1"/>
+                  <v:f eqn="sum height 0 #1"/>
+                  <v:f eqn="sum 10800 0 #1"/>
+                  <v:f eqn="sum width 0 #0"/>
+                  <v:f eqn="prod @4 @3 10800"/>
+                  <v:f eqn="sum width 0 @5"/>
+                </v:formulas>
+                <v:path o:connecttype="custom" o:connectlocs="@0,0;0,10800;@0,21600;21600,10800" o:connectangles="270,180,90,0" textboxrect="0,@1,@6,@2"/>
+                <v:handles>
+                  <v:h position="#0,#1" xrange="0,21600" yrange="0,10800"/>
+                </v:handles>
+              </v:shapetype>
+              <v:shape id="Arrow: Right 10" o:spid="_x0000_s1026" type="#_x0000_t13" style="position:absolute;margin-left:218.9pt;margin-top:78.55pt;width:54.6pt;height:41.95pt;z-index:251662336;visibility:visible;mso-wrap-style:square;mso-width-percent:0;mso-height-percent:0;mso-wrap-distance-left:9pt;mso-wrap-distance-top:0;mso-wrap-distance-right:9pt;mso-wrap-distance-bottom:0;mso-position-horizontal:absolute;mso-position-horizontal-relative:text;mso-position-vertical:absolute;mso-position-vertical-relative:text;mso-width-percent:0;mso-height-percent:0;mso-width-relative:margin;mso-height-relative:margin;v-text-anchor:middle" o:gfxdata="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" adj="13294" fillcolor="#234465" strokecolor="#234465" strokeweight="2pt"/>
+            </w:pict>
+          </mc:Fallback>
+        </mc:AlternateContent>
+      </w:r>
+      <w:r>
+        <w:rPr>
+          <w:noProof/>
+        </w:rPr>
+        <w:drawing>
+          <wp:anchor distT="0" distB="0" distL="114300" distR="114300" simplePos="0" relativeHeight="251663360" behindDoc="1" locked="0" layoutInCell="1" allowOverlap="1" wp14:anchorId="6D6480C2" wp14:editId="43AC9048">
+            <wp:simplePos x="0" y="0"/>
+            <wp:positionH relativeFrom="column">
+              <wp:posOffset>3752850</wp:posOffset>
+            </wp:positionH>
+            <wp:positionV relativeFrom="paragraph">
+              <wp:posOffset>12700</wp:posOffset>
+            </wp:positionV>
+            <wp:extent cx="2317115" cy="2300605"/>
+            <wp:effectExtent l="12700" t="12700" r="6985" b="10795"/>
+            <wp:wrapTight wrapText="bothSides">
+              <wp:wrapPolygon edited="0">
+                <wp:start x="-118" y="-119"/>
+                <wp:lineTo x="-118" y="21582"/>
+                <wp:lineTo x="21547" y="21582"/>
+                <wp:lineTo x="21547" y="-119"/>
+                <wp:lineTo x="-118" y="-119"/>
+              </wp:wrapPolygon>
+            </wp:wrapTight>
+            <wp:docPr id="1370577978" name="Picture 7">
+              <a:extLst xmlns:a="http://schemas.openxmlformats.org/drawingml/2006/main">
+                <a:ext uri="{FF2B5EF4-FFF2-40B4-BE49-F238E27FC236}">
+                  <a16:creationId xmlns:a16="http://schemas.microsoft.com/office/drawing/2014/main" id="{ED0E2FD5-76A6-5B84-DE05-7B9D4733D95E}"/>
+                </a:ext>
+              </a:extLst>
+            </wp:docPr>
+            <wp:cNvGraphicFramePr>
+              <a:graphicFrameLocks xmlns:a="http://schemas.openxmlformats.org/drawingml/2006/main" noChangeAspect="1"/>
+            </wp:cNvGraphicFramePr>
+            <a:graphic xmlns:a="http://schemas.openxmlformats.org/drawingml/2006/main">
+              <a:graphicData uri="http://schemas.openxmlformats.org/drawingml/2006/picture">
+                <pic:pic xmlns:pic="http://schemas.openxmlformats.org/drawingml/2006/picture">
+                  <pic:nvPicPr>
+                    <pic:cNvPr id="8" name="Picture 7">
+                      <a:extLst>
+                        <a:ext uri="{FF2B5EF4-FFF2-40B4-BE49-F238E27FC236}">
+                          <a16:creationId xmlns:a16="http://schemas.microsoft.com/office/drawing/2014/main" id="{ED0E2FD5-76A6-5B84-DE05-7B9D4733D95E}"/>
+                        </a:ext>
+                      </a:extLst>
+                    </pic:cNvPr>
+                    <pic:cNvPicPr>
+                      <a:picLocks noChangeAspect="1"/>
+                    </pic:cNvPicPr>
+                  </pic:nvPicPr>
+                  <pic:blipFill>
+                    <a:blip r:embed="rId10" cstate="print">
+                      <a:extLst>
+                        <a:ext uri="{28A0092B-C50C-407E-A947-70E740481C1C}">
+                          <a14:useLocalDpi xmlns:a14="http://schemas.microsoft.com/office/drawing/2010/main" val="0"/>
+                        </a:ext>
+                      </a:extLst>
+                    </a:blip>
+                    <a:stretch>
+                      <a:fillRect/>
+                    </a:stretch>
+                  </pic:blipFill>
+                  <pic:spPr>
+                    <a:xfrm>
+                      <a:off x="0" y="0"/>
+                      <a:ext cx="2317115" cy="2300605"/>
+                    </a:xfrm>
+                    <a:prstGeom prst="rect">
+                      <a:avLst/>
+                    </a:prstGeom>
+                    <a:ln>
+                      <a:solidFill>
+                        <a:schemeClr val="bg2">
+                          <a:lumMod val="75000"/>
+                        </a:schemeClr>
+                      </a:solidFill>
+                    </a:ln>
+                  </pic:spPr>
+                </pic:pic>
+              </a:graphicData>
+            </a:graphic>
+            <wp14:sizeRelH relativeFrom="page">
+              <wp14:pctWidth>0</wp14:pctWidth>
+            </wp14:sizeRelH>
+            <wp14:sizeRelV relativeFrom="page">
+              <wp14:pctHeight>0</wp14:pctHeight>
+            </wp14:sizeRelV>
+          </wp:anchor>
+        </w:drawing>
+      </w:r>
+      <w:r>
+        <w:rPr>
+          <w:noProof/>
+        </w:rPr>
+        <w:drawing>
+          <wp:inline distT="0" distB="0" distL="0" distR="0" wp14:anchorId="4E27F318" wp14:editId="6DA5D0DC">
+            <wp:extent cx="2445365" cy="2301169"/>
+            <wp:effectExtent l="12700" t="12700" r="19050" b="10795"/>
+            <wp:docPr id="468148129" name="Picture 5">
+              <a:extLst xmlns:a="http://schemas.openxmlformats.org/drawingml/2006/main">
+                <a:ext uri="{FF2B5EF4-FFF2-40B4-BE49-F238E27FC236}">
+                  <a16:creationId xmlns:a16="http://schemas.microsoft.com/office/drawing/2014/main" id="{B59D0951-BC11-E992-5A7C-E15AF435CD89}"/>
+                </a:ext>
+              </a:extLst>
+            </wp:docPr>
+            <wp:cNvGraphicFramePr>
+              <a:graphicFrameLocks xmlns:a="http://schemas.openxmlformats.org/drawingml/2006/main" noChangeAspect="1"/>
+            </wp:cNvGraphicFramePr>
+            <a:graphic xmlns:a="http://schemas.openxmlformats.org/drawingml/2006/main">
+              <a:graphicData uri="http://schemas.openxmlformats.org/drawingml/2006/picture">
+                <pic:pic xmlns:pic="http://schemas.openxmlformats.org/drawingml/2006/picture">
+                  <pic:nvPicPr>
+                    <pic:cNvPr id="6" name="Picture 5">
+                      <a:extLst>
+                        <a:ext uri="{FF2B5EF4-FFF2-40B4-BE49-F238E27FC236}">
+                          <a16:creationId xmlns:a16="http://schemas.microsoft.com/office/drawing/2014/main" id="{B59D0951-BC11-E992-5A7C-E15AF435CD89}"/>
+                        </a:ext>
+                      </a:extLst>
+                    </pic:cNvPr>
+                    <pic:cNvPicPr>
+                      <a:picLocks noChangeAspect="1"/>
+                    </pic:cNvPicPr>
+                  </pic:nvPicPr>
+                  <pic:blipFill>
+                    <a:blip r:embed="rId11">
+                      <a:extLst>
+                        <a:ext uri="{28A0092B-C50C-407E-A947-70E740481C1C}">
+                          <a14:useLocalDpi xmlns:a14="http://schemas.microsoft.com/office/drawing/2010/main"/>
+                        </a:ext>
+                      </a:extLst>
+                    </a:blip>
+                    <a:stretch>
+                      <a:fillRect/>
+                    </a:stretch>
+                  </pic:blipFill>
+                  <pic:spPr>
+                    <a:xfrm>
+                      <a:off x="0" y="0"/>
+                      <a:ext cx="2575161" cy="2423311"/>
+                    </a:xfrm>
+                    <a:prstGeom prst="rect">
+                      <a:avLst/>
+                    </a:prstGeom>
+                    <a:ln>
+                      <a:solidFill>
+                        <a:schemeClr val="bg2">
+                          <a:lumMod val="75000"/>
+                        </a:schemeClr>
+                      </a:solidFill>
+                    </a:ln>
+                  </pic:spPr>
+                </pic:pic>
+              </a:graphicData>
+            </a:graphic>
+          </wp:inline>
+        </w:drawing>
+      </w:r>
+    </w:p>
+    <w:p>
+      <w:pPr>
+        <w:pStyle w:val="ListParagraph"/>
+        <w:numPr>
+          <w:ilvl w:val="0"/>
+          <w:numId w:val="10"/>
+        </w:numPr>
+        <w:spacing w:after="0"/>
+        <w:rPr>
+          <w:lang w:val="bg-BG"/>
+        </w:rPr>
+      </w:pPr>
+      <w:r>
+        <w:rPr>
+          <w:lang w:val="bg-BG"/>
+        </w:rPr>
+        <w:t xml:space="preserve">Изберете </w:t>
+      </w:r>
+      <w:r>
+        <w:rPr>
+          <w:b/>
+          <w:bCs/>
+          <w:lang w:val="bg-BG"/>
+        </w:rPr>
+        <w:t>елемент</w:t>
+      </w:r>
+      <w:r>
+        <w:rPr>
+          <w:lang w:val="bg-BG"/>
+        </w:rPr>
+        <w:t xml:space="preserve"> с </w:t>
+      </w:r>
+      <w:r>
+        <w:rPr>
+          <w:b/>
+          <w:bCs/>
+          <w:lang w:val="bg-BG"/>
+        </w:rPr>
+        <w:t>текст</w:t>
+      </w:r>
+      <w:r>
+        <w:rPr>
+          <w:lang w:val="bg-BG"/>
+        </w:rPr>
+        <w:t xml:space="preserve"> </w:t>
+      </w:r>
+      <w:r>
+        <w:rPr>
+          <w:b/>
+          <w:bCs/>
+          <w:lang w:val="bg-BG"/>
+        </w:rPr>
+        <w:t>по избор</w:t>
+      </w:r>
+      <w:r>
+        <w:rPr>
+          <w:lang w:val="bg-BG"/>
+        </w:rPr>
+        <w:t xml:space="preserve"> и кликнете</w:t>
+      </w:r>
+      <w:r>
+        <w:rPr>
+          <w:lang w:val="bg-BG"/>
+        </w:rPr>
+        <w:t xml:space="preserve"> с </w:t>
+      </w:r>
+      <w:r>
+        <w:rPr>
+          <w:b/>
+          <w:bCs/>
+          <w:lang w:val="bg-BG"/>
+        </w:rPr>
+        <w:t>десен бутон</w:t>
+      </w:r>
+      <w:r>
+        <w:rPr>
+          <w:lang w:val="bg-BG"/>
+        </w:rPr>
+        <w:t xml:space="preserve"> </w:t>
+      </w:r>
+      <w:r>
+        <w:rPr>
+          <w:sz w:val="20"/>
+          <w:szCs w:val="20"/>
+        </w:rPr>
+        <w:sym w:font="Wingdings" w:char="F0E0"/>
+      </w:r>
+      <w:r>
+        <w:rPr>
+          <w:lang w:val="bg-BG"/>
+        </w:rPr>
+        <w:t xml:space="preserve"> </w:t>
+      </w:r>
+      <w:r>
+        <w:rPr>
+          <w:rFonts w:ascii="Consolas" w:hAnsi="Consolas" w:cs="Consolas"/>
+          <w:b/>
+          <w:bCs/>
+        </w:rPr>
+        <w:t>Inspect</w:t>
+      </w:r>
+      <w:r>
+        <w:rPr>
+          <w:rFonts w:ascii="Calibri" w:hAnsi="Calibri" w:cs="Calibri"/>
+          <w:lang w:val="bg-BG"/>
+        </w:rPr>
+        <w:t>.</w:t>
+      </w:r>
+    </w:p>
+    <w:p>
+      <w:pPr>
+        <w:spacing w:after="0"/>
+        <w:rPr>
+          <w:lang w:val="bg-BG"/>
+        </w:rPr>
+      </w:pPr>
+      <w:r>
+        <w:rPr>
+          <w:noProof/>
+          <w:lang w:val="bg-BG"/>
+        </w:rPr>
+        <w:drawing>
+          <wp:inline distT="0" distB="0" distL="0" distR="0" wp14:anchorId="0D4A6C67" wp14:editId="21581D29">
+            <wp:extent cx="4507757" cy="711200"/>
+            <wp:effectExtent l="12700" t="12700" r="13970" b="12700"/>
+            <wp:docPr id="1804197796" name="Picture 1"/>
+            <wp:cNvGraphicFramePr>
+              <a:graphicFrameLocks xmlns:a="http://schemas.openxmlformats.org/drawingml/2006/main" noChangeAspect="1"/>
+            </wp:cNvGraphicFramePr>
+            <a:graphic xmlns:a="http://schemas.openxmlformats.org/drawingml/2006/main">
+              <a:graphicData uri="http://schemas.openxmlformats.org/drawingml/2006/picture">
+                <pic:pic xmlns:pic="http://schemas.openxmlformats.org/drawingml/2006/picture">
+                  <pic:nvPicPr>
+                    <pic:cNvPr id="1804197796" name="Picture 1"/>
+                    <pic:cNvPicPr/>
+                  </pic:nvPicPr>
+                  <pic:blipFill>
+                    <a:blip r:embed="rId16" cstate="print">
+                      <a:extLst>
+                        <a:ext uri="{28A0092B-C50C-407E-A947-70E740481C1C}">
+                          <a14:useLocalDpi xmlns:a14="http://schemas.microsoft.com/office/drawing/2010/main" val="0"/>
+                        </a:ext>
+                      </a:extLst>
+                    </a:blip>
+                    <a:stretch>
+                      <a:fillRect/>
+                    </a:stretch>
+                  </pic:blipFill>
+                  <pic:spPr>
+                    <a:xfrm>
+                      <a:off x="0" y="0"/>
+                      <a:ext cx="4519398" cy="713037"/>
+                    </a:xfrm>
+                    <a:prstGeom prst="rect">
+                      <a:avLst/>
+                    </a:prstGeom>
+                    <a:ln>
+                      <a:solidFill>
+                        <a:schemeClr val="bg1">
+                          <a:lumMod val="75000"/>
+                        </a:schemeClr>
+                      </a:solidFill>
+                    </a:ln>
+                  </pic:spPr>
+                </pic:pic>
+              </a:graphicData>
+            </a:graphic>
+          </wp:inline>
+        </w:drawing>
+      </w:r>
+    </w:p>
+    <w:p>
+      <w:pPr>
+        <w:pStyle w:val="ListParagraph"/>
+        <w:numPr>
+          <w:ilvl w:val="0"/>
+          <w:numId w:val="10"/>
+        </w:numPr>
+        <w:spacing w:after="0"/>
+        <w:rPr>
+          <w:lang w:val="bg-BG"/>
+        </w:rPr>
+      </w:pPr>
+      <w:r>
+        <w:rPr>
+          <w:lang w:val="bg-BG"/>
+        </w:rPr>
+        <w:t xml:space="preserve">Напишете </w:t>
+      </w:r>
+      <w:r>
+        <w:rPr>
+          <w:b/>
+          <w:bCs/>
+          <w:lang w:val="bg-BG"/>
+        </w:rPr>
+        <w:t>друг текст</w:t>
+      </w:r>
+      <w:r>
+        <w:rPr>
+          <w:lang w:val="bg-BG"/>
+        </w:rPr>
+        <w:t xml:space="preserve"> </w:t>
+      </w:r>
+      <w:r>
+        <w:rPr>
+          <w:b/>
+          <w:bCs/>
+          <w:lang w:val="bg-BG"/>
+        </w:rPr>
+        <w:t>по избор</w:t>
+      </w:r>
+      <w:r>
+        <w:rPr>
+          <w:lang w:val="bg-BG"/>
+        </w:rPr>
+        <w:t xml:space="preserve"> </w:t>
+      </w:r>
+      <w:r>
+        <w:rPr>
+          <w:lang w:val="bg-BG"/>
+        </w:rPr>
+        <w:t>и натиснете</w:t>
+      </w:r>
+      <w:r>
+        <w:rPr>
+          <w:b/>
+          <w:bCs/>
+          <w:lang w:val="bg-BG"/>
+        </w:rPr>
+        <w:t xml:space="preserve"> </w:t>
+      </w:r>
+      <w:r>
+        <w:rPr>
+          <w:rFonts w:ascii="Consolas" w:hAnsi="Consolas" w:cs="Consolas"/>
+          <w:b/>
+          <w:bCs/>
+        </w:rPr>
+        <w:t>Enter</w:t>
+      </w:r>
+      <w:r>
+        <w:rPr>
+          <w:lang w:val="bg-BG"/>
+        </w:rPr>
+        <w:t>.</w:t>
+      </w:r>
+    </w:p>
+    <w:p>
+      <w:pPr>
+        <w:spacing w:after="0"/>
+      </w:pPr>
+      <w:r>
+        <w:rPr>
+          <w:noProof/>
+          <w:lang w:val="bg-BG"/>
+        </w:rPr>
+        <w:drawing>
+          <wp:inline distT="0" distB="0" distL="0" distR="0" wp14:anchorId="19F6E254" wp14:editId="3C54EEC0">
+            <wp:extent cx="4507230" cy="711115"/>
+            <wp:effectExtent l="12700" t="12700" r="13970" b="13335"/>
+            <wp:docPr id="1824499897" name="Picture 2"/>
+            <wp:cNvGraphicFramePr>
+              <a:graphicFrameLocks xmlns:a="http://schemas.openxmlformats.org/drawingml/2006/main" noChangeAspect="1"/>
+            </wp:cNvGraphicFramePr>
+            <a:graphic xmlns:a="http://schemas.openxmlformats.org/drawingml/2006/main">
+              <a:graphicData uri="http://schemas.openxmlformats.org/drawingml/2006/picture">
+                <pic:pic xmlns:pic="http://schemas.openxmlformats.org/drawingml/2006/picture">
+                  <pic:nvPicPr>
+                    <pic:cNvPr id="1824499897" name="Picture 2"/>
+                    <pic:cNvPicPr/>
+                  </pic:nvPicPr>
+                  <pic:blipFill>
+                    <a:blip r:embed="rId17" cstate="print">
+                      <a:extLst>
+                        <a:ext uri="{28A0092B-C50C-407E-A947-70E740481C1C}">
+                          <a14:useLocalDpi xmlns:a14="http://schemas.microsoft.com/office/drawing/2010/main" val="0"/>
+                        </a:ext>
+                      </a:extLst>
+                    </a:blip>
+                    <a:stretch>
+                      <a:fillRect/>
+                    </a:stretch>
+                  </pic:blipFill>
+                  <pic:spPr>
+                    <a:xfrm>
+                      <a:off x="0" y="0"/>
+                      <a:ext cx="4546539" cy="717317"/>
+                    </a:xfrm>
+                    <a:prstGeom prst="rect">
+                      <a:avLst/>
+                    </a:prstGeom>
+                    <a:ln>
+                      <a:solidFill>
+                        <a:schemeClr val="bg1">
+                          <a:lumMod val="75000"/>
+                        </a:schemeClr>
+                      </a:solidFill>
+                    </a:ln>
+                  </pic:spPr>
+                </pic:pic>
+              </a:graphicData>
+            </a:graphic>
+          </wp:inline>
+        </w:drawing>
+      </w:r>
+    </w:p>
+    <w:p>
+      <w:pPr>
+        <w:pStyle w:val="ListParagraph"/>
+        <w:numPr>
+          <w:ilvl w:val="0"/>
+          <w:numId w:val="10"/>
+        </w:numPr>
+        <w:spacing w:after="0"/>
+        <w:rPr>
+          <w:lang w:val="bg-BG"/>
+        </w:rPr>
+      </w:pPr>
+      <w:r>
+        <w:rPr>
+          <w:lang w:val="bg-BG"/>
+        </w:rPr>
+        <w:t xml:space="preserve">Вижте </w:t>
+      </w:r>
+      <w:r>
+        <w:rPr>
+          <w:b/>
+          <w:bCs/>
+          <w:lang w:val="bg-BG"/>
+        </w:rPr>
+        <w:t>резултата</w:t>
+      </w:r>
+      <w:r>
+        <w:rPr>
+          <w:lang w:val="bg-BG"/>
+        </w:rPr>
+        <w:t>.</w:t>
+      </w:r>
+    </w:p>
+    <w:p>
+      <w:pPr>
+        <w:spacing w:after="0"/>
+        <w:rPr>
           <w:lang w:val="en-GB"/>
         </w:rPr>
-        <w:t xml:space="preserve">html </w:t>
-      </w:r>
-      <w:r>
-        <w:rPr>
-          <w:sz w:val="40"/>
-          <w:szCs w:val="40"/>
-          <w:highlight w:val="yellow"/>
-          <w:lang w:val="bg-BG"/>
-        </w:rPr>
-        <w:t>дървото на публичен сайт</w:t>
+      </w:pPr>
+      <w:r>
+        <w:rPr>
+          <w:noProof/>
+          <w:lang w:val="bg-BG"/>
+        </w:rPr>
+        <w:drawing>
+          <wp:inline distT="0" distB="0" distL="0" distR="0" wp14:anchorId="79C75A7E" wp14:editId="2CEDDD70">
+            <wp:extent cx="3088488" cy="2921000"/>
+            <wp:effectExtent l="12700" t="12700" r="10795" b="12700"/>
+            <wp:docPr id="763514599" name="Picture 3"/>
+            <wp:cNvGraphicFramePr>
+              <a:graphicFrameLocks xmlns:a="http://schemas.openxmlformats.org/drawingml/2006/main" noChangeAspect="1"/>
+            </wp:cNvGraphicFramePr>
+            <a:graphic xmlns:a="http://schemas.openxmlformats.org/drawingml/2006/main">
+              <a:graphicData uri="http://schemas.openxmlformats.org/drawingml/2006/picture">
+                <pic:pic xmlns:pic="http://schemas.openxmlformats.org/drawingml/2006/picture">
+                  <pic:nvPicPr>
+                    <pic:cNvPr id="763514599" name="Picture 3"/>
+                    <pic:cNvPicPr/>
+                  </pic:nvPicPr>
+                  <pic:blipFill>
+                    <a:blip r:embed="rId18" cstate="print">
+                      <a:extLst>
+                        <a:ext uri="{28A0092B-C50C-407E-A947-70E740481C1C}">
+                          <a14:useLocalDpi xmlns:a14="http://schemas.microsoft.com/office/drawing/2010/main" val="0"/>
+                        </a:ext>
+                      </a:extLst>
+                    </a:blip>
+                    <a:stretch>
+                      <a:fillRect/>
+                    </a:stretch>
+                  </pic:blipFill>
+                  <pic:spPr>
+                    <a:xfrm>
+                      <a:off x="0" y="0"/>
+                      <a:ext cx="3101331" cy="2933147"/>
+                    </a:xfrm>
+                    <a:prstGeom prst="rect">
+                      <a:avLst/>
+                    </a:prstGeom>
+                    <a:ln>
+                      <a:solidFill>
+                        <a:schemeClr val="bg1">
+                          <a:lumMod val="75000"/>
+                        </a:schemeClr>
+                      </a:solidFill>
+                    </a:ln>
+                  </pic:spPr>
+                </pic:pic>
+              </a:graphicData>
+            </a:graphic>
+          </wp:inline>
+        </w:drawing>
       </w:r>
     </w:p>
     <w:sectPr>
-      <w:headerReference w:type="default" r:id="rId15"/>
-      <w:footerReference w:type="default" r:id="rId16"/>
+      <w:headerReference w:type="default" r:id="rId19"/>
+      <w:footerReference w:type="default" r:id="rId20"/>
       <w:pgSz w:w="11909" w:h="16834" w:code="9"/>
       <w:pgMar w:top="567" w:right="737" w:bottom="680" w:left="737" w:header="567" w:footer="510" w:gutter="0"/>
       <w:cols w:space="720"/>
@@ -1772,7 +2639,7 @@
 </file>
 
 <file path=word/endnotes.xml><?xml version="1.0" encoding="utf-8"?>
-<w:endnotes xmlns:wpc="http://schemas.microsoft.com/office/word/2010/wordprocessingCanvas" xmlns:cx="http://schemas.microsoft.com/office/drawing/2014/chartex" xmlns:cx1="http://schemas.microsoft.com/office/drawing/2015/9/8/chartex" xmlns:cx2="http://schemas.microsoft.com/office/drawing/2015/10/21/chartex" xmlns:cx3="http://schemas.microsoft.com/office/drawing/2016/5/9/chartex" xmlns:cx4="http://schemas.microsoft.com/office/drawing/2016/5/10/chartex" xmlns:cx5="http://schemas.microsoft.com/office/drawing/2016/5/11/chartex" xmlns:cx6="http://schemas.microsoft.com/office/drawing/2016/5/12/chartex" xmlns:cx7="http://schemas.microsoft.com/office/drawing/2016/5/13/chartex" xmlns:cx8="http://schemas.microsoft.com/office/drawing/2016/5/14/chartex" xmlns:mc="http://schemas.openxmlformats.org/markup-compatibility/2006" xmlns:aink="http://schemas.microsoft.com/office/drawing/2016/ink" xmlns:am3d="http://schemas.microsoft.com/office/drawing/2017/model3d" xmlns:o="urn:schemas-microsoft-com:office:office" xmlns:oel="http://schemas.microsoft.com/office/2019/extlst" xmlns:r="http://schemas.openxmlformats.org/officeDocument/2006/relationships" xmlns:m="http://schemas.openxmlformats.org/officeDocument/2006/math" xmlns:v="urn:schemas-microsoft-com:vml" xmlns:wp14="http://schemas.microsoft.com/office/word/2010/wordprocessingDrawing" xmlns:wp="http://schemas.openxmlformats.org/drawingml/2006/wordprocessingDrawing" xmlns:w10="urn:schemas-microsoft-com:office:word" xmlns:w="http://schemas.openxmlformats.org/wordprocessingml/2006/main" xmlns:w14="http://schemas.microsoft.com/office/word/2010/wordml" xmlns:w15="http://schemas.microsoft.com/office/word/2012/wordml" xmlns:w16cex="http://schemas.microsoft.com/office/word/2018/wordml/cex" xmlns:w16cid="http://schemas.microsoft.com/office/word/2016/wordml/cid" xmlns:w16="http://schemas.microsoft.com/office/word/2018/wordml" xmlns:w16du="http://schemas.microsoft.com/office/word/2023/wordml/word16du" xmlns:w16sdtdh="http://schemas.microsoft.com/office/word/2020/wordml/sdtdatahash" xmlns:w16se="http://schemas.microsoft.com/office/word/2015/wordml/symex" xmlns:wpg="http://schemas.microsoft.com/office/word/2010/wordprocessingGroup" xmlns:wpi="http://schemas.microsoft.com/office/word/2010/wordprocessingInk" xmlns:wne="http://schemas.microsoft.com/office/word/2006/wordml" xmlns:wps="http://schemas.microsoft.com/office/word/2010/wordprocessingShape" mc:Ignorable="w14 w15 w16se w16cid w16 w16cex w16sdtdh w16du wp14">
+<w:endnotes xmlns:wpc="http://schemas.microsoft.com/office/word/2010/wordprocessingCanvas" xmlns:cx="http://schemas.microsoft.com/office/drawing/2014/chartex" xmlns:cx1="http://schemas.microsoft.com/office/drawing/2015/9/8/chartex" xmlns:cx2="http://schemas.microsoft.com/office/drawing/2015/10/21/chartex" xmlns:cx3="http://schemas.microsoft.com/office/drawing/2016/5/9/chartex" xmlns:cx4="http://schemas.microsoft.com/office/drawing/2016/5/10/chartex" xmlns:cx5="http://schemas.microsoft.com/office/drawing/2016/5/11/chartex" xmlns:cx6="http://schemas.microsoft.com/office/drawing/2016/5/12/chartex" xmlns:cx7="http://schemas.microsoft.com/office/drawing/2016/5/13/chartex" xmlns:cx8="http://schemas.microsoft.com/office/drawing/2016/5/14/chartex" xmlns:mc="http://schemas.openxmlformats.org/markup-compatibility/2006" xmlns:aink="http://schemas.microsoft.com/office/drawing/2016/ink" xmlns:am3d="http://schemas.microsoft.com/office/drawing/2017/model3d" xmlns:o="urn:schemas-microsoft-com:office:office" xmlns:oel="http://schemas.microsoft.com/office/2019/extlst" xmlns:r="http://schemas.openxmlformats.org/officeDocument/2006/relationships" xmlns:m="http://schemas.openxmlformats.org/officeDocument/2006/math" xmlns:v="urn:schemas-microsoft-com:vml" xmlns:wp14="http://schemas.microsoft.com/office/word/2010/wordprocessingDrawing" xmlns:wp="http://schemas.openxmlformats.org/drawingml/2006/wordprocessingDrawing" xmlns:w10="urn:schemas-microsoft-com:office:word" xmlns:w="http://schemas.openxmlformats.org/wordprocessingml/2006/main" xmlns:w14="http://schemas.microsoft.com/office/word/2010/wordml" xmlns:w15="http://schemas.microsoft.com/office/word/2012/wordml" xmlns:w16cex="http://schemas.microsoft.com/office/word/2018/wordml/cex" xmlns:w16cid="http://schemas.microsoft.com/office/word/2016/wordml/cid" xmlns:w16="http://schemas.microsoft.com/office/word/2018/wordml" xmlns:w16sdtdh="http://schemas.microsoft.com/office/word/2020/wordml/sdtdatahash" xmlns:w16se="http://schemas.microsoft.com/office/word/2015/wordml/symex" xmlns:wpg="http://schemas.microsoft.com/office/word/2010/wordprocessingGroup" xmlns:wpi="http://schemas.microsoft.com/office/word/2010/wordprocessingInk" xmlns:wne="http://schemas.microsoft.com/office/word/2006/wordml" xmlns:wps="http://schemas.microsoft.com/office/word/2010/wordprocessingShape" mc:Ignorable="w14 w15 w16se w16cid w16 w16cex w16sdtdh wp14">
   <w:endnote w:type="separator" w:id="-1">
     <w:p>
       <w:pPr>
@@ -1797,7 +2664,7 @@
 </file>
 
 <file path=word/footer1.xml><?xml version="1.0" encoding="utf-8"?>
-<w:ftr xmlns:wpc="http://schemas.microsoft.com/office/word/2010/wordprocessingCanvas" xmlns:cx="http://schemas.microsoft.com/office/drawing/2014/chartex" xmlns:cx1="http://schemas.microsoft.com/office/drawing/2015/9/8/chartex" xmlns:cx2="http://schemas.microsoft.com/office/drawing/2015/10/21/chartex" xmlns:cx3="http://schemas.microsoft.com/office/drawing/2016/5/9/chartex" xmlns:cx4="http://schemas.microsoft.com/office/drawing/2016/5/10/chartex" xmlns:cx5="http://schemas.microsoft.com/office/drawing/2016/5/11/chartex" xmlns:cx6="http://schemas.microsoft.com/office/drawing/2016/5/12/chartex" xmlns:cx7="http://schemas.microsoft.com/office/drawing/2016/5/13/chartex" xmlns:cx8="http://schemas.microsoft.com/office/drawing/2016/5/14/chartex" xmlns:mc="http://schemas.openxmlformats.org/markup-compatibility/2006" xmlns:aink="http://schemas.microsoft.com/office/drawing/2016/ink" xmlns:am3d="http://schemas.microsoft.com/office/drawing/2017/model3d" xmlns:o="urn:schemas-microsoft-com:office:office" xmlns:oel="http://schemas.microsoft.com/office/2019/extlst" xmlns:r="http://schemas.openxmlformats.org/officeDocument/2006/relationships" xmlns:m="http://schemas.openxmlformats.org/officeDocument/2006/math" xmlns:v="urn:schemas-microsoft-com:vml" xmlns:wp14="http://schemas.microsoft.com/office/word/2010/wordprocessingDrawing" xmlns:wp="http://schemas.openxmlformats.org/drawingml/2006/wordprocessingDrawing" xmlns:w10="urn:schemas-microsoft-com:office:word" xmlns:w="http://schemas.openxmlformats.org/wordprocessingml/2006/main" xmlns:w14="http://schemas.microsoft.com/office/word/2010/wordml" xmlns:w15="http://schemas.microsoft.com/office/word/2012/wordml" xmlns:w16cex="http://schemas.microsoft.com/office/word/2018/wordml/cex" xmlns:w16cid="http://schemas.microsoft.com/office/word/2016/wordml/cid" xmlns:w16="http://schemas.microsoft.com/office/word/2018/wordml" xmlns:w16du="http://schemas.microsoft.com/office/word/2023/wordml/word16du" xmlns:w16sdtdh="http://schemas.microsoft.com/office/word/2020/wordml/sdtdatahash" xmlns:w16se="http://schemas.microsoft.com/office/word/2015/wordml/symex" xmlns:wpg="http://schemas.microsoft.com/office/word/2010/wordprocessingGroup" xmlns:wpi="http://schemas.microsoft.com/office/word/2010/wordprocessingInk" xmlns:wne="http://schemas.microsoft.com/office/word/2006/wordml" xmlns:wps="http://schemas.microsoft.com/office/word/2010/wordprocessingShape" mc:Ignorable="w14 w15 w16se w16cid w16 w16cex w16sdtdh w16du wp14">
+<w:ftr xmlns:wpc="http://schemas.microsoft.com/office/word/2010/wordprocessingCanvas" xmlns:cx="http://schemas.microsoft.com/office/drawing/2014/chartex" xmlns:cx1="http://schemas.microsoft.com/office/drawing/2015/9/8/chartex" xmlns:cx2="http://schemas.microsoft.com/office/drawing/2015/10/21/chartex" xmlns:cx3="http://schemas.microsoft.com/office/drawing/2016/5/9/chartex" xmlns:cx4="http://schemas.microsoft.com/office/drawing/2016/5/10/chartex" xmlns:cx5="http://schemas.microsoft.com/office/drawing/2016/5/11/chartex" xmlns:cx6="http://schemas.microsoft.com/office/drawing/2016/5/12/chartex" xmlns:cx7="http://schemas.microsoft.com/office/drawing/2016/5/13/chartex" xmlns:cx8="http://schemas.microsoft.com/office/drawing/2016/5/14/chartex" xmlns:mc="http://schemas.openxmlformats.org/markup-compatibility/2006" xmlns:aink="http://schemas.microsoft.com/office/drawing/2016/ink" xmlns:am3d="http://schemas.microsoft.com/office/drawing/2017/model3d" xmlns:o="urn:schemas-microsoft-com:office:office" xmlns:oel="http://schemas.microsoft.com/office/2019/extlst" xmlns:r="http://schemas.openxmlformats.org/officeDocument/2006/relationships" xmlns:m="http://schemas.openxmlformats.org/officeDocument/2006/math" xmlns:v="urn:schemas-microsoft-com:vml" xmlns:wp14="http://schemas.microsoft.com/office/word/2010/wordprocessingDrawing" xmlns:wp="http://schemas.openxmlformats.org/drawingml/2006/wordprocessingDrawing" xmlns:w10="urn:schemas-microsoft-com:office:word" xmlns:w="http://schemas.openxmlformats.org/wordprocessingml/2006/main" xmlns:w14="http://schemas.microsoft.com/office/word/2010/wordml" xmlns:w15="http://schemas.microsoft.com/office/word/2012/wordml" xmlns:w16cex="http://schemas.microsoft.com/office/word/2018/wordml/cex" xmlns:w16cid="http://schemas.microsoft.com/office/word/2016/wordml/cid" xmlns:w16="http://schemas.microsoft.com/office/word/2018/wordml" xmlns:w16sdtdh="http://schemas.microsoft.com/office/word/2020/wordml/sdtdatahash" xmlns:w16se="http://schemas.microsoft.com/office/word/2015/wordml/symex" xmlns:wpg="http://schemas.microsoft.com/office/word/2010/wordprocessingGroup" xmlns:wpi="http://schemas.microsoft.com/office/word/2010/wordprocessingInk" xmlns:wne="http://schemas.microsoft.com/office/word/2006/wordml" xmlns:wps="http://schemas.microsoft.com/office/word/2010/wordprocessingShape" mc:Ignorable="w14 w15 w16se w16cid w16 w16cex w16sdtdh wp14">
   <w:p>
     <w:pPr>
       <w:pStyle w:val="Footer"/>
@@ -2139,7 +3006,7 @@
             </wp:anchor>
           </w:drawing>
         </mc:Choice>
-        <mc:Fallback>
+        <mc:Fallback xmlns:w16du="http://schemas.microsoft.com/office/word/2023/wordml/word16du">
           <w:pict>
             <v:shapetype w14:anchorId="7ACB1FAE" id="_x0000_t202" coordsize="21600,21600" o:spt="202" path="m,l,21600r21600,l21600,xe">
               <v:stroke joinstyle="miter"/>
@@ -2562,7 +3429,7 @@
             </wp:anchor>
           </w:drawing>
         </mc:Choice>
-        <mc:Fallback>
+        <mc:Fallback xmlns:w16du="http://schemas.microsoft.com/office/word/2023/wordml/word16du">
           <w:pict>
             <v:line w14:anchorId="23DA4A24" id="Straight Connector 19" o:spid="_x0000_s1026" style="position:absolute;flip:y;z-index:251659264;visibility:visible;mso-wrap-style:square;mso-width-percent:0;mso-height-percent:0;mso-wrap-distance-left:9pt;mso-wrap-distance-top:0;mso-wrap-distance-right:9pt;mso-wrap-distance-bottom:0;mso-position-horizontal:absolute;mso-position-horizontal-relative:text;mso-position-vertical:absolute;mso-position-vertical-relative:text;mso-width-percent:0;mso-height-percent:0;mso-width-relative:page;mso-height-relative:page" from="-.1pt,5.2pt" to="520.7pt,5.2pt" o:gfxdata="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" strokecolor="#974706 [1609]" strokeweight="1pt">
               <v:stroke endcap="round"/>
@@ -2785,7 +3652,7 @@
             </wp:anchor>
           </w:drawing>
         </mc:Choice>
-        <mc:Fallback>
+        <mc:Fallback xmlns:w16du="http://schemas.microsoft.com/office/word/2023/wordml/word16du">
           <w:pict>
             <v:shape w14:anchorId="0D7D8A2E" id="Text Box 4" o:spid="_x0000_s1027" type="#_x0000_t202" style="position:absolute;margin-left:444.65pt;margin-top:8.35pt;width:70.9pt;height:15.9pt;z-index:251661312;visibility:visible;mso-wrap-style:square;mso-width-percent:0;mso-height-percent:0;mso-wrap-distance-left:9pt;mso-wrap-distance-top:0;mso-wrap-distance-right:9pt;mso-wrap-distance-bottom:0;mso-position-horizontal:absolute;mso-position-horizontal-relative:text;mso-position-vertical:absolute;mso-position-vertical-relative:text;mso-width-percent:0;mso-height-percent:0;mso-width-relative:page;mso-height-relative:page;v-text-anchor:middle" o:gfxdata="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" filled="f" stroked="f" strokeweight=".5pt">
               <v:textbox inset="0,0,0,0">
@@ -2937,7 +3804,7 @@
 </file>
 
 <file path=word/footnotes.xml><?xml version="1.0" encoding="utf-8"?>
-<w:footnotes xmlns:wpc="http://schemas.microsoft.com/office/word/2010/wordprocessingCanvas" xmlns:cx="http://schemas.microsoft.com/office/drawing/2014/chartex" xmlns:cx1="http://schemas.microsoft.com/office/drawing/2015/9/8/chartex" xmlns:cx2="http://schemas.microsoft.com/office/drawing/2015/10/21/chartex" xmlns:cx3="http://schemas.microsoft.com/office/drawing/2016/5/9/chartex" xmlns:cx4="http://schemas.microsoft.com/office/drawing/2016/5/10/chartex" xmlns:cx5="http://schemas.microsoft.com/office/drawing/2016/5/11/chartex" xmlns:cx6="http://schemas.microsoft.com/office/drawing/2016/5/12/chartex" xmlns:cx7="http://schemas.microsoft.com/office/drawing/2016/5/13/chartex" xmlns:cx8="http://schemas.microsoft.com/office/drawing/2016/5/14/chartex" xmlns:mc="http://schemas.openxmlformats.org/markup-compatibility/2006" xmlns:aink="http://schemas.microsoft.com/office/drawing/2016/ink" xmlns:am3d="http://schemas.microsoft.com/office/drawing/2017/model3d" xmlns:o="urn:schemas-microsoft-com:office:office" xmlns:oel="http://schemas.microsoft.com/office/2019/extlst" xmlns:r="http://schemas.openxmlformats.org/officeDocument/2006/relationships" xmlns:m="http://schemas.openxmlformats.org/officeDocument/2006/math" xmlns:v="urn:schemas-microsoft-com:vml" xmlns:wp14="http://schemas.microsoft.com/office/word/2010/wordprocessingDrawing" xmlns:wp="http://schemas.openxmlformats.org/drawingml/2006/wordprocessingDrawing" xmlns:w10="urn:schemas-microsoft-com:office:word" xmlns:w="http://schemas.openxmlformats.org/wordprocessingml/2006/main" xmlns:w14="http://schemas.microsoft.com/office/word/2010/wordml" xmlns:w15="http://schemas.microsoft.com/office/word/2012/wordml" xmlns:w16cex="http://schemas.microsoft.com/office/word/2018/wordml/cex" xmlns:w16cid="http://schemas.microsoft.com/office/word/2016/wordml/cid" xmlns:w16="http://schemas.microsoft.com/office/word/2018/wordml" xmlns:w16du="http://schemas.microsoft.com/office/word/2023/wordml/word16du" xmlns:w16sdtdh="http://schemas.microsoft.com/office/word/2020/wordml/sdtdatahash" xmlns:w16se="http://schemas.microsoft.com/office/word/2015/wordml/symex" xmlns:wpg="http://schemas.microsoft.com/office/word/2010/wordprocessingGroup" xmlns:wpi="http://schemas.microsoft.com/office/word/2010/wordprocessingInk" xmlns:wne="http://schemas.microsoft.com/office/word/2006/wordml" xmlns:wps="http://schemas.microsoft.com/office/word/2010/wordprocessingShape" mc:Ignorable="w14 w15 w16se w16cid w16 w16cex w16sdtdh w16du wp14">
+<w:footnotes xmlns:wpc="http://schemas.microsoft.com/office/word/2010/wordprocessingCanvas" xmlns:cx="http://schemas.microsoft.com/office/drawing/2014/chartex" xmlns:cx1="http://schemas.microsoft.com/office/drawing/2015/9/8/chartex" xmlns:cx2="http://schemas.microsoft.com/office/drawing/2015/10/21/chartex" xmlns:cx3="http://schemas.microsoft.com/office/drawing/2016/5/9/chartex" xmlns:cx4="http://schemas.microsoft.com/office/drawing/2016/5/10/chartex" xmlns:cx5="http://schemas.microsoft.com/office/drawing/2016/5/11/chartex" xmlns:cx6="http://schemas.microsoft.com/office/drawing/2016/5/12/chartex" xmlns:cx7="http://schemas.microsoft.com/office/drawing/2016/5/13/chartex" xmlns:cx8="http://schemas.microsoft.com/office/drawing/2016/5/14/chartex" xmlns:mc="http://schemas.openxmlformats.org/markup-compatibility/2006" xmlns:aink="http://schemas.microsoft.com/office/drawing/2016/ink" xmlns:am3d="http://schemas.microsoft.com/office/drawing/2017/model3d" xmlns:o="urn:schemas-microsoft-com:office:office" xmlns:oel="http://schemas.microsoft.com/office/2019/extlst" xmlns:r="http://schemas.openxmlformats.org/officeDocument/2006/relationships" xmlns:m="http://schemas.openxmlformats.org/officeDocument/2006/math" xmlns:v="urn:schemas-microsoft-com:vml" xmlns:wp14="http://schemas.microsoft.com/office/word/2010/wordprocessingDrawing" xmlns:wp="http://schemas.openxmlformats.org/drawingml/2006/wordprocessingDrawing" xmlns:w10="urn:schemas-microsoft-com:office:word" xmlns:w="http://schemas.openxmlformats.org/wordprocessingml/2006/main" xmlns:w14="http://schemas.microsoft.com/office/word/2010/wordml" xmlns:w15="http://schemas.microsoft.com/office/word/2012/wordml" xmlns:w16cex="http://schemas.microsoft.com/office/word/2018/wordml/cex" xmlns:w16cid="http://schemas.microsoft.com/office/word/2016/wordml/cid" xmlns:w16="http://schemas.microsoft.com/office/word/2018/wordml" xmlns:w16sdtdh="http://schemas.microsoft.com/office/word/2020/wordml/sdtdatahash" xmlns:w16se="http://schemas.microsoft.com/office/word/2015/wordml/symex" xmlns:wpg="http://schemas.microsoft.com/office/word/2010/wordprocessingGroup" xmlns:wpi="http://schemas.microsoft.com/office/word/2010/wordprocessingInk" xmlns:wne="http://schemas.microsoft.com/office/word/2006/wordml" xmlns:wps="http://schemas.microsoft.com/office/word/2010/wordprocessingShape" mc:Ignorable="w14 w15 w16se w16cid w16 w16cex w16sdtdh wp14">
   <w:footnote w:type="separator" w:id="-1">
     <w:p>
       <w:pPr>
@@ -2962,7 +3829,7 @@
 </file>
 
 <file path=word/header1.xml><?xml version="1.0" encoding="utf-8"?>
-<w:hdr xmlns:wpc="http://schemas.microsoft.com/office/word/2010/wordprocessingCanvas" xmlns:cx="http://schemas.microsoft.com/office/drawing/2014/chartex" xmlns:cx1="http://schemas.microsoft.com/office/drawing/2015/9/8/chartex" xmlns:cx2="http://schemas.microsoft.com/office/drawing/2015/10/21/chartex" xmlns:cx3="http://schemas.microsoft.com/office/drawing/2016/5/9/chartex" xmlns:cx4="http://schemas.microsoft.com/office/drawing/2016/5/10/chartex" xmlns:cx5="http://schemas.microsoft.com/office/drawing/2016/5/11/chartex" xmlns:cx6="http://schemas.microsoft.com/office/drawing/2016/5/12/chartex" xmlns:cx7="http://schemas.microsoft.com/office/drawing/2016/5/13/chartex" xmlns:cx8="http://schemas.microsoft.com/office/drawing/2016/5/14/chartex" xmlns:mc="http://schemas.openxmlformats.org/markup-compatibility/2006" xmlns:aink="http://schemas.microsoft.com/office/drawing/2016/ink" xmlns:am3d="http://schemas.microsoft.com/office/drawing/2017/model3d" xmlns:o="urn:schemas-microsoft-com:office:office" xmlns:oel="http://schemas.microsoft.com/office/2019/extlst" xmlns:r="http://schemas.openxmlformats.org/officeDocument/2006/relationships" xmlns:m="http://schemas.openxmlformats.org/officeDocument/2006/math" xmlns:v="urn:schemas-microsoft-com:vml" xmlns:wp14="http://schemas.microsoft.com/office/word/2010/wordprocessingDrawing" xmlns:wp="http://schemas.openxmlformats.org/drawingml/2006/wordprocessingDrawing" xmlns:w10="urn:schemas-microsoft-com:office:word" xmlns:w="http://schemas.openxmlformats.org/wordprocessingml/2006/main" xmlns:w14="http://schemas.microsoft.com/office/word/2010/wordml" xmlns:w15="http://schemas.microsoft.com/office/word/2012/wordml" xmlns:w16cex="http://schemas.microsoft.com/office/word/2018/wordml/cex" xmlns:w16cid="http://schemas.microsoft.com/office/word/2016/wordml/cid" xmlns:w16="http://schemas.microsoft.com/office/word/2018/wordml" xmlns:w16du="http://schemas.microsoft.com/office/word/2023/wordml/word16du" xmlns:w16sdtdh="http://schemas.microsoft.com/office/word/2020/wordml/sdtdatahash" xmlns:w16se="http://schemas.microsoft.com/office/word/2015/wordml/symex" xmlns:wpg="http://schemas.microsoft.com/office/word/2010/wordprocessingGroup" xmlns:wpi="http://schemas.microsoft.com/office/word/2010/wordprocessingInk" xmlns:wne="http://schemas.microsoft.com/office/word/2006/wordml" xmlns:wps="http://schemas.microsoft.com/office/word/2010/wordprocessingShape" mc:Ignorable="w14 w15 w16se w16cid w16 w16cex w16sdtdh w16du wp14">
+<w:hdr xmlns:wpc="http://schemas.microsoft.com/office/word/2010/wordprocessingCanvas" xmlns:cx="http://schemas.microsoft.com/office/drawing/2014/chartex" xmlns:cx1="http://schemas.microsoft.com/office/drawing/2015/9/8/chartex" xmlns:cx2="http://schemas.microsoft.com/office/drawing/2015/10/21/chartex" xmlns:cx3="http://schemas.microsoft.com/office/drawing/2016/5/9/chartex" xmlns:cx4="http://schemas.microsoft.com/office/drawing/2016/5/10/chartex" xmlns:cx5="http://schemas.microsoft.com/office/drawing/2016/5/11/chartex" xmlns:cx6="http://schemas.microsoft.com/office/drawing/2016/5/12/chartex" xmlns:cx7="http://schemas.microsoft.com/office/drawing/2016/5/13/chartex" xmlns:cx8="http://schemas.microsoft.com/office/drawing/2016/5/14/chartex" xmlns:mc="http://schemas.openxmlformats.org/markup-compatibility/2006" xmlns:aink="http://schemas.microsoft.com/office/drawing/2016/ink" xmlns:am3d="http://schemas.microsoft.com/office/drawing/2017/model3d" xmlns:o="urn:schemas-microsoft-com:office:office" xmlns:oel="http://schemas.microsoft.com/office/2019/extlst" xmlns:r="http://schemas.openxmlformats.org/officeDocument/2006/relationships" xmlns:m="http://schemas.openxmlformats.org/officeDocument/2006/math" xmlns:v="urn:schemas-microsoft-com:vml" xmlns:wp14="http://schemas.microsoft.com/office/word/2010/wordprocessingDrawing" xmlns:wp="http://schemas.openxmlformats.org/drawingml/2006/wordprocessingDrawing" xmlns:w10="urn:schemas-microsoft-com:office:word" xmlns:w="http://schemas.openxmlformats.org/wordprocessingml/2006/main" xmlns:w14="http://schemas.microsoft.com/office/word/2010/wordml" xmlns:w15="http://schemas.microsoft.com/office/word/2012/wordml" xmlns:w16cex="http://schemas.microsoft.com/office/word/2018/wordml/cex" xmlns:w16cid="http://schemas.microsoft.com/office/word/2016/wordml/cid" xmlns:w16="http://schemas.microsoft.com/office/word/2018/wordml" xmlns:w16sdtdh="http://schemas.microsoft.com/office/word/2020/wordml/sdtdatahash" xmlns:w16se="http://schemas.microsoft.com/office/word/2015/wordml/symex" xmlns:wpg="http://schemas.microsoft.com/office/word/2010/wordprocessingGroup" xmlns:wpi="http://schemas.microsoft.com/office/word/2010/wordprocessingInk" xmlns:wne="http://schemas.microsoft.com/office/word/2006/wordml" xmlns:wps="http://schemas.microsoft.com/office/word/2010/wordprocessingShape" mc:Ignorable="w14 w15 w16se w16cid w16 w16cex w16sdtdh wp14">
   <w:p>
     <w:pPr>
       <w:pStyle w:val="Header"/>
@@ -2973,7 +3840,7 @@
 </file>
 
 <file path=word/numbering.xml><?xml version="1.0" encoding="utf-8"?>
-<w:numbering xmlns:wpc="http://schemas.microsoft.com/office/word/2010/wordprocessingCanvas" xmlns:cx="http://schemas.microsoft.com/office/drawing/2014/chartex" xmlns:cx1="http://schemas.microsoft.com/office/drawing/2015/9/8/chartex" xmlns:cx2="http://schemas.microsoft.com/office/drawing/2015/10/21/chartex" xmlns:cx3="http://schemas.microsoft.com/office/drawing/2016/5/9/chartex" xmlns:cx4="http://schemas.microsoft.com/office/drawing/2016/5/10/chartex" xmlns:cx5="http://schemas.microsoft.com/office/drawing/2016/5/11/chartex" xmlns:cx6="http://schemas.microsoft.com/office/drawing/2016/5/12/chartex" xmlns:cx7="http://schemas.microsoft.com/office/drawing/2016/5/13/chartex" xmlns:cx8="http://schemas.microsoft.com/office/drawing/2016/5/14/chartex" xmlns:mc="http://schemas.openxmlformats.org/markup-compatibility/2006" xmlns:aink="http://schemas.microsoft.com/office/drawing/2016/ink" xmlns:am3d="http://schemas.microsoft.com/office/drawing/2017/model3d" xmlns:o="urn:schemas-microsoft-com:office:office" xmlns:oel="http://schemas.microsoft.com/office/2019/extlst" xmlns:r="http://schemas.openxmlformats.org/officeDocument/2006/relationships" xmlns:m="http://schemas.openxmlformats.org/officeDocument/2006/math" xmlns:v="urn:schemas-microsoft-com:vml" xmlns:wp14="http://schemas.microsoft.com/office/word/2010/wordprocessingDrawing" xmlns:wp="http://schemas.openxmlformats.org/drawingml/2006/wordprocessingDrawing" xmlns:w10="urn:schemas-microsoft-com:office:word" xmlns:w="http://schemas.openxmlformats.org/wordprocessingml/2006/main" xmlns:w14="http://schemas.microsoft.com/office/word/2010/wordml" xmlns:w15="http://schemas.microsoft.com/office/word/2012/wordml" xmlns:w16cex="http://schemas.microsoft.com/office/word/2018/wordml/cex" xmlns:w16cid="http://schemas.microsoft.com/office/word/2016/wordml/cid" xmlns:w16="http://schemas.microsoft.com/office/word/2018/wordml" xmlns:w16du="http://schemas.microsoft.com/office/word/2023/wordml/word16du" xmlns:w16sdtdh="http://schemas.microsoft.com/office/word/2020/wordml/sdtdatahash" xmlns:w16se="http://schemas.microsoft.com/office/word/2015/wordml/symex" xmlns:wpg="http://schemas.microsoft.com/office/word/2010/wordprocessingGroup" xmlns:wpi="http://schemas.microsoft.com/office/word/2010/wordprocessingInk" xmlns:wne="http://schemas.microsoft.com/office/word/2006/wordml" xmlns:wps="http://schemas.microsoft.com/office/word/2010/wordprocessingShape" mc:Ignorable="w14 w15 w16se w16cid w16 w16cex w16sdtdh w16du wp14">
+<w:numbering xmlns:wpc="http://schemas.microsoft.com/office/word/2010/wordprocessingCanvas" xmlns:cx="http://schemas.microsoft.com/office/drawing/2014/chartex" xmlns:cx1="http://schemas.microsoft.com/office/drawing/2015/9/8/chartex" xmlns:cx2="http://schemas.microsoft.com/office/drawing/2015/10/21/chartex" xmlns:cx3="http://schemas.microsoft.com/office/drawing/2016/5/9/chartex" xmlns:cx4="http://schemas.microsoft.com/office/drawing/2016/5/10/chartex" xmlns:cx5="http://schemas.microsoft.com/office/drawing/2016/5/11/chartex" xmlns:cx6="http://schemas.microsoft.com/office/drawing/2016/5/12/chartex" xmlns:cx7="http://schemas.microsoft.com/office/drawing/2016/5/13/chartex" xmlns:cx8="http://schemas.microsoft.com/office/drawing/2016/5/14/chartex" xmlns:mc="http://schemas.openxmlformats.org/markup-compatibility/2006" xmlns:aink="http://schemas.microsoft.com/office/drawing/2016/ink" xmlns:am3d="http://schemas.microsoft.com/office/drawing/2017/model3d" xmlns:o="urn:schemas-microsoft-com:office:office" xmlns:oel="http://schemas.microsoft.com/office/2019/extlst" xmlns:r="http://schemas.openxmlformats.org/officeDocument/2006/relationships" xmlns:m="http://schemas.openxmlformats.org/officeDocument/2006/math" xmlns:v="urn:schemas-microsoft-com:vml" xmlns:wp14="http://schemas.microsoft.com/office/word/2010/wordprocessingDrawing" xmlns:wp="http://schemas.openxmlformats.org/drawingml/2006/wordprocessingDrawing" xmlns:w10="urn:schemas-microsoft-com:office:word" xmlns:w="http://schemas.openxmlformats.org/wordprocessingml/2006/main" xmlns:w14="http://schemas.microsoft.com/office/word/2010/wordml" xmlns:w15="http://schemas.microsoft.com/office/word/2012/wordml" xmlns:w16cex="http://schemas.microsoft.com/office/word/2018/wordml/cex" xmlns:w16cid="http://schemas.microsoft.com/office/word/2016/wordml/cid" xmlns:w16="http://schemas.microsoft.com/office/word/2018/wordml" xmlns:w16sdtdh="http://schemas.microsoft.com/office/word/2020/wordml/sdtdatahash" xmlns:w16se="http://schemas.microsoft.com/office/word/2015/wordml/symex" xmlns:wpg="http://schemas.microsoft.com/office/word/2010/wordprocessingGroup" xmlns:wpi="http://schemas.microsoft.com/office/word/2010/wordprocessingInk" xmlns:wne="http://schemas.microsoft.com/office/word/2006/wordml" xmlns:wps="http://schemas.microsoft.com/office/word/2010/wordprocessingShape" mc:Ignorable="w14 w15 w16se w16cid w16 w16cex w16sdtdh wp14">
   <w:abstractNum w:abstractNumId="0" w15:restartNumberingAfterBreak="0">
     <w:nsid w:val="13A00DEC"/>
     <w:multiLevelType w:val="hybridMultilevel"/>
@@ -3418,6 +4285,184 @@
     </w:lvl>
   </w:abstractNum>
   <w:abstractNum w:abstractNumId="5" w15:restartNumberingAfterBreak="0">
+    <w:nsid w:val="52072E4D"/>
+    <w:multiLevelType w:val="hybridMultilevel"/>
+    <w:tmpl w:val="3650F40A"/>
+    <w:lvl w:ilvl="0" w:tplc="0809000F">
+      <w:start w:val="1"/>
+      <w:numFmt w:val="decimal"/>
+      <w:lvlText w:val="%1."/>
+      <w:lvlJc w:val="left"/>
+      <w:pPr>
+        <w:ind w:left="360" w:hanging="360"/>
+      </w:pPr>
+      <w:rPr>
+        <w:rFonts w:hint="default"/>
+      </w:rPr>
+    </w:lvl>
+    <w:lvl w:ilvl="1" w:tplc="08090019" w:tentative="1">
+      <w:start w:val="1"/>
+      <w:numFmt w:val="lowerLetter"/>
+      <w:lvlText w:val="%2."/>
+      <w:lvlJc w:val="left"/>
+      <w:pPr>
+        <w:ind w:left="1080" w:hanging="360"/>
+      </w:pPr>
+    </w:lvl>
+    <w:lvl w:ilvl="2" w:tplc="0809001B" w:tentative="1">
+      <w:start w:val="1"/>
+      <w:numFmt w:val="lowerRoman"/>
+      <w:lvlText w:val="%3."/>
+      <w:lvlJc w:val="right"/>
+      <w:pPr>
+        <w:ind w:left="1800" w:hanging="180"/>
+      </w:pPr>
+    </w:lvl>
+    <w:lvl w:ilvl="3" w:tplc="0809000F" w:tentative="1">
+      <w:start w:val="1"/>
+      <w:numFmt w:val="decimal"/>
+      <w:lvlText w:val="%4."/>
+      <w:lvlJc w:val="left"/>
+      <w:pPr>
+        <w:ind w:left="2520" w:hanging="360"/>
+      </w:pPr>
+    </w:lvl>
+    <w:lvl w:ilvl="4" w:tplc="08090019" w:tentative="1">
+      <w:start w:val="1"/>
+      <w:numFmt w:val="lowerLetter"/>
+      <w:lvlText w:val="%5."/>
+      <w:lvlJc w:val="left"/>
+      <w:pPr>
+        <w:ind w:left="3240" w:hanging="360"/>
+      </w:pPr>
+    </w:lvl>
+    <w:lvl w:ilvl="5" w:tplc="0809001B" w:tentative="1">
+      <w:start w:val="1"/>
+      <w:numFmt w:val="lowerRoman"/>
+      <w:lvlText w:val="%6."/>
+      <w:lvlJc w:val="right"/>
+      <w:pPr>
+        <w:ind w:left="3960" w:hanging="180"/>
+      </w:pPr>
+    </w:lvl>
+    <w:lvl w:ilvl="6" w:tplc="0809000F" w:tentative="1">
+      <w:start w:val="1"/>
+      <w:numFmt w:val="decimal"/>
+      <w:lvlText w:val="%7."/>
+      <w:lvlJc w:val="left"/>
+      <w:pPr>
+        <w:ind w:left="4680" w:hanging="360"/>
+      </w:pPr>
+    </w:lvl>
+    <w:lvl w:ilvl="7" w:tplc="08090019" w:tentative="1">
+      <w:start w:val="1"/>
+      <w:numFmt w:val="lowerLetter"/>
+      <w:lvlText w:val="%8."/>
+      <w:lvlJc w:val="left"/>
+      <w:pPr>
+        <w:ind w:left="5400" w:hanging="360"/>
+      </w:pPr>
+    </w:lvl>
+    <w:lvl w:ilvl="8" w:tplc="0809001B" w:tentative="1">
+      <w:start w:val="1"/>
+      <w:numFmt w:val="lowerRoman"/>
+      <w:lvlText w:val="%9."/>
+      <w:lvlJc w:val="right"/>
+      <w:pPr>
+        <w:ind w:left="6120" w:hanging="180"/>
+      </w:pPr>
+    </w:lvl>
+  </w:abstractNum>
+  <w:abstractNum w:abstractNumId="6" w15:restartNumberingAfterBreak="0">
+    <w:nsid w:val="57F22BA2"/>
+    <w:multiLevelType w:val="hybridMultilevel"/>
+    <w:tmpl w:val="9D30CB34"/>
+    <w:lvl w:ilvl="0" w:tplc="0809000F">
+      <w:start w:val="1"/>
+      <w:numFmt w:val="decimal"/>
+      <w:lvlText w:val="%1."/>
+      <w:lvlJc w:val="left"/>
+      <w:pPr>
+        <w:ind w:left="360" w:hanging="360"/>
+      </w:pPr>
+      <w:rPr>
+        <w:rFonts w:hint="default"/>
+      </w:rPr>
+    </w:lvl>
+    <w:lvl w:ilvl="1" w:tplc="08090019" w:tentative="1">
+      <w:start w:val="1"/>
+      <w:numFmt w:val="lowerLetter"/>
+      <w:lvlText w:val="%2."/>
+      <w:lvlJc w:val="left"/>
+      <w:pPr>
+        <w:ind w:left="1080" w:hanging="360"/>
+      </w:pPr>
+    </w:lvl>
+    <w:lvl w:ilvl="2" w:tplc="0809001B" w:tentative="1">
+      <w:start w:val="1"/>
+      <w:numFmt w:val="lowerRoman"/>
+      <w:lvlText w:val="%3."/>
+      <w:lvlJc w:val="right"/>
+      <w:pPr>
+        <w:ind w:left="1800" w:hanging="180"/>
+      </w:pPr>
+    </w:lvl>
+    <w:lvl w:ilvl="3" w:tplc="0809000F" w:tentative="1">
+      <w:start w:val="1"/>
+      <w:numFmt w:val="decimal"/>
+      <w:lvlText w:val="%4."/>
+      <w:lvlJc w:val="left"/>
+      <w:pPr>
+        <w:ind w:left="2520" w:hanging="360"/>
+      </w:pPr>
+    </w:lvl>
+    <w:lvl w:ilvl="4" w:tplc="08090019" w:tentative="1">
+      <w:start w:val="1"/>
+      <w:numFmt w:val="lowerLetter"/>
+      <w:lvlText w:val="%5."/>
+      <w:lvlJc w:val="left"/>
+      <w:pPr>
+        <w:ind w:left="3240" w:hanging="360"/>
+      </w:pPr>
+    </w:lvl>
+    <w:lvl w:ilvl="5" w:tplc="0809001B" w:tentative="1">
+      <w:start w:val="1"/>
+      <w:numFmt w:val="lowerRoman"/>
+      <w:lvlText w:val="%6."/>
+      <w:lvlJc w:val="right"/>
+      <w:pPr>
+        <w:ind w:left="3960" w:hanging="180"/>
+      </w:pPr>
+    </w:lvl>
+    <w:lvl w:ilvl="6" w:tplc="0809000F" w:tentative="1">
+      <w:start w:val="1"/>
+      <w:numFmt w:val="decimal"/>
+      <w:lvlText w:val="%7."/>
+      <w:lvlJc w:val="left"/>
+      <w:pPr>
+        <w:ind w:left="4680" w:hanging="360"/>
+      </w:pPr>
+    </w:lvl>
+    <w:lvl w:ilvl="7" w:tplc="08090019" w:tentative="1">
+      <w:start w:val="1"/>
+      <w:numFmt w:val="lowerLetter"/>
+      <w:lvlText w:val="%8."/>
+      <w:lvlJc w:val="left"/>
+      <w:pPr>
+        <w:ind w:left="5400" w:hanging="360"/>
+      </w:pPr>
+    </w:lvl>
+    <w:lvl w:ilvl="8" w:tplc="0809001B" w:tentative="1">
+      <w:start w:val="1"/>
+      <w:numFmt w:val="lowerRoman"/>
+      <w:lvlText w:val="%9."/>
+      <w:lvlJc w:val="right"/>
+      <w:pPr>
+        <w:ind w:left="6120" w:hanging="180"/>
+      </w:pPr>
+    </w:lvl>
+  </w:abstractNum>
+  <w:abstractNum w:abstractNumId="7" w15:restartNumberingAfterBreak="0">
     <w:nsid w:val="5DCB0E13"/>
     <w:multiLevelType w:val="hybridMultilevel"/>
     <w:tmpl w:val="E67232B2"/>
@@ -3506,7 +4551,7 @@
       </w:pPr>
     </w:lvl>
   </w:abstractNum>
-  <w:abstractNum w:abstractNumId="6" w15:restartNumberingAfterBreak="0">
+  <w:abstractNum w:abstractNumId="8" w15:restartNumberingAfterBreak="0">
     <w:nsid w:val="6AEC2CF5"/>
     <w:multiLevelType w:val="hybridMultilevel"/>
     <w:tmpl w:val="0B228604"/>
@@ -3595,7 +4640,7 @@
       </w:pPr>
     </w:lvl>
   </w:abstractNum>
-  <w:abstractNum w:abstractNumId="7" w15:restartNumberingAfterBreak="0">
+  <w:abstractNum w:abstractNumId="9" w15:restartNumberingAfterBreak="0">
     <w:nsid w:val="7A6B20C4"/>
     <w:multiLevelType w:val="multilevel"/>
     <w:tmpl w:val="0809001F"/>
@@ -3691,13 +4736,13 @@
     <w:abstractNumId w:val="2"/>
   </w:num>
   <w:num w:numId="3" w16cid:durableId="1853883872">
+    <w:abstractNumId w:val="9"/>
+  </w:num>
+  <w:num w:numId="4" w16cid:durableId="72436723">
     <w:abstractNumId w:val="7"/>
   </w:num>
-  <w:num w:numId="4" w16cid:durableId="72436723">
-    <w:abstractNumId w:val="5"/>
-  </w:num>
   <w:num w:numId="5" w16cid:durableId="1446073396">
-    <w:abstractNumId w:val="6"/>
+    <w:abstractNumId w:val="8"/>
   </w:num>
   <w:num w:numId="6" w16cid:durableId="741027022">
     <w:abstractNumId w:val="3"/>
@@ -3708,12 +4753,18 @@
   <w:num w:numId="8" w16cid:durableId="841165407">
     <w:abstractNumId w:val="1"/>
   </w:num>
+  <w:num w:numId="9" w16cid:durableId="428501239">
+    <w:abstractNumId w:val="5"/>
+  </w:num>
+  <w:num w:numId="10" w16cid:durableId="318123372">
+    <w:abstractNumId w:val="6"/>
+  </w:num>
   <w:numIdMacAtCleanup w:val="5"/>
 </w:numbering>
 </file>
 
 <file path=word/styles.xml><?xml version="1.0" encoding="utf-8"?>
-<w:styles xmlns:mc="http://schemas.openxmlformats.org/markup-compatibility/2006" xmlns:r="http://schemas.openxmlformats.org/officeDocument/2006/relationships" xmlns:w="http://schemas.openxmlformats.org/wordprocessingml/2006/main" xmlns:w14="http://schemas.microsoft.com/office/word/2010/wordml" xmlns:w15="http://schemas.microsoft.com/office/word/2012/wordml" xmlns:w16cex="http://schemas.microsoft.com/office/word/2018/wordml/cex" xmlns:w16cid="http://schemas.microsoft.com/office/word/2016/wordml/cid" xmlns:w16="http://schemas.microsoft.com/office/word/2018/wordml" xmlns:w16du="http://schemas.microsoft.com/office/word/2023/wordml/word16du" xmlns:w16sdtdh="http://schemas.microsoft.com/office/word/2020/wordml/sdtdatahash" xmlns:w16se="http://schemas.microsoft.com/office/word/2015/wordml/symex" mc:Ignorable="w14 w15 w16se w16cid w16 w16cex w16sdtdh w16du">
+<w:styles xmlns:mc="http://schemas.openxmlformats.org/markup-compatibility/2006" xmlns:r="http://schemas.openxmlformats.org/officeDocument/2006/relationships" xmlns:w="http://schemas.openxmlformats.org/wordprocessingml/2006/main" xmlns:w14="http://schemas.microsoft.com/office/word/2010/wordml" xmlns:w15="http://schemas.microsoft.com/office/word/2012/wordml" xmlns:w16cex="http://schemas.microsoft.com/office/word/2018/wordml/cex" xmlns:w16cid="http://schemas.microsoft.com/office/word/2016/wordml/cid" xmlns:w16="http://schemas.microsoft.com/office/word/2018/wordml" xmlns:w16sdtdh="http://schemas.microsoft.com/office/word/2020/wordml/sdtdatahash" xmlns:w16se="http://schemas.microsoft.com/office/word/2015/wordml/symex" mc:Ignorable="w14 w15 w16se w16cid w16 w16cex w16sdtdh">
   <w:docDefaults>
     <w:rPrDefault>
       <w:rPr>
